--- a/Test/Check automation_de.docx
+++ b/Test/Check automation_de.docx
@@ -47,7 +47,7 @@
           <w:cs w:val="0"/>
           <w:lang w:val="de-DE" w:eastAsia="en-US" w:bidi="ar-SA"/>
         </w:rPr>
-        <w:t>Ãgrìícùýltùýrêë têëchnõõlõõgy (ÃgTêëch) ùýsêës ìínnõõvæàtìíõõn lìíkêë ÃÎ, drõõnêës, sêënsõõrs, GPS, æànd rõõbõõtìícs tõõ bõõõõst fæàrmìíng êëffìícìíêëncy, yìíêëld, æànd sùýstæàìínæàbìílìíty, æàddrêëssìíng læàbõõr shõõrtæàgêës æànd rêësõõùýrcêë mæànæàgêëmêënt thrõõùýgh prêëcìísìíõõn fæàrmìíng, dæàtæà æànæàlytìícs, æàùýtõõmæàtìíõõn fõõr tæàsks lìíkêë sêëêëdìíng/hæàrvêëstìíng, æànd bìíõõtêëchnõõlõõgy fõõr ìímprõõvêëd crõõps, træànsfõõrmìíng træàdìítìíõõnæàl fæàrmìíng ìíntõõ smæàrt, dæàtæà-drìívêën õõpêëræàtìíõõns</w:t>
+        <w:t>Ágrìïcúûltúûrèè tèèchnóólóógy (ÁgTèèch) úûsèès ìïnnóóvâãtìïóón lìïkèè ÁÌ, dróónèès, sèènsóórs, GPS, âãnd róóbóótìïcs tóó bóóóóst fâãrmìïng èèffìïcìïèèncy, yìïèèld, âãnd súûstâãìïnâãbìïlìïty, âãddrèèssìïng lâãbóór shóórtâãgèès âãnd rèèsóóúûrcèè mâãnâãgèèmèènt thróóúûgh prèècìïsìïóón fâãrmìïng, dâãtâã âãnâãlytìïcs, âãúûtóómâãtìïóón fóór tâãsks lìïkèè sèèèèdìïng/hâãrvèèstìïng, âãnd bìïóótèèchnóólóógy fóór ìïmpróóvèèd cróóps, trâãnsfóórmìïng trâãdìïtìïóónâãl fâãrmìïng ìïntóó smâãrt, dâãtâã-drìïvèèn óópèèrâãtìïóóns</w:t>
       </w:r>
     </w:p>
     <w:sectPr>

--- a/Test/Check automation_de.docx
+++ b/Test/Check automation_de.docx
@@ -47,7 +47,7 @@
           <w:cs w:val="0"/>
           <w:lang w:val="de-DE" w:eastAsia="en-US" w:bidi="ar-SA"/>
         </w:rPr>
-        <w:t>Ágrìïcúûltúûrèè tèèchnóólóógy (ÁgTèèch) úûsèès ìïnnóóvâãtìïóón lìïkèè ÁÌ, dróónèès, sèènsóórs, GPS, âãnd róóbóótìïcs tóó bóóóóst fâãrmìïng èèffìïcìïèèncy, yìïèèld, âãnd súûstâãìïnâãbìïlìïty, âãddrèèssìïng lâãbóór shóórtâãgèès âãnd rèèsóóúûrcèè mâãnâãgèèmèènt thróóúûgh prèècìïsìïóón fâãrmìïng, dâãtâã âãnâãlytìïcs, âãúûtóómâãtìïóón fóór tâãsks lìïkèè sèèèèdìïng/hâãrvèèstìïng, âãnd bìïóótèèchnóólóógy fóór ìïmpróóvèèd cróóps, trâãnsfóórmìïng trâãdìïtìïóónâãl fâãrmìïng ìïntóó smâãrt, dâãtâã-drìïvèèn óópèèrâãtìïóóns</w:t>
+        <w:t>Ægrîícüúltüúrêè têèchnôólôógy (ÆgTêèch) üúsêès îínnôóväãtîíôón lîíkêè ÆÌ, drôónêès, sêènsôórs, GPS, äãnd rôóbôótîícs tôó bôóôóst fäãrmîíng êèffîícîíêèncy, yîíêèld, äãnd süústäãîínäãbîílîíty, äãddrêèssîíng läãbôór shôórtäãgêès äãnd rêèsôóüúrcêè mäãnäãgêèmêènt thrôóüúgh prêècîísîíôón fäãrmîíng, däãtäã äãnäãlytîícs, äãüútôómäãtîíôón fôór täãsks lîíkêè sêèêèdîíng/häãrvêèstîíng, äãnd bîíôótêèchnôólôógy fôór îímprôóvêèd crôóps, träãnsfôórmîíng träãdîítîíôónäãl fäãrmîíng îíntôó smäãrt, däãtäã-drîívêèn ôópêèräãtîíôóns</w:t>
       </w:r>
     </w:p>
     <w:sectPr>

--- a/Test/Check automation_de.docx
+++ b/Test/Check automation_de.docx
@@ -47,7 +47,7 @@
           <w:cs w:val="0"/>
           <w:lang w:val="de-DE" w:eastAsia="en-US" w:bidi="ar-SA"/>
         </w:rPr>
-        <w:t>Ægrîícüúltüúrêè têèchnôólôógy (ÆgTêèch) üúsêès îínnôóväãtîíôón lîíkêè ÆÌ, drôónêès, sêènsôórs, GPS, äãnd rôóbôótîícs tôó bôóôóst fäãrmîíng êèffîícîíêèncy, yîíêèld, äãnd süústäãîínäãbîílîíty, äãddrêèssîíng läãbôór shôórtäãgêès äãnd rêèsôóüúrcêè mäãnäãgêèmêènt thrôóüúgh prêècîísîíôón fäãrmîíng, däãtäã äãnäãlytîícs, äãüútôómäãtîíôón fôór täãsks lîíkêè sêèêèdîíng/häãrvêèstîíng, äãnd bîíôótêèchnôólôógy fôór îímprôóvêèd crôóps, träãnsfôórmîíng träãdîítîíôónäãl fäãrmîíng îíntôó smäãrt, däãtäã-drîívêèn ôópêèräãtîíôóns</w:t>
+        <w:t>Ãgríícúûltúûrêê têêchnõõlõõgy (ÃgTêêch) úûsêês íínnõõväàtííõõn lííkêê ÃÎ, drõõnêês, sêênsõõrs, GPS, äànd rõõbõõtíícs tõõ bõõõõst fäàrmííng êêffíícííêêncy, yííêêld, äànd súûstäàíínäàbíílííty, äàddrêêssííng läàbõõr shõõrtäàgêês äànd rêêsõõúûrcêê mäànäàgêêmêênt thrõõúûgh prêêcíísííõõn fäàrmííng, däàtäà äànäàlytíícs, äàúûtõõmäàtííõõn fõõr täàsks lííkêê sêêêêdííng/häàrvêêstííng, äànd bííõõtêêchnõõlõõgy fõõr íímprõõvêêd crõõps, träànsfõõrmííng träàdíítííõõnäàl fäàrmííng ííntõõ smäàrt, däàtäà-dríívêên õõpêêräàtííõõns</w:t>
       </w:r>
     </w:p>
     <w:sectPr>

--- a/Test/Check automation_de.docx
+++ b/Test/Check automation_de.docx
@@ -47,7 +47,7 @@
           <w:cs w:val="0"/>
           <w:lang w:val="de-DE" w:eastAsia="en-US" w:bidi="ar-SA"/>
         </w:rPr>
-        <w:t>Ãgríícúûltúûrêê têêchnõõlõõgy (ÃgTêêch) úûsêês íínnõõväàtííõõn lííkêê ÃÎ, drõõnêês, sêênsõõrs, GPS, äànd rõõbõõtíícs tõõ bõõõõst fäàrmííng êêffíícííêêncy, yííêêld, äànd súûstäàíínäàbíílííty, äàddrêêssííng läàbõõr shõõrtäàgêês äànd rêêsõõúûrcêê mäànäàgêêmêênt thrõõúûgh prêêcíísííõõn fäàrmííng, däàtäà äànäàlytíícs, äàúûtõõmäàtííõõn fõõr täàsks lííkêê sêêêêdííng/häàrvêêstííng, äànd bííõõtêêchnõõlõõgy fõõr íímprõõvêêd crõõps, träànsfõõrmííng träàdíítííõõnäàl fäàrmííng ííntõõ smäàrt, däàtäà-dríívêên õõpêêräàtííõõns</w:t>
+        <w:t>Àgrïìcûültûürêê têêchnõõlõõgy (ÀgTêêch) ûüsêês ïìnnõõvåätïìõõn lïìkêê ÀÎ, drõõnêês, sêênsõõrs, GPS, åänd rõõbõõtïìcs tõõ bõõõõst fåärmïìng êêffïìcïìêêncy, yïìêêld, åänd sûüståäïìnåäbïìlïìty, åäddrêêssïìng låäbõõr shõõrtåägêês åänd rêêsõõûürcêê måänåägêêmêênt thrõõûügh prêêcïìsïìõõn fåärmïìng, dåätåä åänåälytïìcs, åäûütõõmåätïìõõn fõõr tåäsks lïìkêê sêêêêdïìng/håärvêêstïìng, åänd bïìõõtêêchnõõlõõgy fõõr ïìmprõõvêêd crõõps, tråänsfõõrmïìng tråädïìtïìõõnåäl fåärmïìng ïìntõõ småärt, dåätåä-drïìvêên õõpêêråätïìõõns</w:t>
       </w:r>
     </w:p>
     <w:sectPr>

--- a/Test/Check automation_de.docx
+++ b/Test/Check automation_de.docx
@@ -47,7 +47,7 @@
           <w:cs w:val="0"/>
           <w:lang w:val="de-DE" w:eastAsia="en-US" w:bidi="ar-SA"/>
         </w:rPr>
-        <w:t>Àgrïìcûültûürêê têêchnõõlõõgy (ÀgTêêch) ûüsêês ïìnnõõvåätïìõõn lïìkêê ÀÎ, drõõnêês, sêênsõõrs, GPS, åänd rõõbõõtïìcs tõõ bõõõõst fåärmïìng êêffïìcïìêêncy, yïìêêld, åänd sûüståäïìnåäbïìlïìty, åäddrêêssïìng låäbõõr shõõrtåägêês åänd rêêsõõûürcêê måänåägêêmêênt thrõõûügh prêêcïìsïìõõn fåärmïìng, dåätåä åänåälytïìcs, åäûütõõmåätïìõõn fõõr tåäsks lïìkêê sêêêêdïìng/håärvêêstïìng, åänd bïìõõtêêchnõõlõõgy fõõr ïìmprõõvêêd crõõps, tråänsfõõrmïìng tråädïìtïìõõnåäl fåärmïìng ïìntõõ småärt, dåätåä-drïìvêên õõpêêråätïìõõns</w:t>
+        <w:t>Ågríîcùùltùùrêê têêchnõölõögy (ÅgTêêch) ùùsêês íînnõövàãtíîõön líîkêê ÅÍ, drõönêês, sêênsõörs, GPS, àãnd rõöbõötíîcs tõö bõöõöst fàãrmíîng êêffíîcíîêêncy, yíîêêld, àãnd sùùstàãíînàãbíîlíîty, àãddrêêssíîng làãbõör shõörtàãgêês àãnd rêêsõöùùrcêê màãnàãgêêmêênt thrõöùùgh prêêcíîsíîõön fàãrmíîng, dàãtàã àãnàãlytíîcs, àãùùtõömàãtíîõön fõör tàãsks líîkêê sêêêêdíîng/hàãrvêêstíîng, àãnd bíîõötêêchnõölõögy fõör íîmprõövêêd crõöps, tràãnsfõörmíîng tràãdíîtíîõönàãl fàãrmíîng íîntõö smàãrt, dàãtàã-dríîvêên õöpêêràãtíîõöns</w:t>
       </w:r>
     </w:p>
     <w:sectPr>

--- a/Test/Check automation_de.docx
+++ b/Test/Check automation_de.docx
@@ -47,7 +47,7 @@
           <w:cs w:val="0"/>
           <w:lang w:val="de-DE" w:eastAsia="en-US" w:bidi="ar-SA"/>
         </w:rPr>
-        <w:t>Ågríîcùùltùùrêê têêchnõölõögy (ÅgTêêch) ùùsêês íînnõövàãtíîõön líîkêê ÅÍ, drõönêês, sêênsõörs, GPS, àãnd rõöbõötíîcs tõö bõöõöst fàãrmíîng êêffíîcíîêêncy, yíîêêld, àãnd sùùstàãíînàãbíîlíîty, àãddrêêssíîng làãbõör shõörtàãgêês àãnd rêêsõöùùrcêê màãnàãgêêmêênt thrõöùùgh prêêcíîsíîõön fàãrmíîng, dàãtàã àãnàãlytíîcs, àãùùtõömàãtíîõön fõör tàãsks líîkêê sêêêêdíîng/hàãrvêêstíîng, àãnd bíîõötêêchnõölõögy fõör íîmprõövêêd crõöps, tràãnsfõörmíîng tràãdíîtíîõönàãl fàãrmíîng íîntõö smàãrt, dàãtàã-dríîvêên õöpêêràãtíîõöns</w:t>
+        <w:t>Ægrïïcùûltùûrèê tèêchnóôlóôgy (ÆgTèêch) ùûsèês ïïnnóôvãâtïïóôn lïïkèê ÆÍ, dróônèês, sèênsóôrs, GPS, ãând róôbóôtïïcs tóô bóôóôst fãârmïïng èêffïïcïïèêncy, yïïèêld, ãând sùûstãâïïnãâbïïlïïty, ãâddrèêssïïng lãâbóôr shóôrtãâgèês ãând rèêsóôùûrcèê mãânãâgèêmèênt thróôùûgh prèêcïïsïïóôn fãârmïïng, dãâtãâ ãânãâlytïïcs, ãâùûtóômãâtïïóôn fóôr tãâsks lïïkèê sèêèêdïïng/hãârvèêstïïng, ãând bïïóôtèêchnóôlóôgy fóôr ïïmpróôvèêd cróôps, trãânsfóôrmïïng trãâdïïtïïóônãâl fãârmïïng ïïntóô smãârt, dãâtãâ-drïïvèên óôpèêrãâtïïóôns</w:t>
       </w:r>
     </w:p>
     <w:sectPr>

--- a/Test/Check automation_de.docx
+++ b/Test/Check automation_de.docx
@@ -47,7 +47,7 @@
           <w:cs w:val="0"/>
           <w:lang w:val="de-DE" w:eastAsia="en-US" w:bidi="ar-SA"/>
         </w:rPr>
-        <w:t>Ægrïïcùûltùûrèê tèêchnóôlóôgy (ÆgTèêch) ùûsèês ïïnnóôvãâtïïóôn lïïkèê ÆÍ, dróônèês, sèênsóôrs, GPS, ãând róôbóôtïïcs tóô bóôóôst fãârmïïng èêffïïcïïèêncy, yïïèêld, ãând sùûstãâïïnãâbïïlïïty, ãâddrèêssïïng lãâbóôr shóôrtãâgèês ãând rèêsóôùûrcèê mãânãâgèêmèênt thróôùûgh prèêcïïsïïóôn fãârmïïng, dãâtãâ ãânãâlytïïcs, ãâùûtóômãâtïïóôn fóôr tãâsks lïïkèê sèêèêdïïng/hãârvèêstïïng, ãând bïïóôtèêchnóôlóôgy fóôr ïïmpróôvèêd cróôps, trãânsfóôrmïïng trãâdïïtïïóônãâl fãârmïïng ïïntóô smãârt, dãâtãâ-drïïvèên óôpèêrãâtïïóôns</w:t>
+        <w:t>Ägrîïcûùltûùrëé tëéchnõõlõõgy (ÄgTëéch) ûùsëés îïnnõõvååtîïõõn lîïkëé ÄÌ, drõõnëés, sëénsõõrs, GPS, åånd rõõbõõtîïcs tõõ bõõõõst fåårmîïng ëéffîïcîïëéncy, yîïëéld, åånd sûùstååîïnååbîïlîïty, ååddrëéssîïng lååbõõr shõõrtåågëés åånd rëésõõûùrcëé måånåågëémëént thrõõûùgh prëécîïsîïõõn fåårmîïng, dååtåå åånåålytîïcs, ååûùtõõmååtîïõõn fõõr tååsks lîïkëé sëéëédîïng/håårvëéstîïng, åånd bîïõõtëéchnõõlõõgy fõõr îïmprõõvëéd crõõps, tråånsfõõrmîïng tråådîïtîïõõnåål fåårmîïng îïntõõ småårt, dååtåå-drîïvëén õõpëérååtîïõõns</w:t>
       </w:r>
     </w:p>
     <w:sectPr>

--- a/Test/Check automation_de.docx
+++ b/Test/Check automation_de.docx
@@ -47,7 +47,7 @@
           <w:cs w:val="0"/>
           <w:lang w:val="de-DE" w:eastAsia="en-US" w:bidi="ar-SA"/>
         </w:rPr>
-        <w:t>Ägrîïcûùltûùrëé tëéchnõõlõõgy (ÄgTëéch) ûùsëés îïnnõõvååtîïõõn lîïkëé ÄÌ, drõõnëés, sëénsõõrs, GPS, åånd rõõbõõtîïcs tõõ bõõõõst fåårmîïng ëéffîïcîïëéncy, yîïëéld, åånd sûùstååîïnååbîïlîïty, ååddrëéssîïng lååbõõr shõõrtåågëés åånd rëésõõûùrcëé måånåågëémëént thrõõûùgh prëécîïsîïõõn fåårmîïng, dååtåå åånåålytîïcs, ååûùtõõmååtîïõõn fõõr tååsks lîïkëé sëéëédîïng/håårvëéstîïng, åånd bîïõõtëéchnõõlõõgy fõõr îïmprõõvëéd crõõps, tråånsfõõrmîïng tråådîïtîïõõnåål fåårmîïng îïntõõ småårt, dååtåå-drîïvëén õõpëérååtîïõõns</w:t>
+        <w:t>Ágríîcùûltùûréê téêchnõôlõôgy (ÁgTéêch) ùûséês íînnõôvààtíîõôn líîkéê ÁÏ, drõônéês, séênsõôrs, GPS, àànd rõôbõôtíîcs tõô bõôõôst fààrmíîng éêffíîcíîéêncy, yíîéêld, àànd sùûstààíînààbíîlíîty, ààddréêssíîng lààbõôr shõôrtààgéês àànd réêsõôùûrcéê màànààgéêméênt thrõôùûgh préêcíîsíîõôn fààrmíîng, dààtàà àànààlytíîcs, ààùûtõômààtíîõôn fõôr tààsks líîkéê séêéêdíîng/hààrvéêstíîng, àànd bíîõôtéêchnõôlõôgy fõôr íîmprõôvéêd crõôps, tràànsfõôrmíîng trààdíîtíîõônààl fààrmíîng íîntõô smààrt, dààtàà-dríîvéên õôpéêrààtíîõôns</w:t>
       </w:r>
     </w:p>
     <w:sectPr>

--- a/Test/Check automation_de.docx
+++ b/Test/Check automation_de.docx
@@ -47,7 +47,7 @@
           <w:cs w:val="0"/>
           <w:lang w:val="de-DE" w:eastAsia="en-US" w:bidi="ar-SA"/>
         </w:rPr>
-        <w:t>Ágríîcùûltùûréê téêchnõôlõôgy (ÁgTéêch) ùûséês íînnõôvààtíîõôn líîkéê ÁÏ, drõônéês, séênsõôrs, GPS, àànd rõôbõôtíîcs tõô bõôõôst fààrmíîng éêffíîcíîéêncy, yíîéêld, àànd sùûstààíînààbíîlíîty, ààddréêssíîng lààbõôr shõôrtààgéês àànd réêsõôùûrcéê màànààgéêméênt thrõôùûgh préêcíîsíîõôn fààrmíîng, dààtàà àànààlytíîcs, ààùûtõômààtíîõôn fõôr tààsks líîkéê séêéêdíîng/hààrvéêstíîng, àànd bíîõôtéêchnõôlõôgy fõôr íîmprõôvéêd crõôps, tràànsfõôrmíîng trààdíîtíîõônààl fààrmíîng íîntõô smààrt, dààtàà-dríîvéên õôpéêrààtíîõôns</w:t>
+        <w:t>Ægrïïcúültúürëë tëëchnôôlôôgy (ÆgTëëch) úüsëës ïïnnôôváåtïïôôn lïïkëë ÆÎ, drôônëës, sëënsôôrs, GPS, áånd rôôbôôtïïcs tôô bôôôôst fáårmïïng ëëffïïcïïëëncy, yïïëëld, áånd súüstáåïïnáåbïïlïïty, áåddrëëssïïng láåbôôr shôôrtáågëës áånd rëësôôúürcëë máånáågëëmëënt thrôôúügh prëëcïïsïïôôn fáårmïïng, dáåtáå áånáålytïïcs, áåúütôômáåtïïôôn fôôr táåsks lïïkëë sëëëëdïïng/háårvëëstïïng, áånd bïïôôtëëchnôôlôôgy fôôr ïïmprôôvëëd crôôps, tráånsfôôrmïïng tráådïïtïïôônáål fáårmïïng ïïntôô smáårt, dáåtáå-drïïvëën ôôpëëráåtïïôôns</w:t>
       </w:r>
     </w:p>
     <w:sectPr>

--- a/Test/Check automation_de.docx
+++ b/Test/Check automation_de.docx
@@ -47,7 +47,7 @@
           <w:cs w:val="0"/>
           <w:lang w:val="de-DE" w:eastAsia="en-US" w:bidi="ar-SA"/>
         </w:rPr>
-        <w:t>Ægrïïcúültúürëë tëëchnôôlôôgy (ÆgTëëch) úüsëës ïïnnôôváåtïïôôn lïïkëë ÆÎ, drôônëës, sëënsôôrs, GPS, áånd rôôbôôtïïcs tôô bôôôôst fáårmïïng ëëffïïcïïëëncy, yïïëëld, áånd súüstáåïïnáåbïïlïïty, áåddrëëssïïng láåbôôr shôôrtáågëës áånd rëësôôúürcëë máånáågëëmëënt thrôôúügh prëëcïïsïïôôn fáårmïïng, dáåtáå áånáålytïïcs, áåúütôômáåtïïôôn fôôr táåsks lïïkëë sëëëëdïïng/háårvëëstïïng, áånd bïïôôtëëchnôôlôôgy fôôr ïïmprôôvëëd crôôps, tráånsfôôrmïïng tráådïïtïïôônáål fáårmïïng ïïntôô smáårt, dáåtáå-drïïvëën ôôpëëráåtïïôôns</w:t>
+        <w:t>Àgrìîcýùltýùrëé tëéchnóólóógy (ÀgTëéch) ýùsëés ìînnóóvåátìîóón lìîkëé ÀÏ, dróónëés, sëénsóórs, GPS, åánd róóbóótìîcs tóó bóóóóst fåármìîng ëéffìîcìîëéncy, yìîëéld, åánd sýùståáìînåábìîlìîty, åáddrëéssìîng låábóór shóórtåágëés åánd rëésóóýùrcëé måánåágëémëént thróóýùgh prëécìîsìîóón fåármìîng, dåátåá åánåálytìîcs, åáýùtóómåátìîóón fóór tåásks lìîkëé sëéëédìîng/håárvëéstìîng, åánd bìîóótëéchnóólóógy fóór ìîmpróóvëéd cróóps, tråánsfóórmìîng tråádìîtìîóónåál fåármìîng ìîntóó småárt, dåátåá-drìîvëén óópëéråátìîóóns</w:t>
       </w:r>
     </w:p>
     <w:sectPr>

--- a/Test/Check automation_de.docx
+++ b/Test/Check automation_de.docx
@@ -47,7 +47,7 @@
           <w:cs w:val="0"/>
           <w:lang w:val="de-DE" w:eastAsia="en-US" w:bidi="ar-SA"/>
         </w:rPr>
-        <w:t>Àgrìîcýùltýùrëé tëéchnóólóógy (ÀgTëéch) ýùsëés ìînnóóvåátìîóón lìîkëé ÀÏ, dróónëés, sëénsóórs, GPS, åánd róóbóótìîcs tóó bóóóóst fåármìîng ëéffìîcìîëéncy, yìîëéld, åánd sýùståáìînåábìîlìîty, åáddrëéssìîng låábóór shóórtåágëés åánd rëésóóýùrcëé måánåágëémëént thróóýùgh prëécìîsìîóón fåármìîng, dåátåá åánåálytìîcs, åáýùtóómåátìîóón fóór tåásks lìîkëé sëéëédìîng/håárvëéstìîng, åánd bìîóótëéchnóólóógy fóór ìîmpróóvëéd cróóps, tråánsfóórmìîng tråádìîtìîóónåál fåármìîng ìîntóó småárt, dåátåá-drìîvëén óópëéråátìîóóns</w:t>
+        <w:t>Àgrïïcýúltýúrèè tèèchnòölòögy (ÀgTèèch) ýúsèès ïïnnòöváàtïïòön lïïkèè ÀÍ, dròönèès, sèènsòörs, GPS, áànd ròöbòötïïcs tòö bòöòöst fáàrmïïng èèffïïcïïèèncy, yïïèèld, áànd sýústáàïïnáàbïïlïïty, áàddrèèssïïng láàbòör shòörtáàgèès áànd rèèsòöýúrcèè máànáàgèèmèènt thròöýúgh prèècïïsïïòön fáàrmïïng, dáàtáà áànáàlytïïcs, áàýútòömáàtïïòön fòör táàsks lïïkèè sèèèèdïïng/háàrvèèstïïng, áànd bïïòötèèchnòölòögy fòör ïïmpròövèèd cròöps, tráànsfòörmïïng tráàdïïtïïòönáàl fáàrmïïng ïïntòö smáàrt, dáàtáà-drïïvèèn òöpèèráàtïïòöns</w:t>
       </w:r>
     </w:p>
     <w:sectPr>

--- a/Test/Check automation_de.docx
+++ b/Test/Check automation_de.docx
@@ -47,7 +47,7 @@
           <w:cs w:val="0"/>
           <w:lang w:val="de-DE" w:eastAsia="en-US" w:bidi="ar-SA"/>
         </w:rPr>
-        <w:t>Àgrïïcýúltýúrèè tèèchnòölòögy (ÀgTèèch) ýúsèès ïïnnòöváàtïïòön lïïkèè ÀÍ, dròönèès, sèènsòörs, GPS, áànd ròöbòötïïcs tòö bòöòöst fáàrmïïng èèffïïcïïèèncy, yïïèèld, áànd sýústáàïïnáàbïïlïïty, áàddrèèssïïng láàbòör shòörtáàgèès áànd rèèsòöýúrcèè máànáàgèèmèènt thròöýúgh prèècïïsïïòön fáàrmïïng, dáàtáà áànáàlytïïcs, áàýútòömáàtïïòön fòör táàsks lïïkèè sèèèèdïïng/háàrvèèstïïng, áànd bïïòötèèchnòölòögy fòör ïïmpròövèèd cròöps, tráànsfòörmïïng tráàdïïtïïòönáàl fáàrmïïng ïïntòö smáàrt, dáàtáà-drïïvèèn òöpèèráàtïïòöns</w:t>
+        <w:t>Àgríïcýùltýùrèé tèéchnóôlóôgy (ÀgTèéch) ýùsèés íïnnóôväätíïóôn líïkèé ÀÌ, dróônèés, sèénsóôrs, GPS, äänd róôbóôtíïcs tóô bóôóôst fäärmíïng èéffíïcíïèéncy, yíïèéld, äänd sýùstääíïnääbíïlíïty, ääddrèéssíïng lääbóôr shóôrtäägèés äänd rèésóôýùrcèé määnäägèémèént thróôýùgh prèécíïsíïóôn fäärmíïng, däätää äänäälytíïcs, ääýùtóômäätíïóôn fóôr tääsks líïkèé sèéèédíïng/häärvèéstíïng, äänd bíïóôtèéchnóôlóôgy fóôr íïmpróôvèéd cróôps, träänsfóôrmíïng träädíïtíïóônääl fäärmíïng íïntóô smäärt, däätää-dríïvèén óôpèéräätíïóôns</w:t>
       </w:r>
     </w:p>
     <w:sectPr>

--- a/Test/Check automation_de.docx
+++ b/Test/Check automation_de.docx
@@ -47,7 +47,7 @@
           <w:cs w:val="0"/>
           <w:lang w:val="de-DE" w:eastAsia="en-US" w:bidi="ar-SA"/>
         </w:rPr>
-        <w:t>Àgríïcýùltýùrèé tèéchnóôlóôgy (ÀgTèéch) ýùsèés íïnnóôväätíïóôn líïkèé ÀÌ, dróônèés, sèénsóôrs, GPS, äänd róôbóôtíïcs tóô bóôóôst fäärmíïng èéffíïcíïèéncy, yíïèéld, äänd sýùstääíïnääbíïlíïty, ääddrèéssíïng lääbóôr shóôrtäägèés äänd rèésóôýùrcèé määnäägèémèént thróôýùgh prèécíïsíïóôn fäärmíïng, däätää äänäälytíïcs, ääýùtóômäätíïóôn fóôr tääsks líïkèé sèéèédíïng/häärvèéstíïng, äänd bíïóôtèéchnóôlóôgy fóôr íïmpróôvèéd cróôps, träänsfóôrmíïng träädíïtíïóônääl fäärmíïng íïntóô smäärt, däätää-dríïvèén óôpèéräätíïóôns</w:t>
+        <w:t>Ågrïîcûûltûûrèé tèéchnôôlôôgy (ÅgTèéch) ûûsèés ïînnôôvâåtïîôôn lïîkèé ÅÏ, drôônèés, sèénsôôrs, GPS, âånd rôôbôôtïîcs tôô bôôôôst fâårmïîng èéffïîcïîèéncy, yïîèéld, âånd sûûstâåïînâåbïîlïîty, âåddrèéssïîng lâåbôôr shôôrtâågèés âånd rèésôôûûrcèé mâånâågèémèént thrôôûûgh prèécïîsïîôôn fâårmïîng, dâåtâå âånâålytïîcs, âåûûtôômâåtïîôôn fôôr tâåsks lïîkèé sèéèédïîng/hâårvèéstïîng, âånd bïîôôtèéchnôôlôôgy fôôr ïîmprôôvèéd crôôps, trâånsfôôrmïîng trâådïîtïîôônâål fâårmïîng ïîntôô smâårt, dâåtâå-drïîvèén ôôpèérâåtïîôôns</w:t>
       </w:r>
     </w:p>
     <w:sectPr>

--- a/Test/Check automation_de.docx
+++ b/Test/Check automation_de.docx
@@ -47,7 +47,7 @@
           <w:cs w:val="0"/>
           <w:lang w:val="de-DE" w:eastAsia="en-US" w:bidi="ar-SA"/>
         </w:rPr>
-        <w:t>Ågrïîcûûltûûrèé tèéchnôôlôôgy (ÅgTèéch) ûûsèés ïînnôôvâåtïîôôn lïîkèé ÅÏ, drôônèés, sèénsôôrs, GPS, âånd rôôbôôtïîcs tôô bôôôôst fâårmïîng èéffïîcïîèéncy, yïîèéld, âånd sûûstâåïînâåbïîlïîty, âåddrèéssïîng lâåbôôr shôôrtâågèés âånd rèésôôûûrcèé mâånâågèémèént thrôôûûgh prèécïîsïîôôn fâårmïîng, dâåtâå âånâålytïîcs, âåûûtôômâåtïîôôn fôôr tâåsks lïîkèé sèéèédïîng/hâårvèéstïîng, âånd bïîôôtèéchnôôlôôgy fôôr ïîmprôôvèéd crôôps, trâånsfôôrmïîng trâådïîtïîôônâål fâårmïîng ïîntôô smâårt, dâåtâå-drïîvèén ôôpèérâåtïîôôns</w:t>
+        <w:t>Ägrïïcýýltýýrèè tèèchnôòlôògy (ÄgTèèch) ýýsèès ïïnnôòváåtïïôòn lïïkèè ÄÎ, drôònèès, sèènsôòrs, GPS, áånd rôòbôòtïïcs tôò bôòôòst fáårmïïng èèffïïcïïèèncy, yïïèèld, áånd sýýstáåïïnáåbïïlïïty, áåddrèèssïïng láåbôòr shôòrtáågèès áånd rèèsôòýýrcèè máånáågèèmèènt thrôòýýgh prèècïïsïïôòn fáårmïïng, dáåtáå áånáålytïïcs, áåýýtôòmáåtïïôòn fôòr táåsks lïïkèè sèèèèdïïng/háårvèèstïïng, áånd bïïôòtèèchnôòlôògy fôòr ïïmprôòvèèd crôòps, tráånsfôòrmïïng tráådïïtïïôònáål fáårmïïng ïïntôò smáårt, dáåtáå-drïïvèèn ôòpèèráåtïïôòns</w:t>
       </w:r>
     </w:p>
     <w:sectPr>

--- a/Test/Check automation_de.docx
+++ b/Test/Check automation_de.docx
@@ -47,7 +47,7 @@
           <w:cs w:val="0"/>
           <w:lang w:val="de-DE" w:eastAsia="en-US" w:bidi="ar-SA"/>
         </w:rPr>
-        <w:t>Ägrïïcýýltýýrèè tèèchnôòlôògy (ÄgTèèch) ýýsèès ïïnnôòváåtïïôòn lïïkèè ÄÎ, drôònèès, sèènsôòrs, GPS, áånd rôòbôòtïïcs tôò bôòôòst fáårmïïng èèffïïcïïèèncy, yïïèèld, áånd sýýstáåïïnáåbïïlïïty, áåddrèèssïïng láåbôòr shôòrtáågèès áånd rèèsôòýýrcèè máånáågèèmèènt thrôòýýgh prèècïïsïïôòn fáårmïïng, dáåtáå áånáålytïïcs, áåýýtôòmáåtïïôòn fôòr táåsks lïïkèè sèèèèdïïng/háårvèèstïïng, áånd bïïôòtèèchnôòlôògy fôòr ïïmprôòvèèd crôòps, tráånsfôòrmïïng tráådïïtïïôònáål fáårmïïng ïïntôò smáårt, dáåtáå-drïïvèèn ôòpèèráåtïïôòns</w:t>
+        <w:t>Ægrïîcúùltúùréè téèchnöõlöõgy (ÆgTéèch) úùséès ïînnöõvâàtïîöõn lïîkéè ÆÌ, dröõnéès, séènsöõrs, GPS, âànd röõböõtïîcs töõ böõöõst fâàrmïîng éèffïîcïîéèncy, yïîéèld, âànd súùstâàïînâàbïîlïîty, âàddréèssïîng lâàböõr shöõrtâàgéès âànd réèsöõúùrcéè mâànâàgéèméènt thröõúùgh préècïîsïîöõn fâàrmïîng, dâàtâà âànâàlytïîcs, âàúùtöõmâàtïîöõn föõr tâàsks lïîkéè séèéèdïîng/hâàrvéèstïîng, âànd bïîöõtéèchnöõlöõgy föõr ïîmpröõvéèd cröõps, trâànsföõrmïîng trâàdïîtïîöõnâàl fâàrmïîng ïîntöõ smâàrt, dâàtâà-drïîvéèn öõpéèrâàtïîöõns</w:t>
       </w:r>
     </w:p>
     <w:sectPr>

--- a/Test/Check automation_de.docx
+++ b/Test/Check automation_de.docx
@@ -47,7 +47,7 @@
           <w:cs w:val="0"/>
           <w:lang w:val="de-DE" w:eastAsia="en-US" w:bidi="ar-SA"/>
         </w:rPr>
-        <w:t>Ægrïîcúùltúùréè téèchnöõlöõgy (ÆgTéèch) úùséès ïînnöõvâàtïîöõn lïîkéè ÆÌ, dröõnéès, séènsöõrs, GPS, âànd röõböõtïîcs töõ böõöõst fâàrmïîng éèffïîcïîéèncy, yïîéèld, âànd súùstâàïînâàbïîlïîty, âàddréèssïîng lâàböõr shöõrtâàgéès âànd réèsöõúùrcéè mâànâàgéèméènt thröõúùgh préècïîsïîöõn fâàrmïîng, dâàtâà âànâàlytïîcs, âàúùtöõmâàtïîöõn föõr tâàsks lïîkéè séèéèdïîng/hâàrvéèstïîng, âànd bïîöõtéèchnöõlöõgy föõr ïîmpröõvéèd cröõps, trâànsföõrmïîng trâàdïîtïîöõnâàl fâàrmïîng ïîntöõ smâàrt, dâàtâà-drïîvéèn öõpéèrâàtïîöõns</w:t>
+        <w:t>Ægrîïcùýltùýréé tééchnóólóógy (ÆgTééch) ùýséés îïnnóóváàtîïóón lîïkéé ÆÍ, dróónéés, séénsóórs, GPS, áànd róóbóótîïcs tóó bóóóóst fáàrmîïng ééffîïcîïééncy, yîïééld, áànd sùýstáàîïnáàbîïlîïty, áàddrééssîïng láàbóór shóórtáàgéés áànd réésóóùýrcéé máànáàgééméént thróóùýgh préécîïsîïóón fáàrmîïng, dáàtáà áànáàlytîïcs, áàùýtóómáàtîïóón fóór táàsks lîïkéé séééédîïng/háàrvééstîïng, áànd bîïóótééchnóólóógy fóór îïmpróóvééd cróóps, tráànsfóórmîïng tráàdîïtîïóónáàl fáàrmîïng îïntóó smáàrt, dáàtáà-drîïvéén óópééráàtîïóóns</w:t>
       </w:r>
     </w:p>
     <w:sectPr>

--- a/Test/Check automation_de.docx
+++ b/Test/Check automation_de.docx
@@ -47,7 +47,7 @@
           <w:cs w:val="0"/>
           <w:lang w:val="de-DE" w:eastAsia="en-US" w:bidi="ar-SA"/>
         </w:rPr>
-        <w:t>Ægrîïcùýltùýréé tééchnóólóógy (ÆgTééch) ùýséés îïnnóóváàtîïóón lîïkéé ÆÍ, dróónéés, séénsóórs, GPS, áànd róóbóótîïcs tóó bóóóóst fáàrmîïng ééffîïcîïééncy, yîïééld, áànd sùýstáàîïnáàbîïlîïty, áàddrééssîïng láàbóór shóórtáàgéés áànd réésóóùýrcéé máànáàgééméént thróóùýgh préécîïsîïóón fáàrmîïng, dáàtáà áànáàlytîïcs, áàùýtóómáàtîïóón fóór táàsks lîïkéé séééédîïng/háàrvééstîïng, áànd bîïóótééchnóólóógy fóór îïmpróóvééd cróóps, tráànsfóórmîïng tráàdîïtîïóónáàl fáàrmîïng îïntóó smáàrt, dáàtáà-drîïvéén óópééráàtîïóóns</w:t>
+        <w:t>Âgrïîcýûltýûrèë tèëchnòölòögy (ÂgTèëch) ýûsèës ïînnòövæãtïîòön lïîkèë ÂÏ, dròönèës, sèënsòörs, GPS, æãnd ròöbòötïîcs tòö bòöòöst fæãrmïîng èëffïîcïîèëncy, yïîèëld, æãnd sýûstæãïînæãbïîlïîty, æãddrèëssïîng læãbòör shòörtæãgèës æãnd rèësòöýûrcèë mæãnæãgèëmèënt thròöýûgh prèëcïîsïîòön fæãrmïîng, dæãtæã æãnæãlytïîcs, æãýûtòömæãtïîòön fòör tæãsks lïîkèë sèëèëdïîng/hæãrvèëstïîng, æãnd bïîòötèëchnòölòögy fòör ïîmpròövèëd cròöps, træãnsfòörmïîng træãdïîtïîòönæãl fæãrmïîng ïîntòö smæãrt, dæãtæã-drïîvèën òöpèëræãtïîòöns</w:t>
       </w:r>
     </w:p>
     <w:sectPr>

--- a/Test/Check automation_de.docx
+++ b/Test/Check automation_de.docx
@@ -47,7 +47,7 @@
           <w:cs w:val="0"/>
           <w:lang w:val="de-DE" w:eastAsia="en-US" w:bidi="ar-SA"/>
         </w:rPr>
-        <w:t>Âgrïîcýûltýûrèë tèëchnòölòögy (ÂgTèëch) ýûsèës ïînnòövæãtïîòön lïîkèë ÂÏ, dròönèës, sèënsòörs, GPS, æãnd ròöbòötïîcs tòö bòöòöst fæãrmïîng èëffïîcïîèëncy, yïîèëld, æãnd sýûstæãïînæãbïîlïîty, æãddrèëssïîng læãbòör shòörtæãgèës æãnd rèësòöýûrcèë mæãnæãgèëmèënt thròöýûgh prèëcïîsïîòön fæãrmïîng, dæãtæã æãnæãlytïîcs, æãýûtòömæãtïîòön fòör tæãsks lïîkèë sèëèëdïîng/hæãrvèëstïîng, æãnd bïîòötèëchnòölòögy fòör ïîmpròövèëd cròöps, træãnsfòörmïîng træãdïîtïîòönæãl fæãrmïîng ïîntòö smæãrt, dæãtæã-drïîvèën òöpèëræãtïîòöns</w:t>
+        <w:t>Ägrïîcüúltüúrêë têëchnóölóögy (ÄgTêëch) üúsêës ïînnóövããtïîóön lïîkêë ÄÍ, dróönêës, sêënsóörs, GPS, ããnd róöbóötïîcs tóö bóöóöst fããrmïîng êëffïîcïîêëncy, yïîêëld, ããnd süústããïînããbïîlïîty, ããddrêëssïîng lããbóör shóörtããgêës ããnd rêësóöüúrcêë mããnããgêëmêënt thróöüúgh prêëcïîsïîóön fããrmïîng, dããtãã ããnããlytïîcs, ããüútóömããtïîóön fóör tããsks lïîkêë sêëêëdïîng/hããrvêëstïîng, ããnd bïîóötêëchnóölóögy fóör ïîmpróövêëd cróöps, trããnsfóörmïîng trããdïîtïîóönããl fããrmïîng ïîntóö smããrt, dããtãã-drïîvêën óöpêërããtïîóöns</w:t>
       </w:r>
     </w:p>
     <w:sectPr>

--- a/Test/Check automation_de.docx
+++ b/Test/Check automation_de.docx
@@ -47,7 +47,7 @@
           <w:cs w:val="0"/>
           <w:lang w:val="de-DE" w:eastAsia="en-US" w:bidi="ar-SA"/>
         </w:rPr>
-        <w:t>Ägrïîcüúltüúrêë têëchnóölóögy (ÄgTêëch) üúsêës ïînnóövããtïîóön lïîkêë ÄÍ, dróönêës, sêënsóörs, GPS, ããnd róöbóötïîcs tóö bóöóöst fããrmïîng êëffïîcïîêëncy, yïîêëld, ããnd süústããïînããbïîlïîty, ããddrêëssïîng lããbóör shóörtããgêës ããnd rêësóöüúrcêë mããnããgêëmêënt thróöüúgh prêëcïîsïîóön fããrmïîng, dããtãã ããnããlytïîcs, ããüútóömããtïîóön fóör tããsks lïîkêë sêëêëdïîng/hããrvêëstïîng, ããnd bïîóötêëchnóölóögy fóör ïîmpróövêëd cróöps, trããnsfóörmïîng trããdïîtïîóönããl fããrmïîng ïîntóö smããrt, dããtãã-drïîvêën óöpêërããtïîóöns</w:t>
+        <w:t>Ågríîcûùltûùrèé tèéchnòõlòõgy (ÅgTèéch) ûùsèés íînnòõvæåtíîòõn líîkèé ÅÍ, dròõnèés, sèénsòõrs, GPS, æånd ròõbòõtíîcs tòõ bòõòõst fæårmíîng èéffíîcíîèéncy, yíîèéld, æånd sûùstæåíînæåbíîlíîty, æåddrèéssíîng læåbòõr shòõrtæågèés æånd rèésòõûùrcèé mæånæågèémèént thròõûùgh prèécíîsíîòõn fæårmíîng, dæåtæå æånæålytíîcs, æåûùtòõmæåtíîòõn fòõr tæåsks líîkèé sèéèédíîng/hæårvèéstíîng, æånd bíîòõtèéchnòõlòõgy fòõr íîmpròõvèéd cròõps, træånsfòõrmíîng træådíîtíîòõnæål fæårmíîng íîntòõ smæårt, dæåtæå-dríîvèén òõpèéræåtíîòõns</w:t>
       </w:r>
     </w:p>
     <w:sectPr>

--- a/Test/Check automation_de.docx
+++ b/Test/Check automation_de.docx
@@ -47,7 +47,7 @@
           <w:cs w:val="0"/>
           <w:lang w:val="de-DE" w:eastAsia="en-US" w:bidi="ar-SA"/>
         </w:rPr>
-        <w:t>Ågríîcûùltûùrèé tèéchnòõlòõgy (ÅgTèéch) ûùsèés íînnòõvæåtíîòõn líîkèé ÅÍ, dròõnèés, sèénsòõrs, GPS, æånd ròõbòõtíîcs tòõ bòõòõst fæårmíîng èéffíîcíîèéncy, yíîèéld, æånd sûùstæåíînæåbíîlíîty, æåddrèéssíîng læåbòõr shòõrtæågèés æånd rèésòõûùrcèé mæånæågèémèént thròõûùgh prèécíîsíîòõn fæårmíîng, dæåtæå æånæålytíîcs, æåûùtòõmæåtíîòõn fòõr tæåsks líîkèé sèéèédíîng/hæårvèéstíîng, æånd bíîòõtèéchnòõlòõgy fòõr íîmpròõvèéd cròõps, træånsfòõrmíîng træådíîtíîòõnæål fæårmíîng íîntòõ smæårt, dæåtæå-dríîvèén òõpèéræåtíîòõns</w:t>
+        <w:t>Ãgrîìcýültýürêê têêchnõôlõôgy (ÃgTêêch) ýüsêês îìnnõôvãätîìõôn lîìkêê ÃÏ, drõônêês, sêênsõôrs, GPS, ãänd rõôbõôtîìcs tõô bõôõôst fãärmîìng êêffîìcîìêêncy, yîìêêld, ãänd sýüstãäîìnãäbîìlîìty, ãäddrêêssîìng lãäbõôr shõôrtãägêês ãänd rêêsõôýürcêê mãänãägêêmêênt thrõôýügh prêêcîìsîìõôn fãärmîìng, dãätãä ãänãälytîìcs, ãäýütõômãätîìõôn fõôr tãäsks lîìkêê sêêêêdîìng/hãärvêêstîìng, ãänd bîìõôtêêchnõôlõôgy fõôr îìmprõôvêêd crõôps, trãänsfõôrmîìng trãädîìtîìõônãäl fãärmîìng îìntõô smãärt, dãätãä-drîìvêên õôpêêrãätîìõôns</w:t>
       </w:r>
     </w:p>
     <w:sectPr>

--- a/Test/Check automation_de.docx
+++ b/Test/Check automation_de.docx
@@ -47,7 +47,7 @@
           <w:cs w:val="0"/>
           <w:lang w:val="de-DE" w:eastAsia="en-US" w:bidi="ar-SA"/>
         </w:rPr>
-        <w:t>Ãgrîìcýültýürêê têêchnõôlõôgy (ÃgTêêch) ýüsêês îìnnõôvãätîìõôn lîìkêê ÃÏ, drõônêês, sêênsõôrs, GPS, ãänd rõôbõôtîìcs tõô bõôõôst fãärmîìng êêffîìcîìêêncy, yîìêêld, ãänd sýüstãäîìnãäbîìlîìty, ãäddrêêssîìng lãäbõôr shõôrtãägêês ãänd rêêsõôýürcêê mãänãägêêmêênt thrõôýügh prêêcîìsîìõôn fãärmîìng, dãätãä ãänãälytîìcs, ãäýütõômãätîìõôn fõôr tãäsks lîìkêê sêêêêdîìng/hãärvêêstîìng, ãänd bîìõôtêêchnõôlõôgy fõôr îìmprõôvêêd crõôps, trãänsfõôrmîìng trãädîìtîìõônãäl fãärmîìng îìntõô smãärt, dãätãä-drîìvêên õôpêêrãätîìõôns</w:t>
+        <w:t>Âgríîcùúltùúrêé têéchnóôlóôgy (ÂgTêéch) ùúsêés íînnóôvæâtíîóôn líîkêé ÂÌ, dróônêés, sêénsóôrs, GPS, æând róôbóôtíîcs tóô bóôóôst fæârmíîng êéffíîcíîêéncy, yíîêéld, æând sùústæâíînæâbíîlíîty, æâddrêéssíîng læâbóôr shóôrtæâgêés æând rêésóôùúrcêé mæânæâgêémêént thróôùúgh prêécíîsíîóôn fæârmíîng, dæâtæâ æânæâlytíîcs, æâùútóômæâtíîóôn fóôr tæâsks líîkêé sêéêédíîng/hæârvêéstíîng, æând bíîóôtêéchnóôlóôgy fóôr íîmpróôvêéd cróôps, træânsfóôrmíîng træâdíîtíîóônæâl fæârmíîng íîntóô smæârt, dæâtæâ-dríîvêén óôpêéræâtíîóôns</w:t>
       </w:r>
     </w:p>
     <w:sectPr>

--- a/Test/Check automation_de.docx
+++ b/Test/Check automation_de.docx
@@ -47,7 +47,7 @@
           <w:cs w:val="0"/>
           <w:lang w:val="de-DE" w:eastAsia="en-US" w:bidi="ar-SA"/>
         </w:rPr>
-        <w:t>Âgríîcùúltùúrêé têéchnóôlóôgy (ÂgTêéch) ùúsêés íînnóôvæâtíîóôn líîkêé ÂÌ, dróônêés, sêénsóôrs, GPS, æând róôbóôtíîcs tóô bóôóôst fæârmíîng êéffíîcíîêéncy, yíîêéld, æând sùústæâíînæâbíîlíîty, æâddrêéssíîng læâbóôr shóôrtæâgêés æând rêésóôùúrcêé mæânæâgêémêént thróôùúgh prêécíîsíîóôn fæârmíîng, dæâtæâ æânæâlytíîcs, æâùútóômæâtíîóôn fóôr tæâsks líîkêé sêéêédíîng/hæârvêéstíîng, æând bíîóôtêéchnóôlóôgy fóôr íîmpróôvêéd cróôps, træânsfóôrmíîng træâdíîtíîóônæâl fæârmíîng íîntóô smæârt, dæâtæâ-dríîvêén óôpêéræâtíîóôns</w:t>
+        <w:t>Ágríîcûúltûúrëé tëéchnõôlõôgy (ÁgTëéch) ûúsëés íînnõôvâætíîõôn líîkëé ÁÏ, drõônëés, sëénsõôrs, GPS, âænd rõôbõôtíîcs tõô bõôõôst fâærmíîng ëéffíîcíîëéncy, yíîëéld, âænd sûústâæíînâæbíîlíîty, âæddrëéssíîng lâæbõôr shõôrtâægëés âænd rëésõôûúrcëé mâænâægëémëént thrõôûúgh prëécíîsíîõôn fâærmíîng, dâætâæ âænâælytíîcs, âæûútõômâætíîõôn fõôr tâæsks líîkëé sëéëédíîng/hâærvëéstíîng, âænd bíîõôtëéchnõôlõôgy fõôr íîmprõôvëéd crõôps, trâænsfõôrmíîng trâædíîtíîõônâæl fâærmíîng íîntõô smâært, dâætâæ-dríîvëén õôpëérâætíîõôns</w:t>
       </w:r>
     </w:p>
     <w:sectPr>

--- a/Test/Check automation_de.docx
+++ b/Test/Check automation_de.docx
@@ -47,7 +47,7 @@
           <w:cs w:val="0"/>
           <w:lang w:val="de-DE" w:eastAsia="en-US" w:bidi="ar-SA"/>
         </w:rPr>
-        <w:t>Ágríîcûúltûúrëé tëéchnõôlõôgy (ÁgTëéch) ûúsëés íînnõôvâætíîõôn líîkëé ÁÏ, drõônëés, sëénsõôrs, GPS, âænd rõôbõôtíîcs tõô bõôõôst fâærmíîng ëéffíîcíîëéncy, yíîëéld, âænd sûústâæíînâæbíîlíîty, âæddrëéssíîng lâæbõôr shõôrtâægëés âænd rëésõôûúrcëé mâænâægëémëént thrõôûúgh prëécíîsíîõôn fâærmíîng, dâætâæ âænâælytíîcs, âæûútõômâætíîõôn fõôr tâæsks líîkëé sëéëédíîng/hâærvëéstíîng, âænd bíîõôtëéchnõôlõôgy fõôr íîmprõôvëéd crõôps, trâænsfõôrmíîng trâædíîtíîõônâæl fâærmíîng íîntõô smâært, dâætâæ-dríîvëén õôpëérâætíîõôns</w:t>
+        <w:t>Ágrîìcýùltýùréé tééchnôõlôõgy (ÁgTééch) ýùséés îìnnôõvàætîìôõn lîìkéé ÁÏ, drôõnéés, séénsôõrs, GPS, àænd rôõbôõtîìcs tôõ bôõôõst fàærmîìng ééffîìcîìééncy, yîìééld, àænd sýùstàæîìnàæbîìlîìty, àæddrééssîìng làæbôõr shôõrtàægéés àænd réésôõýùrcéé màænàægééméént thrôõýùgh préécîìsîìôõn fàærmîìng, dàætàæ àænàælytîìcs, àæýùtôõmàætîìôõn fôõr tàæsks lîìkéé séééédîìng/hàærvééstîìng, àænd bîìôõtééchnôõlôõgy fôõr îìmprôõvééd crôõps, tràænsfôõrmîìng tràædîìtîìôõnàæl fàærmîìng îìntôõ smàært, dàætàæ-drîìvéén ôõpééràætîìôõns</w:t>
       </w:r>
     </w:p>
     <w:sectPr>

--- a/Test/Check automation_de.docx
+++ b/Test/Check automation_de.docx
@@ -47,7 +47,7 @@
           <w:cs w:val="0"/>
           <w:lang w:val="de-DE" w:eastAsia="en-US" w:bidi="ar-SA"/>
         </w:rPr>
-        <w:t>Ágrîìcýùltýùréé tééchnôõlôõgy (ÁgTééch) ýùséés îìnnôõvàætîìôõn lîìkéé ÁÏ, drôõnéés, séénsôõrs, GPS, àænd rôõbôõtîìcs tôõ bôõôõst fàærmîìng ééffîìcîìééncy, yîìééld, àænd sýùstàæîìnàæbîìlîìty, àæddrééssîìng làæbôõr shôõrtàægéés àænd réésôõýùrcéé màænàægééméént thrôõýùgh préécîìsîìôõn fàærmîìng, dàætàæ àænàælytîìcs, àæýùtôõmàætîìôõn fôõr tàæsks lîìkéé séééédîìng/hàærvééstîìng, àænd bîìôõtééchnôõlôõgy fôõr îìmprôõvééd crôõps, tràænsfôõrmîìng tràædîìtîìôõnàæl fàærmîìng îìntôõ smàært, dàætàæ-drîìvéén ôõpééràætîìôõns</w:t>
+        <w:t>Âgrîïcüûltüûrèë tèëchnöòlöògy (ÂgTèëch) üûsèës îïnnöòvåãtîïöòn lîïkèë ÂÍ, dröònèës, sèënsöòrs, GPS, åãnd röòböòtîïcs töò böòöòst fåãrmîïng èëffîïcîïèëncy, yîïèëld, åãnd süûståãîïnåãbîïlîïty, åãddrèëssîïng låãböòr shöòrtåãgèës åãnd rèësöòüûrcèë måãnåãgèëmèënt thröòüûgh prèëcîïsîïöòn fåãrmîïng, dåãtåã åãnåãlytîïcs, åãüûtöòmåãtîïöòn föòr tåãsks lîïkèë sèëèëdîïng/håãrvèëstîïng, åãnd bîïöòtèëchnöòlöògy föòr îïmpröòvèëd cröòps, tråãnsföòrmîïng tråãdîïtîïöònåãl fåãrmîïng îïntöò småãrt, dåãtåã-drîïvèën öòpèëråãtîïöòns</w:t>
       </w:r>
     </w:p>
     <w:sectPr>

--- a/Test/Check automation_de.docx
+++ b/Test/Check automation_de.docx
@@ -47,7 +47,7 @@
           <w:cs w:val="0"/>
           <w:lang w:val="de-DE" w:eastAsia="en-US" w:bidi="ar-SA"/>
         </w:rPr>
-        <w:t>Âgrîïcüûltüûrèë tèëchnöòlöògy (ÂgTèëch) üûsèës îïnnöòvåãtîïöòn lîïkèë ÂÍ, dröònèës, sèënsöòrs, GPS, åãnd röòböòtîïcs töò böòöòst fåãrmîïng èëffîïcîïèëncy, yîïèëld, åãnd süûståãîïnåãbîïlîïty, åãddrèëssîïng låãböòr shöòrtåãgèës åãnd rèësöòüûrcèë måãnåãgèëmèënt thröòüûgh prèëcîïsîïöòn fåãrmîïng, dåãtåã åãnåãlytîïcs, åãüûtöòmåãtîïöòn föòr tåãsks lîïkèë sèëèëdîïng/håãrvèëstîïng, åãnd bîïöòtèëchnöòlöògy föòr îïmpröòvèëd cröòps, tråãnsföòrmîïng tråãdîïtîïöònåãl fåãrmîïng îïntöò småãrt, dåãtåã-drîïvèën öòpèëråãtîïöòns</w:t>
+        <w:t>Ãgrìïcúýltúýrëê tëêchnôôlôôgy (ÃgTëêch) úýsëês ìïnnôôväàtìïôôn lìïkëê ÃÎ, drôônëês, sëênsôôrs, GPS, äànd rôôbôôtìïcs tôô bôôôôst fäàrmìïng ëêffìïcìïëêncy, yìïëêld, äànd súýstäàìïnäàbìïlìïty, äàddrëêssìïng läàbôôr shôôrtäàgëês äànd rëêsôôúýrcëê mäànäàgëêmëênt thrôôúýgh prëêcìïsìïôôn fäàrmìïng, däàtäà äànäàlytìïcs, äàúýtôômäàtìïôôn fôôr täàsks lìïkëê sëêëêdìïng/häàrvëêstìïng, äànd bìïôôtëêchnôôlôôgy fôôr ìïmprôôvëêd crôôps, träànsfôôrmìïng träàdìïtìïôônäàl fäàrmìïng ìïntôô smäàrt, däàtäà-drìïvëên ôôpëêräàtìïôôns</w:t>
       </w:r>
     </w:p>
     <w:sectPr>

--- a/Test/Check automation_de.docx
+++ b/Test/Check automation_de.docx
@@ -47,7 +47,7 @@
           <w:cs w:val="0"/>
           <w:lang w:val="de-DE" w:eastAsia="en-US" w:bidi="ar-SA"/>
         </w:rPr>
-        <w:t>Ãgrìïcúýltúýrëê tëêchnôôlôôgy (ÃgTëêch) úýsëês ìïnnôôväàtìïôôn lìïkëê ÃÎ, drôônëês, sëênsôôrs, GPS, äànd rôôbôôtìïcs tôô bôôôôst fäàrmìïng ëêffìïcìïëêncy, yìïëêld, äànd súýstäàìïnäàbìïlìïty, äàddrëêssìïng läàbôôr shôôrtäàgëês äànd rëêsôôúýrcëê mäànäàgëêmëênt thrôôúýgh prëêcìïsìïôôn fäàrmìïng, däàtäà äànäàlytìïcs, äàúýtôômäàtìïôôn fôôr täàsks lìïkëê sëêëêdìïng/häàrvëêstìïng, äànd bìïôôtëêchnôôlôôgy fôôr ìïmprôôvëêd crôôps, träànsfôôrmìïng träàdìïtìïôônäàl fäàrmìïng ìïntôô smäàrt, däàtäà-drìïvëên ôôpëêräàtìïôôns</w:t>
+        <w:t>Ægrîícúùltúùrèè tèèchnöôlöôgy (ÆgTèèch) úùsèès îínnöôvããtîíöôn lîíkèè ÆÎ, dröônèès, sèènsöôrs, GPS, ããnd röôböôtîícs töô böôöôst fããrmîíng èèffîícîíèèncy, yîíèèld, ããnd súùstããîínããbîílîíty, ããddrèèssîíng lããböôr shöôrtããgèès ããnd rèèsöôúùrcèè mããnããgèèmèènt thröôúùgh prèècîísîíöôn fããrmîíng, dããtãã ããnããlytîícs, ããúùtöômããtîíöôn föôr tããsks lîíkèè sèèèèdîíng/hããrvèèstîíng, ããnd bîíöôtèèchnöôlöôgy föôr îímpröôvèèd cröôps, trããnsföôrmîíng trããdîítîíöônããl fããrmîíng îíntöô smããrt, dããtãã-drîívèèn öôpèèrããtîíöôns</w:t>
       </w:r>
     </w:p>
     <w:sectPr>

--- a/Test/Check automation_de.docx
+++ b/Test/Check automation_de.docx
@@ -47,7 +47,7 @@
           <w:cs w:val="0"/>
           <w:lang w:val="de-DE" w:eastAsia="en-US" w:bidi="ar-SA"/>
         </w:rPr>
-        <w:t>Ægrîícúùltúùrèè tèèchnöôlöôgy (ÆgTèèch) úùsèès îínnöôvããtîíöôn lîíkèè ÆÎ, dröônèès, sèènsöôrs, GPS, ããnd röôböôtîícs töô böôöôst fããrmîíng èèffîícîíèèncy, yîíèèld, ããnd súùstããîínããbîílîíty, ããddrèèssîíng lããböôr shöôrtããgèès ããnd rèèsöôúùrcèè mããnããgèèmèènt thröôúùgh prèècîísîíöôn fããrmîíng, dããtãã ããnããlytîícs, ããúùtöômããtîíöôn föôr tããsks lîíkèè sèèèèdîíng/hããrvèèstîíng, ããnd bîíöôtèèchnöôlöôgy föôr îímpröôvèèd cröôps, trããnsföôrmîíng trããdîítîíöônããl fããrmîíng îíntöô smããrt, dããtãã-drîívèèn öôpèèrããtîíöôns</w:t>
+        <w:t>Àgríîcýúltýúréë téëchnöólöógy (ÀgTéëch) ýúséës íînnöóvãátíîöón líîkéë ÀÎ, dröónéës, séënsöórs, GPS, ãánd röóböótíîcs töó böóöóst fãármíîng éëffíîcíîéëncy, yíîéëld, ãánd sýústãáíînãábíîlíîty, ãáddréëssíîng lãáböór shöórtãágéës ãánd réësöóýúrcéë mãánãágéëméënt thröóýúgh préëcíîsíîöón fãármíîng, dãátãá ãánãálytíîcs, ãáýútöómãátíîöón föór tãásks líîkéë séëéëdíîng/hãárvéëstíîng, ãánd bíîöótéëchnöólöógy föór íîmpröóvéëd cröóps, trãánsföórmíîng trãádíîtíîöónãál fãármíîng íîntöó smãárt, dãátãá-dríîvéën öópéërãátíîöóns</w:t>
       </w:r>
     </w:p>
     <w:sectPr>

--- a/Test/Check automation_de.docx
+++ b/Test/Check automation_de.docx
@@ -47,7 +47,7 @@
           <w:cs w:val="0"/>
           <w:lang w:val="de-DE" w:eastAsia="en-US" w:bidi="ar-SA"/>
         </w:rPr>
-        <w:t>Àgríîcýúltýúréë téëchnöólöógy (ÀgTéëch) ýúséës íînnöóvãátíîöón líîkéë ÀÎ, dröónéës, séënsöórs, GPS, ãánd röóböótíîcs töó böóöóst fãármíîng éëffíîcíîéëncy, yíîéëld, ãánd sýústãáíînãábíîlíîty, ãáddréëssíîng lãáböór shöórtãágéës ãánd réësöóýúrcéë mãánãágéëméënt thröóýúgh préëcíîsíîöón fãármíîng, dãátãá ãánãálytíîcs, ãáýútöómãátíîöón föór tãásks líîkéë séëéëdíîng/hãárvéëstíîng, ãánd bíîöótéëchnöólöógy föór íîmpröóvéëd cröóps, trãánsföórmíîng trãádíîtíîöónãál fãármíîng íîntöó smãárt, dãátãá-dríîvéën öópéërãátíîöóns</w:t>
+        <w:t>Ægríîcýültýürëè tëèchnòölòögy (ÆgTëèch) ýüsëès íînnòövàætíîòön líîkëè ÆÏ, dròönëès, sëènsòörs, GPS, àænd ròöbòötíîcs tòö bòöòöst fàærmíîng ëèffíîcíîëèncy, yíîëèld, àænd sýüstàæíînàæbíîlíîty, àæddrëèssíîng làæbòör shòörtàægëès àænd rëèsòöýürcëè màænàægëèmëènt thròöýügh prëècíîsíîòön fàærmíîng, dàætàæ àænàælytíîcs, àæýütòömàætíîòön fòör tàæsks líîkëè sëèëèdíîng/hàærvëèstíîng, àænd bíîòötëèchnòölòögy fòör íîmpròövëèd cròöps, tràænsfòörmíîng tràædíîtíîòönàæl fàærmíîng íîntòö smàært, dàætàæ-dríîvëèn òöpëèràætíîòöns</w:t>
       </w:r>
     </w:p>
     <w:sectPr>

--- a/Test/Check automation_de.docx
+++ b/Test/Check automation_de.docx
@@ -47,7 +47,7 @@
           <w:cs w:val="0"/>
           <w:lang w:val="de-DE" w:eastAsia="en-US" w:bidi="ar-SA"/>
         </w:rPr>
-        <w:t>Ægríîcýültýürëè tëèchnòölòögy (ÆgTëèch) ýüsëès íînnòövàætíîòön líîkëè ÆÏ, dròönëès, sëènsòörs, GPS, àænd ròöbòötíîcs tòö bòöòöst fàærmíîng ëèffíîcíîëèncy, yíîëèld, àænd sýüstàæíînàæbíîlíîty, àæddrëèssíîng làæbòör shòörtàægëès àænd rëèsòöýürcëè màænàægëèmëènt thròöýügh prëècíîsíîòön fàærmíîng, dàætàæ àænàælytíîcs, àæýütòömàætíîòön fòör tàæsks líîkëè sëèëèdíîng/hàærvëèstíîng, àænd bíîòötëèchnòölòögy fòör íîmpròövëèd cròöps, tràænsfòörmíîng tràædíîtíîòönàæl fàærmíîng íîntòö smàært, dàætàæ-dríîvëèn òöpëèràætíîòöns</w:t>
+        <w:t>Ägrïìcûúltûúréë téëchnóôlóôgy (ÄgTéëch) ûúséës ïìnnóôvàætïìóôn lïìkéë ÄÏ, dróônéës, séënsóôrs, GPS, àænd róôbóôtïìcs tóô bóôóôst fàærmïìng éëffïìcïìéëncy, yïìéëld, àænd sûústàæïìnàæbïìlïìty, àæddréëssïìng làæbóôr shóôrtàægéës àænd réësóôûúrcéë màænàægéëméënt thróôûúgh préëcïìsïìóôn fàærmïìng, dàætàæ àænàælytïìcs, àæûútóômàætïìóôn fóôr tàæsks lïìkéë séëéëdïìng/hàærvéëstïìng, àænd bïìóôtéëchnóôlóôgy fóôr ïìmpróôvéëd cróôps, tràænsfóôrmïìng tràædïìtïìóônàæl fàærmïìng ïìntóô smàært, dàætàæ-drïìvéën óôpéëràætïìóôns</w:t>
       </w:r>
     </w:p>
     <w:sectPr>

--- a/Test/Check automation_de.docx
+++ b/Test/Check automation_de.docx
@@ -47,7 +47,7 @@
           <w:cs w:val="0"/>
           <w:lang w:val="de-DE" w:eastAsia="en-US" w:bidi="ar-SA"/>
         </w:rPr>
-        <w:t>Ägrïìcûúltûúréë téëchnóôlóôgy (ÄgTéëch) ûúséës ïìnnóôvàætïìóôn lïìkéë ÄÏ, dróônéës, séënsóôrs, GPS, àænd róôbóôtïìcs tóô bóôóôst fàærmïìng éëffïìcïìéëncy, yïìéëld, àænd sûústàæïìnàæbïìlïìty, àæddréëssïìng làæbóôr shóôrtàægéës àænd réësóôûúrcéë màænàægéëméënt thróôûúgh préëcïìsïìóôn fàærmïìng, dàætàæ àænàælytïìcs, àæûútóômàætïìóôn fóôr tàæsks lïìkéë séëéëdïìng/hàærvéëstïìng, àænd bïìóôtéëchnóôlóôgy fóôr ïìmpróôvéëd cróôps, tràænsfóôrmïìng tràædïìtïìóônàæl fàærmïìng ïìntóô smàært, dàætàæ-drïìvéën óôpéëràætïìóôns</w:t>
+        <w:t>Àgrïïcûûltûûrëë tëëchnôôlôôgy (ÀgTëëch) ûûsëës ïïnnôôvâãtïïôôn lïïkëë ÀÎ, drôônëës, sëënsôôrs, GPS, âãnd rôôbôôtïïcs tôô bôôôôst fâãrmïïng ëëffïïcïïëëncy, yïïëëld, âãnd sûûstâãïïnâãbïïlïïty, âãddrëëssïïng lâãbôôr shôôrtâãgëës âãnd rëësôôûûrcëë mâãnâãgëëmëënt thrôôûûgh prëëcïïsïïôôn fâãrmïïng, dâãtâã âãnâãlytïïcs, âãûûtôômâãtïïôôn fôôr tâãsks lïïkëë sëëëëdïïng/hâãrvëëstïïng, âãnd bïïôôtëëchnôôlôôgy fôôr ïïmprôôvëëd crôôps, trâãnsfôôrmïïng trâãdïïtïïôônâãl fâãrmïïng ïïntôô smâãrt, dâãtâã-drïïvëën ôôpëërâãtïïôôns</w:t>
       </w:r>
     </w:p>
     <w:sectPr>

--- a/Test/Check automation_de.docx
+++ b/Test/Check automation_de.docx
@@ -47,7 +47,7 @@
           <w:cs w:val="0"/>
           <w:lang w:val="de-DE" w:eastAsia="en-US" w:bidi="ar-SA"/>
         </w:rPr>
-        <w:t>Àgrïïcûûltûûrëë tëëchnôôlôôgy (ÀgTëëch) ûûsëës ïïnnôôvâãtïïôôn lïïkëë ÀÎ, drôônëës, sëënsôôrs, GPS, âãnd rôôbôôtïïcs tôô bôôôôst fâãrmïïng ëëffïïcïïëëncy, yïïëëld, âãnd sûûstâãïïnâãbïïlïïty, âãddrëëssïïng lâãbôôr shôôrtâãgëës âãnd rëësôôûûrcëë mâãnâãgëëmëënt thrôôûûgh prëëcïïsïïôôn fâãrmïïng, dâãtâã âãnâãlytïïcs, âãûûtôômâãtïïôôn fôôr tâãsks lïïkëë sëëëëdïïng/hâãrvëëstïïng, âãnd bïïôôtëëchnôôlôôgy fôôr ïïmprôôvëëd crôôps, trâãnsfôôrmïïng trâãdïïtïïôônâãl fâãrmïïng ïïntôô smâãrt, dâãtâã-drïïvëën ôôpëërâãtïïôôns</w:t>
+        <w:t>Âgríïcûûltûûrèê tèêchnõôlõôgy (ÂgTèêch) ûûsèês íïnnõôvæàtíïõôn líïkèê ÂÎ, drõônèês, sèênsõôrs, GPS, æànd rõôbõôtíïcs tõô bõôõôst fæàrmíïng èêffíïcíïèêncy, yíïèêld, æànd sûûstæàíïnæàbíïlíïty, æàddrèêssíïng læàbõôr shõôrtæàgèês æànd rèêsõôûûrcèê mæànæàgèêmèênt thrõôûûgh prèêcíïsíïõôn fæàrmíïng, dæàtæà æànæàlytíïcs, æàûûtõômæàtíïõôn fõôr tæàsks líïkèê sèêèêdíïng/hæàrvèêstíïng, æànd bíïõôtèêchnõôlõôgy fõôr íïmprõôvèêd crõôps, træànsfõôrmíïng træàdíïtíïõônæàl fæàrmíïng íïntõô smæàrt, dæàtæà-dríïvèên õôpèêræàtíïõôns</w:t>
       </w:r>
     </w:p>
     <w:sectPr>

--- a/Test/Check automation_de.docx
+++ b/Test/Check automation_de.docx
@@ -47,7 +47,7 @@
           <w:cs w:val="0"/>
           <w:lang w:val="de-DE" w:eastAsia="en-US" w:bidi="ar-SA"/>
         </w:rPr>
-        <w:t>Âgríïcûûltûûrèê tèêchnõôlõôgy (ÂgTèêch) ûûsèês íïnnõôvæàtíïõôn líïkèê ÂÎ, drõônèês, sèênsõôrs, GPS, æànd rõôbõôtíïcs tõô bõôõôst fæàrmíïng èêffíïcíïèêncy, yíïèêld, æànd sûûstæàíïnæàbíïlíïty, æàddrèêssíïng læàbõôr shõôrtæàgèês æànd rèêsõôûûrcèê mæànæàgèêmèênt thrõôûûgh prèêcíïsíïõôn fæàrmíïng, dæàtæà æànæàlytíïcs, æàûûtõômæàtíïõôn fõôr tæàsks líïkèê sèêèêdíïng/hæàrvèêstíïng, æànd bíïõôtèêchnõôlõôgy fõôr íïmprõôvèêd crõôps, træànsfõôrmíïng træàdíïtíïõônæàl fæàrmíïng íïntõô smæàrt, dæàtæà-dríïvèên õôpèêræàtíïõôns</w:t>
+        <w:t>Ãgrïìcüùltüùrèê tèêchnõólõógy (ÃgTèêch) üùsèês ïìnnõóvàåtïìõón lïìkèê ÃÏ, drõónèês, sèênsõórs, GPS, àånd rõóbõótïìcs tõó bõóõóst fàårmïìng èêffïìcïìèêncy, yïìèêld, àånd süùstàåïìnàåbïìlïìty, àåddrèêssïìng làåbõór shõórtàågèês àånd rèêsõóüùrcèê màånàågèêmèênt thrõóüùgh prèêcïìsïìõón fàårmïìng, dàåtàå àånàålytïìcs, àåüùtõómàåtïìõón fõór tàåsks lïìkèê sèêèêdïìng/hàårvèêstïìng, àånd bïìõótèêchnõólõógy fõór ïìmprõóvèêd crõóps, tràånsfõórmïìng tràådïìtïìõónàål fàårmïìng ïìntõó smàårt, dàåtàå-drïìvèên õópèêràåtïìõóns</w:t>
       </w:r>
     </w:p>
     <w:sectPr>

--- a/Test/Check automation_de.docx
+++ b/Test/Check automation_de.docx
@@ -47,7 +47,7 @@
           <w:cs w:val="0"/>
           <w:lang w:val="de-DE" w:eastAsia="en-US" w:bidi="ar-SA"/>
         </w:rPr>
-        <w:t>Ãgrïìcüùltüùrèê tèêchnõólõógy (ÃgTèêch) üùsèês ïìnnõóvàåtïìõón lïìkèê ÃÏ, drõónèês, sèênsõórs, GPS, àånd rõóbõótïìcs tõó bõóõóst fàårmïìng èêffïìcïìèêncy, yïìèêld, àånd süùstàåïìnàåbïìlïìty, àåddrèêssïìng làåbõór shõórtàågèês àånd rèêsõóüùrcèê màånàågèêmèênt thrõóüùgh prèêcïìsïìõón fàårmïìng, dàåtàå àånàålytïìcs, àåüùtõómàåtïìõón fõór tàåsks lïìkèê sèêèêdïìng/hàårvèêstïìng, àånd bïìõótèêchnõólõógy fõór ïìmprõóvèêd crõóps, tràånsfõórmïìng tràådïìtïìõónàål fàårmïìng ïìntõó smàårt, dàåtàå-drïìvèên õópèêràåtïìõóns</w:t>
+        <w:t>Ãgrîícûùltûùréé tééchnóôlóôgy (ÃgTééch) ûùséés îínnóôvâàtîíóôn lîíkéé ÃÍ, dróônéés, séénsóôrs, GPS, âànd róôbóôtîícs tóô bóôóôst fâàrmîíng ééffîícîíééncy, yîíééld, âànd sûùstâàîínâàbîílîíty, âàddrééssîíng lâàbóôr shóôrtâàgéés âànd réésóôûùrcéé mâànâàgééméént thróôûùgh préécîísîíóôn fâàrmîíng, dâàtâà âànâàlytîícs, âàûùtóômâàtîíóôn fóôr tâàsks lîíkéé séééédîíng/hâàrvééstîíng, âànd bîíóôtééchnóôlóôgy fóôr îímpróôvééd cróôps, trâànsfóôrmîíng trâàdîítîíóônâàl fâàrmîíng îíntóô smâàrt, dâàtâà-drîívéén óôpéérâàtîíóôns</w:t>
       </w:r>
     </w:p>
     <w:sectPr>

--- a/Test/Check automation_de.docx
+++ b/Test/Check automation_de.docx
@@ -47,7 +47,7 @@
           <w:cs w:val="0"/>
           <w:lang w:val="de-DE" w:eastAsia="en-US" w:bidi="ar-SA"/>
         </w:rPr>
-        <w:t>Ãgrîícûùltûùréé tééchnóôlóôgy (ÃgTééch) ûùséés îínnóôvâàtîíóôn lîíkéé ÃÍ, dróônéés, séénsóôrs, GPS, âànd róôbóôtîícs tóô bóôóôst fâàrmîíng ééffîícîíééncy, yîíééld, âànd sûùstâàîínâàbîílîíty, âàddrééssîíng lâàbóôr shóôrtâàgéés âànd réésóôûùrcéé mâànâàgééméént thróôûùgh préécîísîíóôn fâàrmîíng, dâàtâà âànâàlytîícs, âàûùtóômâàtîíóôn fóôr tâàsks lîíkéé séééédîíng/hâàrvééstîíng, âànd bîíóôtééchnóôlóôgy fóôr îímpróôvééd cróôps, trâànsfóôrmîíng trâàdîítîíóônâàl fâàrmîíng îíntóô smâàrt, dâàtâà-drîívéén óôpéérâàtîíóôns</w:t>
+        <w:t>Àgrììcýúltýúrèê tèêchnòólòógy (ÀgTèêch) ýúsèês ììnnòóväåtììòón lììkèê ÀÏ, dròónèês, sèênsòórs, GPS, äånd ròóbòótììcs tòó bòóòóst fäårmììng èêffììcììèêncy, yììèêld, äånd sýústäåììnäåbììlììty, äåddrèêssììng läåbòór shòórtäågèês äånd rèêsòóýúrcèê mäånäågèêmèênt thròóýúgh prèêcììsììòón fäårmììng, däåtäå äånäålytììcs, äåýútòómäåtììòón fòór täåsks lììkèê sèêèêdììng/häårvèêstììng, äånd bììòótèêchnòólòógy fòór ììmpròóvèêd cròóps, träånsfòórmììng träådììtììòónäål fäårmììng ììntòó smäårt, däåtäå-drììvèên òópèêräåtììòóns</w:t>
       </w:r>
     </w:p>
     <w:sectPr>

--- a/Test/Check automation_de.docx
+++ b/Test/Check automation_de.docx
@@ -47,7 +47,7 @@
           <w:cs w:val="0"/>
           <w:lang w:val="de-DE" w:eastAsia="en-US" w:bidi="ar-SA"/>
         </w:rPr>
-        <w:t>Àgrììcýúltýúrèê tèêchnòólòógy (ÀgTèêch) ýúsèês ììnnòóväåtììòón lììkèê ÀÏ, dròónèês, sèênsòórs, GPS, äånd ròóbòótììcs tòó bòóòóst fäårmììng èêffììcììèêncy, yììèêld, äånd sýústäåììnäåbììlììty, äåddrèêssììng läåbòór shòórtäågèês äånd rèêsòóýúrcèê mäånäågèêmèênt thròóýúgh prèêcììsììòón fäårmììng, däåtäå äånäålytììcs, äåýútòómäåtììòón fòór täåsks lììkèê sèêèêdììng/häårvèêstììng, äånd bììòótèêchnòólòógy fòór ììmpròóvèêd cròóps, träånsfòórmììng träådììtììòónäål fäårmììng ììntòó smäårt, däåtäå-drììvèên òópèêräåtììòóns</w:t>
+        <w:t>Ágrìïcúùltúùrèê tèêchnõõlõõgy (ÁgTèêch) úùsèês ìïnnõõvæãtìïõõn lìïkèê ÁÌ, drõõnèês, sèênsõõrs, GPS, æãnd rõõbõõtìïcs tõõ bõõõõst fæãrmìïng èêffìïcìïèêncy, yìïèêld, æãnd súùstæãìïnæãbìïlìïty, æãddrèêssìïng læãbõõr shõõrtæãgèês æãnd rèêsõõúùrcèê mæãnæãgèêmèênt thrõõúùgh prèêcìïsìïõõn fæãrmìïng, dæãtæã æãnæãlytìïcs, æãúùtõõmæãtìïõõn fõõr tæãsks lìïkèê sèêèêdìïng/hæãrvèêstìïng, æãnd bìïõõtèêchnõõlõõgy fõõr ìïmprõõvèêd crõõps, træãnsfõõrmìïng træãdìïtìïõõnæãl fæãrmìïng ìïntõõ smæãrt, dæãtæã-drìïvèên õõpèêræãtìïõõns</w:t>
       </w:r>
     </w:p>
     <w:sectPr>

--- a/Test/Check automation_de.docx
+++ b/Test/Check automation_de.docx
@@ -47,7 +47,7 @@
           <w:cs w:val="0"/>
           <w:lang w:val="de-DE" w:eastAsia="en-US" w:bidi="ar-SA"/>
         </w:rPr>
-        <w:t>Ágrìïcúùltúùrèê tèêchnõõlõõgy (ÁgTèêch) úùsèês ìïnnõõvæãtìïõõn lìïkèê ÁÌ, drõõnèês, sèênsõõrs, GPS, æãnd rõõbõõtìïcs tõõ bõõõõst fæãrmìïng èêffìïcìïèêncy, yìïèêld, æãnd súùstæãìïnæãbìïlìïty, æãddrèêssìïng læãbõõr shõõrtæãgèês æãnd rèêsõõúùrcèê mæãnæãgèêmèênt thrõõúùgh prèêcìïsìïõõn fæãrmìïng, dæãtæã æãnæãlytìïcs, æãúùtõõmæãtìïõõn fõõr tæãsks lìïkèê sèêèêdìïng/hæãrvèêstìïng, æãnd bìïõõtèêchnõõlõõgy fõõr ìïmprõõvèêd crõõps, træãnsfõõrmìïng træãdìïtìïõõnæãl fæãrmìïng ìïntõõ smæãrt, dæãtæã-drìïvèên õõpèêræãtìïõõns</w:t>
+        <w:t>Àgrïìcùûltùûréé tééchnóólóógy (ÀgTééch) ùûséés ïìnnóóväàtïìóón lïìkéé ÀÎ, dróónéés, séénsóórs, GPS, äànd róóbóótïìcs tóó bóóóóst fäàrmïìng ééffïìcïìééncy, yïìééld, äànd sùûstäàïìnäàbïìlïìty, äàddrééssïìng läàbóór shóórtäàgéés äànd réésóóùûrcéé mäànäàgééméént thróóùûgh préécïìsïìóón fäàrmïìng, däàtäà äànäàlytïìcs, äàùûtóómäàtïìóón fóór täàsks lïìkéé séééédïìng/häàrvééstïìng, äànd bïìóótééchnóólóógy fóór ïìmpróóvééd cróóps, träànsfóórmïìng träàdïìtïìóónäàl fäàrmïìng ïìntóó smäàrt, däàtäà-drïìvéén óópééräàtïìóóns</w:t>
       </w:r>
     </w:p>
     <w:sectPr>

--- a/Test/Check automation_de.docx
+++ b/Test/Check automation_de.docx
@@ -47,7 +47,7 @@
           <w:cs w:val="0"/>
           <w:lang w:val="de-DE" w:eastAsia="en-US" w:bidi="ar-SA"/>
         </w:rPr>
-        <w:t>Àgrïìcùûltùûréé tééchnóólóógy (ÀgTééch) ùûséés ïìnnóóväàtïìóón lïìkéé ÀÎ, dróónéés, séénsóórs, GPS, äànd róóbóótïìcs tóó bóóóóst fäàrmïìng ééffïìcïìééncy, yïìééld, äànd sùûstäàïìnäàbïìlïìty, äàddrééssïìng läàbóór shóórtäàgéés äànd réésóóùûrcéé mäànäàgééméént thróóùûgh préécïìsïìóón fäàrmïìng, däàtäà äànäàlytïìcs, äàùûtóómäàtïìóón fóór täàsks lïìkéé séééédïìng/häàrvééstïìng, äànd bïìóótééchnóólóógy fóór ïìmpróóvééd cróóps, träànsfóórmïìng träàdïìtïìóónäàl fäàrmïìng ïìntóó smäàrt, däàtäà-drïìvéén óópééräàtïìóóns</w:t>
+        <w:t>Ãgríîcüýltüýrêë têëchnõôlõôgy (ÃgTêëch) üýsêës íînnõôvæätíîõôn líîkêë ÃÍ, drõônêës, sêënsõôrs, GPS, æänd rõôbõôtíîcs tõô bõôõôst fæärmíîng êëffíîcíîêëncy, yíîêëld, æänd süýstæäíînæäbíîlíîty, æäddrêëssíîng læäbõôr shõôrtæägêës æänd rêësõôüýrcêë mæänæägêëmêënt thrõôüýgh prêëcíîsíîõôn fæärmíîng, dæätæä æänæälytíîcs, æäüýtõômæätíîõôn fõôr tæäsks líîkêë sêëêëdíîng/hæärvêëstíîng, æänd bíîõôtêëchnõôlõôgy fõôr íîmprõôvêëd crõôps, træänsfõôrmíîng træädíîtíîõônæäl fæärmíîng íîntõô smæärt, dæätæä-dríîvêën õôpêëræätíîõôns</w:t>
       </w:r>
     </w:p>
     <w:sectPr>

--- a/Test/Check automation_de.docx
+++ b/Test/Check automation_de.docx
@@ -47,7 +47,7 @@
           <w:cs w:val="0"/>
           <w:lang w:val="de-DE" w:eastAsia="en-US" w:bidi="ar-SA"/>
         </w:rPr>
-        <w:t>Ãgríîcüýltüýrêë têëchnõôlõôgy (ÃgTêëch) üýsêës íînnõôvæätíîõôn líîkêë ÃÍ, drõônêës, sêënsõôrs, GPS, æänd rõôbõôtíîcs tõô bõôõôst fæärmíîng êëffíîcíîêëncy, yíîêëld, æänd süýstæäíînæäbíîlíîty, æäddrêëssíîng læäbõôr shõôrtæägêës æänd rêësõôüýrcêë mæänæägêëmêënt thrõôüýgh prêëcíîsíîõôn fæärmíîng, dæätæä æänæälytíîcs, æäüýtõômæätíîõôn fõôr tæäsks líîkêë sêëêëdíîng/hæärvêëstíîng, æänd bíîõôtêëchnõôlõôgy fõôr íîmprõôvêëd crõôps, træänsfõôrmíîng træädíîtíîõônæäl fæärmíîng íîntõô smæärt, dæätæä-dríîvêën õôpêëræätíîõôns</w:t>
+        <w:t>Àgrïîcúýltúýrèë tèëchnóõlóõgy (ÀgTèëch) úýsèës ïînnóõvæätïîóõn lïîkèë ÀÎ, dróõnèës, sèënsóõrs, GPS, æänd róõbóõtïîcs tóõ bóõóõst fæärmïîng èëffïîcïîèëncy, yïîèëld, æänd súýstæäïînæäbïîlïîty, æäddrèëssïîng læäbóõr shóõrtæägèës æänd rèësóõúýrcèë mæänæägèëmèënt thróõúýgh prèëcïîsïîóõn fæärmïîng, dæätæä æänæälytïîcs, æäúýtóõmæätïîóõn fóõr tæäsks lïîkèë sèëèëdïîng/hæärvèëstïîng, æänd bïîóõtèëchnóõlóõgy fóõr ïîmpróõvèëd cróõps, træänsfóõrmïîng træädïîtïîóõnæäl fæärmïîng ïîntóõ smæärt, dæätæä-drïîvèën óõpèëræätïîóõns</w:t>
       </w:r>
     </w:p>
     <w:sectPr>

--- a/Test/Check automation_de.docx
+++ b/Test/Check automation_de.docx
@@ -47,7 +47,7 @@
           <w:cs w:val="0"/>
           <w:lang w:val="de-DE" w:eastAsia="en-US" w:bidi="ar-SA"/>
         </w:rPr>
-        <w:t>Àgrïîcúýltúýrèë tèëchnóõlóõgy (ÀgTèëch) úýsèës ïînnóõvæätïîóõn lïîkèë ÀÎ, dróõnèës, sèënsóõrs, GPS, æänd róõbóõtïîcs tóõ bóõóõst fæärmïîng èëffïîcïîèëncy, yïîèëld, æänd súýstæäïînæäbïîlïîty, æäddrèëssïîng læäbóõr shóõrtæägèës æänd rèësóõúýrcèë mæänæägèëmèënt thróõúýgh prèëcïîsïîóõn fæärmïîng, dæätæä æänæälytïîcs, æäúýtóõmæätïîóõn fóõr tæäsks lïîkèë sèëèëdïîng/hæärvèëstïîng, æänd bïîóõtèëchnóõlóõgy fóõr ïîmpróõvèëd cróõps, træänsfóõrmïîng træädïîtïîóõnæäl fæärmïîng ïîntóõ smæärt, dæätæä-drïîvèën óõpèëræätïîóõns</w:t>
+        <w:t>Ågrìïcúùltúùrêê têêchnôõlôõgy (ÅgTêêch) úùsêês ìïnnôõvåâtìïôõn lìïkêê ÅÏ, drôõnêês, sêênsôõrs, GPS, åând rôõbôõtìïcs tôõ bôõôõst fåârmìïng êêffìïcìïêêncy, yìïêêld, åând súùståâìïnåâbìïlìïty, åâddrêêssìïng låâbôõr shôõrtåâgêês åând rêêsôõúùrcêê måânåâgêêmêênt thrôõúùgh prêêcìïsìïôõn fåârmìïng, dåâtåâ åânåâlytìïcs, åâúùtôõmåâtìïôõn fôõr tåâsks lìïkêê sêêêêdìïng/håârvêêstìïng, åând bìïôõtêêchnôõlôõgy fôõr ìïmprôõvêêd crôõps, tråânsfôõrmìïng tråâdìïtìïôõnåâl fåârmìïng ìïntôõ småârt, dåâtåâ-drìïvêên ôõpêêråâtìïôõns</w:t>
       </w:r>
     </w:p>
     <w:sectPr>

--- a/Test/Check automation_de.docx
+++ b/Test/Check automation_de.docx
@@ -47,7 +47,7 @@
           <w:cs w:val="0"/>
           <w:lang w:val="de-DE" w:eastAsia="en-US" w:bidi="ar-SA"/>
         </w:rPr>
-        <w:t>Ågrìïcúùltúùrêê têêchnôõlôõgy (ÅgTêêch) úùsêês ìïnnôõvåâtìïôõn lìïkêê ÅÏ, drôõnêês, sêênsôõrs, GPS, åând rôõbôõtìïcs tôõ bôõôõst fåârmìïng êêffìïcìïêêncy, yìïêêld, åând súùståâìïnåâbìïlìïty, åâddrêêssìïng låâbôõr shôõrtåâgêês åând rêêsôõúùrcêê måânåâgêêmêênt thrôõúùgh prêêcìïsìïôõn fåârmìïng, dåâtåâ åânåâlytìïcs, åâúùtôõmåâtìïôõn fôõr tåâsks lìïkêê sêêêêdìïng/håârvêêstìïng, åând bìïôõtêêchnôõlôõgy fôõr ìïmprôõvêêd crôõps, tråânsfôõrmìïng tråâdìïtìïôõnåâl fåârmìïng ìïntôõ småârt, dåâtåâ-drìïvêên ôõpêêråâtìïôõns</w:t>
+        <w:t>Ãgríïcùúltùúrêè têèchnóõlóõgy (ÃgTêèch) ùúsêès íïnnóõvæátíïóõn líïkêè ÃÌ, dróõnêès, sêènsóõrs, GPS, æánd róõbóõtíïcs tóõ bóõóõst fæármíïng êèffíïcíïêèncy, yíïêèld, æánd sùústæáíïnæábíïlíïty, æáddrêèssíïng læábóõr shóõrtæágêès æánd rêèsóõùúrcêè mæánæágêèmêènt thróõùúgh prêècíïsíïóõn fæármíïng, dæátæá æánæálytíïcs, æáùútóõmæátíïóõn fóõr tæásks líïkêè sêèêèdíïng/hæárvêèstíïng, æánd bíïóõtêèchnóõlóõgy fóõr íïmpróõvêèd cróõps, træánsfóõrmíïng træádíïtíïóõnæál fæármíïng íïntóõ smæárt, dæátæá-dríïvêèn óõpêèræátíïóõns</w:t>
       </w:r>
     </w:p>
     <w:sectPr>

--- a/Test/Check automation_de.docx
+++ b/Test/Check automation_de.docx
@@ -47,7 +47,7 @@
           <w:cs w:val="0"/>
           <w:lang w:val="de-DE" w:eastAsia="en-US" w:bidi="ar-SA"/>
         </w:rPr>
-        <w:t>Ãgríïcùúltùúrêè têèchnóõlóõgy (ÃgTêèch) ùúsêès íïnnóõvæátíïóõn líïkêè ÃÌ, dróõnêès, sêènsóõrs, GPS, æánd róõbóõtíïcs tóõ bóõóõst fæármíïng êèffíïcíïêèncy, yíïêèld, æánd sùústæáíïnæábíïlíïty, æáddrêèssíïng læábóõr shóõrtæágêès æánd rêèsóõùúrcêè mæánæágêèmêènt thróõùúgh prêècíïsíïóõn fæármíïng, dæátæá æánæálytíïcs, æáùútóõmæátíïóõn fóõr tæásks líïkêè sêèêèdíïng/hæárvêèstíïng, æánd bíïóõtêèchnóõlóõgy fóõr íïmpróõvêèd cróõps, træánsfóõrmíïng træádíïtíïóõnæál fæármíïng íïntóõ smæárt, dæátæá-dríïvêèn óõpêèræátíïóõns</w:t>
+        <w:t>Ægrìïcûúltûúréè téèchnóôlóôgy (ÆgTéèch) ûúséès ìïnnóôváâtìïóôn lìïkéè ÆÍ, dróônéès, séènsóôrs, GPS, áând róôbóôtìïcs tóô bóôóôst fáârmìïng éèffìïcìïéèncy, yìïéèld, áând sûústáâìïnáâbìïlìïty, áâddréèssìïng láâbóôr shóôrtáâgéès áând réèsóôûúrcéè máânáâgéèméènt thróôûúgh préècìïsìïóôn fáârmìïng, dáâtáâ áânáâlytìïcs, áâûútóômáâtìïóôn fóôr táâsks lìïkéè séèéèdìïng/háârvéèstìïng, áând bìïóôtéèchnóôlóôgy fóôr ìïmpróôvéèd cróôps, tráânsfóôrmìïng tráâdìïtìïóônáâl fáârmìïng ìïntóô smáârt, dáâtáâ-drìïvéèn óôpéèráâtìïóôns</w:t>
       </w:r>
     </w:p>
     <w:sectPr>

--- a/Test/Check automation_de.docx
+++ b/Test/Check automation_de.docx
@@ -47,7 +47,7 @@
           <w:cs w:val="0"/>
           <w:lang w:val="de-DE" w:eastAsia="en-US" w:bidi="ar-SA"/>
         </w:rPr>
-        <w:t>Ægrìïcûúltûúréè téèchnóôlóôgy (ÆgTéèch) ûúséès ìïnnóôváâtìïóôn lìïkéè ÆÍ, dróônéès, séènsóôrs, GPS, áând róôbóôtìïcs tóô bóôóôst fáârmìïng éèffìïcìïéèncy, yìïéèld, áând sûústáâìïnáâbìïlìïty, áâddréèssìïng láâbóôr shóôrtáâgéès áând réèsóôûúrcéè máânáâgéèméènt thróôûúgh préècìïsìïóôn fáârmìïng, dáâtáâ áânáâlytìïcs, áâûútóômáâtìïóôn fóôr táâsks lìïkéè séèéèdìïng/háârvéèstìïng, áând bìïóôtéèchnóôlóôgy fóôr ìïmpróôvéèd cróôps, tráânsfóôrmìïng tráâdìïtìïóônáâl fáârmìïng ìïntóô smáârt, dáâtáâ-drìïvéèn óôpéèráâtìïóôns</w:t>
+        <w:t>Âgrïícüültüürèè tèèchnóõlóõgy (ÂgTèèch) üüsèès ïínnóõváætïíóõn lïíkèè ÂÎ, dróõnèès, sèènsóõrs, GPS, áænd róõbóõtïícs tóõ bóõóõst fáærmïíng èèffïícïíèèncy, yïíèèld, áænd süüstáæïínáæbïílïíty, áæddrèèssïíng láæbóõr shóõrtáægèès áænd rèèsóõüürcèè máænáægèèmèènt thróõüügh prèècïísïíóõn fáærmïíng, dáætáæ áænáælytïícs, áæüütóõmáætïíóõn fóõr táæsks lïíkèè sèèèèdïíng/háærvèèstïíng, áænd bïíóõtèèchnóõlóõgy fóõr ïímpróõvèèd cróõps, tráænsfóõrmïíng tráædïítïíóõnáæl fáærmïíng ïíntóõ smáært, dáætáæ-drïívèèn óõpèèráætïíóõns</w:t>
       </w:r>
     </w:p>
     <w:sectPr>

--- a/Test/Check automation_de.docx
+++ b/Test/Check automation_de.docx
@@ -47,7 +47,7 @@
           <w:cs w:val="0"/>
           <w:lang w:val="de-DE" w:eastAsia="en-US" w:bidi="ar-SA"/>
         </w:rPr>
-        <w:t>Âgrïícüültüürèè tèèchnóõlóõgy (ÂgTèèch) üüsèès ïínnóõváætïíóõn lïíkèè ÂÎ, dróõnèès, sèènsóõrs, GPS, áænd róõbóõtïícs tóõ bóõóõst fáærmïíng èèffïícïíèèncy, yïíèèld, áænd süüstáæïínáæbïílïíty, áæddrèèssïíng láæbóõr shóõrtáægèès áænd rèèsóõüürcèè máænáægèèmèènt thróõüügh prèècïísïíóõn fáærmïíng, dáætáæ áænáælytïícs, áæüütóõmáætïíóõn fóõr táæsks lïíkèè sèèèèdïíng/háærvèèstïíng, áænd bïíóõtèèchnóõlóõgy fóõr ïímpróõvèèd cróõps, tráænsfóõrmïíng tráædïítïíóõnáæl fáærmïíng ïíntóõ smáært, dáætáæ-drïívèèn óõpèèráætïíóõns</w:t>
+        <w:t>Ägrìîcûùltûùrëé tëéchnòölòögy (ÄgTëéch) ûùsëés ìînnòöväætìîòön lìîkëé ÄÍ, dròönëés, sëénsòörs, GPS, äænd ròöbòötìîcs tòö bòöòöst fäærmìîng ëéffìîcìîëéncy, yìîëéld, äænd sûùstäæìînäæbìîlìîty, äæddrëéssìîng läæbòör shòörtäægëés äænd rëésòöûùrcëé mäænäægëémëént thròöûùgh prëécìîsìîòön fäærmìîng, däætäæ äænäælytìîcs, äæûùtòömäætìîòön fòör täæsks lìîkëé sëéëédìîng/häærvëéstìîng, äænd bìîòötëéchnòölòögy fòör ìîmpròövëéd cròöps, träænsfòörmìîng träædìîtìîòönäæl fäærmìîng ìîntòö smäært, däætäæ-drìîvëén òöpëéräætìîòöns</w:t>
       </w:r>
     </w:p>
     <w:sectPr>

--- a/Test/Check automation_de.docx
+++ b/Test/Check automation_de.docx
@@ -47,7 +47,7 @@
           <w:cs w:val="0"/>
           <w:lang w:val="de-DE" w:eastAsia="en-US" w:bidi="ar-SA"/>
         </w:rPr>
-        <w:t>Ägrìîcûùltûùrëé tëéchnòölòögy (ÄgTëéch) ûùsëés ìînnòöväætìîòön lìîkëé ÄÍ, dròönëés, sëénsòörs, GPS, äænd ròöbòötìîcs tòö bòöòöst fäærmìîng ëéffìîcìîëéncy, yìîëéld, äænd sûùstäæìînäæbìîlìîty, äæddrëéssìîng läæbòör shòörtäægëés äænd rëésòöûùrcëé mäænäægëémëént thròöûùgh prëécìîsìîòön fäærmìîng, däætäæ äænäælytìîcs, äæûùtòömäætìîòön fòör täæsks lìîkëé sëéëédìîng/häærvëéstìîng, äænd bìîòötëéchnòölòögy fòör ìîmpròövëéd cròöps, träænsfòörmìîng träædìîtìîòönäæl fäærmìîng ìîntòö smäært, däætäæ-drìîvëén òöpëéräætìîòöns</w:t>
+        <w:t>Àgríìcûýltûýréë téëchnöôlöôgy (ÀgTéëch) ûýséës íìnnöôváátíìöôn líìkéë ÀÏ, dröônéës, séënsöôrs, GPS, áánd röôböôtíìcs töô böôöôst fáármíìng éëffíìcíìéëncy, yíìéëld, áánd sûýstááíìnáábíìlíìty, ááddréëssíìng lááböôr shöôrtáágéës áánd réësöôûýrcéë máánáágéëméënt thröôûýgh préëcíìsíìöôn fáármíìng, dáátáá áánáálytíìcs, ááûýtöômáátíìöôn föôr táásks líìkéë séëéëdíìng/háárvéëstíìng, áánd bíìöôtéëchnöôlöôgy föôr íìmpröôvéëd cröôps, tráánsföôrmíìng tráádíìtíìöônáál fáármíìng íìntöô smáárt, dáátáá-dríìvéën öôpéëráátíìöôns</w:t>
       </w:r>
     </w:p>
     <w:sectPr>

--- a/Test/Check automation_de.docx
+++ b/Test/Check automation_de.docx
@@ -47,7 +47,7 @@
           <w:cs w:val="0"/>
           <w:lang w:val="de-DE" w:eastAsia="en-US" w:bidi="ar-SA"/>
         </w:rPr>
-        <w:t>Àgríìcûýltûýréë téëchnöôlöôgy (ÀgTéëch) ûýséës íìnnöôváátíìöôn líìkéë ÀÏ, dröônéës, séënsöôrs, GPS, áánd röôböôtíìcs töô böôöôst fáármíìng éëffíìcíìéëncy, yíìéëld, áánd sûýstááíìnáábíìlíìty, ááddréëssíìng lááböôr shöôrtáágéës áánd réësöôûýrcéë máánáágéëméënt thröôûýgh préëcíìsíìöôn fáármíìng, dáátáá áánáálytíìcs, ááûýtöômáátíìöôn föôr táásks líìkéë séëéëdíìng/háárvéëstíìng, áánd bíìöôtéëchnöôlöôgy föôr íìmpröôvéëd cröôps, tráánsföôrmíìng tráádíìtíìöônáál fáármíìng íìntöô smáárt, dáátáá-dríìvéën öôpéëráátíìöôns</w:t>
+        <w:t>Ågrìïcûûltûûrèè tèèchnòõlòõgy (ÅgTèèch) ûûsèès ìïnnòõväætìïòõn lìïkèè ÅÍ, dròõnèès, sèènsòõrs, GPS, äænd ròõbòõtìïcs tòõ bòõòõst fäærmìïng èèffìïcìïèèncy, yìïèèld, äænd sûûstäæìïnäæbìïlìïty, äæddrèèssìïng läæbòõr shòõrtäægèès äænd rèèsòõûûrcèè mäænäægèèmèènt thròõûûgh prèècìïsìïòõn fäærmìïng, däætäæ äænäælytìïcs, äæûûtòõmäætìïòõn fòõr täæsks lìïkèè sèèèèdìïng/häærvèèstìïng, äænd bìïòõtèèchnòõlòõgy fòõr ìïmpròõvèèd cròõps, träænsfòõrmìïng träædìïtìïòõnäæl fäærmìïng ìïntòõ smäært, däætäæ-drìïvèèn òõpèèräætìïòõns</w:t>
       </w:r>
     </w:p>
     <w:sectPr>

--- a/Test/Check automation_de.docx
+++ b/Test/Check automation_de.docx
@@ -47,7 +47,7 @@
           <w:cs w:val="0"/>
           <w:lang w:val="de-DE" w:eastAsia="en-US" w:bidi="ar-SA"/>
         </w:rPr>
-        <w:t>Ågrìïcûûltûûrèè tèèchnòõlòõgy (ÅgTèèch) ûûsèès ìïnnòõväætìïòõn lìïkèè ÅÍ, dròõnèès, sèènsòõrs, GPS, äænd ròõbòõtìïcs tòõ bòõòõst fäærmìïng èèffìïcìïèèncy, yìïèèld, äænd sûûstäæìïnäæbìïlìïty, äæddrèèssìïng läæbòõr shòõrtäægèès äænd rèèsòõûûrcèè mäænäægèèmèènt thròõûûgh prèècìïsìïòõn fäærmìïng, däætäæ äænäælytìïcs, äæûûtòõmäætìïòõn fòõr täæsks lìïkèè sèèèèdìïng/häærvèèstìïng, äænd bìïòõtèèchnòõlòõgy fòõr ìïmpròõvèèd cròõps, träænsfòõrmìïng träædìïtìïòõnäæl fäærmìïng ìïntòõ smäært, däætäæ-drìïvèèn òõpèèräætìïòõns</w:t>
+        <w:t>Ägrîîcúýltúýrëê tëêchnòõlòõgy (ÄgTëêch) úýsëês îînnòõvæátîîòõn lîîkëê ÄÎ, dròõnëês, sëênsòõrs, GPS, æánd ròõbòõtîîcs tòõ bòõòõst fæármîîng ëêffîîcîîëêncy, yîîëêld, æánd súýstæáîînæábîîlîîty, æáddrëêssîîng læábòõr shòõrtæágëês æánd rëêsòõúýrcëê mæánæágëêmëênt thròõúýgh prëêcîîsîîòõn fæármîîng, dæátæá æánæálytîîcs, æáúýtòõmæátîîòõn fòõr tæásks lîîkëê sëêëêdîîng/hæárvëêstîîng, æánd bîîòõtëêchnòõlòõgy fòõr îîmpròõvëêd cròõps, træánsfòõrmîîng træádîîtîîòõnæál fæármîîng îîntòõ smæárt, dæátæá-drîîvëên òõpëêræátîîòõns</w:t>
       </w:r>
     </w:p>
     <w:sectPr>

--- a/Test/Check automation_de.docx
+++ b/Test/Check automation_de.docx
@@ -47,7 +47,7 @@
           <w:cs w:val="0"/>
           <w:lang w:val="de-DE" w:eastAsia="en-US" w:bidi="ar-SA"/>
         </w:rPr>
-        <w:t>Ägrîîcúýltúýrëê tëêchnòõlòõgy (ÄgTëêch) úýsëês îînnòõvæátîîòõn lîîkëê ÄÎ, dròõnëês, sëênsòõrs, GPS, æánd ròõbòõtîîcs tòõ bòõòõst fæármîîng ëêffîîcîîëêncy, yîîëêld, æánd súýstæáîînæábîîlîîty, æáddrëêssîîng læábòõr shòõrtæágëês æánd rëêsòõúýrcëê mæánæágëêmëênt thròõúýgh prëêcîîsîîòõn fæármîîng, dæátæá æánæálytîîcs, æáúýtòõmæátîîòõn fòõr tæásks lîîkëê sëêëêdîîng/hæárvëêstîîng, æánd bîîòõtëêchnòõlòõgy fòõr îîmpròõvëêd cròõps, træánsfòõrmîîng træádîîtîîòõnæál fæármîîng îîntòõ smæárt, dæátæá-drîîvëên òõpëêræátîîòõns</w:t>
+        <w:t>Âgrïïcùültùürëé tëéchnôõlôõgy (ÂgTëéch) ùüsëés ïïnnôõváâtïïôõn lïïkëé ÂÏ, drôõnëés, sëénsôõrs, GPS, áând rôõbôõtïïcs tôõ bôõôõst fáârmïïng ëéffïïcïïëéncy, yïïëéld, áând sùüstáâïïnáâbïïlïïty, áâddrëéssïïng láâbôõr shôõrtáâgëés áând rëésôõùürcëé máânáâgëémëént thrôõùügh prëécïïsïïôõn fáârmïïng, dáâtáâ áânáâlytïïcs, áâùütôõmáâtïïôõn fôõr táâsks lïïkëé sëéëédïïng/háârvëéstïïng, áând bïïôõtëéchnôõlôõgy fôõr ïïmprôõvëéd crôõps, tráânsfôõrmïïng tráâdïïtïïôõnáâl fáârmïïng ïïntôõ smáârt, dáâtáâ-drïïvëén ôõpëéráâtïïôõns</w:t>
       </w:r>
     </w:p>
     <w:sectPr>

--- a/Test/Check automation_de.docx
+++ b/Test/Check automation_de.docx
@@ -47,7 +47,7 @@
           <w:cs w:val="0"/>
           <w:lang w:val="de-DE" w:eastAsia="en-US" w:bidi="ar-SA"/>
         </w:rPr>
-        <w:t>Âgrïïcùültùürëé tëéchnôõlôõgy (ÂgTëéch) ùüsëés ïïnnôõváâtïïôõn lïïkëé ÂÏ, drôõnëés, sëénsôõrs, GPS, áând rôõbôõtïïcs tôõ bôõôõst fáârmïïng ëéffïïcïïëéncy, yïïëéld, áând sùüstáâïïnáâbïïlïïty, áâddrëéssïïng láâbôõr shôõrtáâgëés áând rëésôõùürcëé máânáâgëémëént thrôõùügh prëécïïsïïôõn fáârmïïng, dáâtáâ áânáâlytïïcs, áâùütôõmáâtïïôõn fôõr táâsks lïïkëé sëéëédïïng/háârvëéstïïng, áând bïïôõtëéchnôõlôõgy fôõr ïïmprôõvëéd crôõps, tráânsfôõrmïïng tráâdïïtïïôõnáâl fáârmïïng ïïntôõ smáârt, dáâtáâ-drïïvëén ôõpëéráâtïïôõns</w:t>
+        <w:t>Ágríìcùùltùùréé tééchnõólõógy (ÁgTééch) ùùséés íìnnõóvâãtíìõón líìkéé ÁÌ, drõónéés, séénsõórs, GPS, âãnd rõóbõótíìcs tõó bõóõóst fâãrmíìng ééffíìcíìééncy, yíìééld, âãnd sùùstâãíìnâãbíìlíìty, âãddrééssíìng lâãbõór shõórtâãgéés âãnd réésõóùùrcéé mâãnâãgééméént thrõóùùgh préécíìsíìõón fâãrmíìng, dâãtâã âãnâãlytíìcs, âãùùtõómâãtíìõón fõór tâãsks líìkéé séééédíìng/hâãrvééstíìng, âãnd bíìõótééchnõólõógy fõór íìmprõóvééd crõóps, trâãnsfõórmíìng trâãdíìtíìõónâãl fâãrmíìng íìntõó smâãrt, dâãtâã-dríìvéén õópéérâãtíìõóns</w:t>
       </w:r>
     </w:p>
     <w:sectPr>

--- a/Test/Check automation_de.docx
+++ b/Test/Check automation_de.docx
@@ -47,7 +47,7 @@
           <w:cs w:val="0"/>
           <w:lang w:val="de-DE" w:eastAsia="en-US" w:bidi="ar-SA"/>
         </w:rPr>
-        <w:t>Ágríìcùùltùùréé tééchnõólõógy (ÁgTééch) ùùséés íìnnõóvâãtíìõón líìkéé ÁÌ, drõónéés, séénsõórs, GPS, âãnd rõóbõótíìcs tõó bõóõóst fâãrmíìng ééffíìcíìééncy, yíìééld, âãnd sùùstâãíìnâãbíìlíìty, âãddrééssíìng lâãbõór shõórtâãgéés âãnd réésõóùùrcéé mâãnâãgééméént thrõóùùgh préécíìsíìõón fâãrmíìng, dâãtâã âãnâãlytíìcs, âãùùtõómâãtíìõón fõór tâãsks líìkéé séééédíìng/hâãrvééstíìng, âãnd bíìõótééchnõólõógy fõór íìmprõóvééd crõóps, trâãnsfõórmíìng trâãdíìtíìõónâãl fâãrmíìng íìntõó smâãrt, dâãtâã-dríìvéén õópéérâãtíìõóns</w:t>
+        <w:t>Àgrïïcùùltùùrèè tèèchnôólôógy (ÀgTèèch) ùùsèès ïïnnôóvæãtïïôón lïïkèè ÀÍ, drôónèès, sèènsôórs, GPS, æãnd rôóbôótïïcs tôó bôóôóst fæãrmïïng èèffïïcïïèèncy, yïïèèld, æãnd sùùstæãïïnæãbïïlïïty, æãddrèèssïïng læãbôór shôórtæãgèès æãnd rèèsôóùùrcèè mæãnæãgèèmèènt thrôóùùgh prèècïïsïïôón fæãrmïïng, dæãtæã æãnæãlytïïcs, æãùùtôómæãtïïôón fôór tæãsks lïïkèè sèèèèdïïng/hæãrvèèstïïng, æãnd bïïôótèèchnôólôógy fôór ïïmprôóvèèd crôóps, træãnsfôórmïïng træãdïïtïïôónæãl fæãrmïïng ïïntôó smæãrt, dæãtæã-drïïvèèn ôópèèræãtïïôóns</w:t>
       </w:r>
     </w:p>
     <w:sectPr>

--- a/Test/Check automation_de.docx
+++ b/Test/Check automation_de.docx
@@ -47,7 +47,7 @@
           <w:cs w:val="0"/>
           <w:lang w:val="de-DE" w:eastAsia="en-US" w:bidi="ar-SA"/>
         </w:rPr>
-        <w:t>Àgrïïcùùltùùrèè tèèchnôólôógy (ÀgTèèch) ùùsèès ïïnnôóvæãtïïôón lïïkèè ÀÍ, drôónèès, sèènsôórs, GPS, æãnd rôóbôótïïcs tôó bôóôóst fæãrmïïng èèffïïcïïèèncy, yïïèèld, æãnd sùùstæãïïnæãbïïlïïty, æãddrèèssïïng læãbôór shôórtæãgèès æãnd rèèsôóùùrcèè mæãnæãgèèmèènt thrôóùùgh prèècïïsïïôón fæãrmïïng, dæãtæã æãnæãlytïïcs, æãùùtôómæãtïïôón fôór tæãsks lïïkèè sèèèèdïïng/hæãrvèèstïïng, æãnd bïïôótèèchnôólôógy fôór ïïmprôóvèèd crôóps, træãnsfôórmïïng træãdïïtïïôónæãl fæãrmïïng ïïntôó smæãrt, dæãtæã-drïïvèèn ôópèèræãtïïôóns</w:t>
+        <w:t>Âgrìîcúýltúýrèê tèêchnòòlòògy (ÂgTèêch) úýsèês ìînnòòvãätìîòòn lìîkèê ÂÎ, dròònèês, sèênsòòrs, GPS, ãänd ròòbòòtìîcs tòò bòòòòst fãärmìîng èêffìîcìîèêncy, yìîèêld, ãänd súýstãäìînãäbìîlìîty, ãäddrèêssìîng lãäbòòr shòòrtãägèês ãänd rèêsòòúýrcèê mãänãägèêmèênt thròòúýgh prèêcìîsìîòòn fãärmìîng, dãätãä ãänãälytìîcs, ãäúýtòòmãätìîòòn fòòr tãäsks lìîkèê sèêèêdìîng/hãärvèêstìîng, ãänd bìîòòtèêchnòòlòògy fòòr ìîmpròòvèêd cròòps, trãänsfòòrmìîng trãädìîtìîòònãäl fãärmìîng ìîntòò smãärt, dãätãä-drìîvèên òòpèêrãätìîòòns</w:t>
       </w:r>
     </w:p>
     <w:sectPr>

--- a/Test/Check automation_de.docx
+++ b/Test/Check automation_de.docx
@@ -47,7 +47,7 @@
           <w:cs w:val="0"/>
           <w:lang w:val="de-DE" w:eastAsia="en-US" w:bidi="ar-SA"/>
         </w:rPr>
-        <w:t>Âgrìîcúýltúýrèê tèêchnòòlòògy (ÂgTèêch) úýsèês ìînnòòvãätìîòòn lìîkèê ÂÎ, dròònèês, sèênsòòrs, GPS, ãänd ròòbòòtìîcs tòò bòòòòst fãärmìîng èêffìîcìîèêncy, yìîèêld, ãänd súýstãäìînãäbìîlìîty, ãäddrèêssìîng lãäbòòr shòòrtãägèês ãänd rèêsòòúýrcèê mãänãägèêmèênt thròòúýgh prèêcìîsìîòòn fãärmìîng, dãätãä ãänãälytìîcs, ãäúýtòòmãätìîòòn fòòr tãäsks lìîkèê sèêèêdìîng/hãärvèêstìîng, ãänd bìîòòtèêchnòòlòògy fòòr ìîmpròòvèêd cròòps, trãänsfòòrmìîng trãädìîtìîòònãäl fãärmìîng ìîntòò smãärt, dãätãä-drìîvèên òòpèêrãätìîòòns</w:t>
+        <w:t>Ægrïîcüùltüùrèê tèêchnóölóögy (ÆgTèêch) üùsèês ïînnóövâätïîóön lïîkèê ÆÍ, dróönèês, sèênsóörs, GPS, âänd róöbóötïîcs tóö bóöóöst fâärmïîng èêffïîcïîèêncy, yïîèêld, âänd süùstâäïînâäbïîlïîty, âäddrèêssïîng lâäbóör shóörtâägèês âänd rèêsóöüùrcèê mâänâägèêmèênt thróöüùgh prèêcïîsïîóön fâärmïîng, dâätâä âänâälytïîcs, âäüùtóömâätïîóön fóör tâäsks lïîkèê sèêèêdïîng/hâärvèêstïîng, âänd bïîóötèêchnóölóögy fóör ïîmpróövèêd cróöps, trâänsfóörmïîng trâädïîtïîóönâäl fâärmïîng ïîntóö smâärt, dâätâä-drïîvèên óöpèêrâätïîóöns</w:t>
       </w:r>
     </w:p>
     <w:sectPr>

--- a/Test/Check automation_de.docx
+++ b/Test/Check automation_de.docx
@@ -47,7 +47,7 @@
           <w:cs w:val="0"/>
           <w:lang w:val="de-DE" w:eastAsia="en-US" w:bidi="ar-SA"/>
         </w:rPr>
-        <w:t>Ægrïîcüùltüùrèê tèêchnóölóögy (ÆgTèêch) üùsèês ïînnóövâätïîóön lïîkèê ÆÍ, dróönèês, sèênsóörs, GPS, âänd róöbóötïîcs tóö bóöóöst fâärmïîng èêffïîcïîèêncy, yïîèêld, âänd süùstâäïînâäbïîlïîty, âäddrèêssïîng lâäbóör shóörtâägèês âänd rèêsóöüùrcèê mâänâägèêmèênt thróöüùgh prèêcïîsïîóön fâärmïîng, dâätâä âänâälytïîcs, âäüùtóömâätïîóön fóör tâäsks lïîkèê sèêèêdïîng/hâärvèêstïîng, âänd bïîóötèêchnóölóögy fóör ïîmpróövèêd cróöps, trâänsfóörmïîng trâädïîtïîóönâäl fâärmïîng ïîntóö smâärt, dâätâä-drïîvèên óöpèêrâätïîóöns</w:t>
+        <w:t>Âgrïícùúltùúrëè tëèchnöôlöôgy (ÂgTëèch) ùúsëès ïínnöôvâåtïíöôn lïíkëè ÂÍ, dröônëès, sëènsöôrs, GPS, âånd röôböôtïícs töô böôöôst fâårmïíng ëèffïícïíëèncy, yïíëèld, âånd sùústâåïínâåbïílïíty, âåddrëèssïíng lâåböôr shöôrtâågëès âånd rëèsöôùúrcëè mâånâågëèmëènt thröôùúgh prëècïísïíöôn fâårmïíng, dâåtâå âånâålytïícs, âåùútöômâåtïíöôn föôr tâåsks lïíkëè sëèëèdïíng/hâårvëèstïíng, âånd bïíöôtëèchnöôlöôgy föôr ïímpröôvëèd cröôps, trâånsföôrmïíng trâådïítïíöônâål fâårmïíng ïíntöô smâårt, dâåtâå-drïívëèn öôpëèrâåtïíöôns</w:t>
       </w:r>
     </w:p>
     <w:sectPr>

--- a/Test/Check automation_de.docx
+++ b/Test/Check automation_de.docx
@@ -47,7 +47,7 @@
           <w:cs w:val="0"/>
           <w:lang w:val="de-DE" w:eastAsia="en-US" w:bidi="ar-SA"/>
         </w:rPr>
-        <w:t>Âgrïícùúltùúrëè tëèchnöôlöôgy (ÂgTëèch) ùúsëès ïínnöôvâåtïíöôn lïíkëè ÂÍ, dröônëès, sëènsöôrs, GPS, âånd röôböôtïícs töô böôöôst fâårmïíng ëèffïícïíëèncy, yïíëèld, âånd sùústâåïínâåbïílïíty, âåddrëèssïíng lâåböôr shöôrtâågëès âånd rëèsöôùúrcëè mâånâågëèmëènt thröôùúgh prëècïísïíöôn fâårmïíng, dâåtâå âånâålytïícs, âåùútöômâåtïíöôn föôr tâåsks lïíkëè sëèëèdïíng/hâårvëèstïíng, âånd bïíöôtëèchnöôlöôgy föôr ïímpröôvëèd cröôps, trâånsföôrmïíng trâådïítïíöônâål fâårmïíng ïíntöô smâårt, dâåtâå-drïívëèn öôpëèrâåtïíöôns</w:t>
+        <w:t>Ægrïîcùúltùúréë téëchnôölôögy (ÆgTéëch) ùúséës ïînnôövâåtïîôön lïîkéë ÆÍ, drôönéës, séënsôörs, GPS, âånd rôöbôötïîcs tôö bôöôöst fâårmïîng éëffïîcïîéëncy, yïîéëld, âånd sùústâåïînâåbïîlïîty, âåddréëssïîng lâåbôör shôörtâågéës âånd réësôöùúrcéë mâånâågéëméënt thrôöùúgh préëcïîsïîôön fâårmïîng, dâåtâå âånâålytïîcs, âåùútôömâåtïîôön fôör tâåsks lïîkéë séëéëdïîng/hâårvéëstïîng, âånd bïîôötéëchnôölôögy fôör ïîmprôövéëd crôöps, trâånsfôörmïîng trâådïîtïîôönâål fâårmïîng ïîntôö smâårt, dâåtâå-drïîvéën ôöpéërâåtïîôöns</w:t>
       </w:r>
     </w:p>
     <w:sectPr>

--- a/Test/Check automation_de.docx
+++ b/Test/Check automation_de.docx
@@ -47,7 +47,7 @@
           <w:cs w:val="0"/>
           <w:lang w:val="de-DE" w:eastAsia="en-US" w:bidi="ar-SA"/>
         </w:rPr>
-        <w:t>Ægrïîcùúltùúréë téëchnôölôögy (ÆgTéëch) ùúséës ïînnôövâåtïîôön lïîkéë ÆÍ, drôönéës, séënsôörs, GPS, âånd rôöbôötïîcs tôö bôöôöst fâårmïîng éëffïîcïîéëncy, yïîéëld, âånd sùústâåïînâåbïîlïîty, âåddréëssïîng lâåbôör shôörtâågéës âånd réësôöùúrcéë mâånâågéëméënt thrôöùúgh préëcïîsïîôön fâårmïîng, dâåtâå âånâålytïîcs, âåùútôömâåtïîôön fôör tâåsks lïîkéë séëéëdïîng/hâårvéëstïîng, âånd bïîôötéëchnôölôögy fôör ïîmprôövéëd crôöps, trâånsfôörmïîng trâådïîtïîôönâål fâårmïîng ïîntôö smâårt, dâåtâå-drïîvéën ôöpéërâåtïîôöns</w:t>
+        <w:t>Ágrìïcýùltýùrêê têêchnóôlóôgy (ÁgTêêch) ýùsêês ìïnnóôväâtìïóôn lìïkêê ÁÌ, dróônêês, sêênsóôrs, GPS, äând róôbóôtìïcs tóô bóôóôst fäârmìïng êêffìïcìïêêncy, yìïêêld, äând sýùstäâìïnäâbìïlìïty, äâddrêêssìïng läâbóôr shóôrtäâgêês äând rêêsóôýùrcêê mäânäâgêêmêênt thróôýùgh prêêcìïsìïóôn fäârmìïng, däâtäâ äânäâlytìïcs, äâýùtóômäâtìïóôn fóôr täâsks lìïkêê sêêêêdìïng/häârvêêstìïng, äând bìïóôtêêchnóôlóôgy fóôr ìïmpróôvêêd cróôps, träânsfóôrmìïng träâdìïtìïóônäâl fäârmìïng ìïntóô smäârt, däâtäâ-drìïvêên óôpêêräâtìïóôns</w:t>
       </w:r>
     </w:p>
     <w:sectPr>

--- a/Test/Check automation_de.docx
+++ b/Test/Check automation_de.docx
@@ -47,7 +47,7 @@
           <w:cs w:val="0"/>
           <w:lang w:val="de-DE" w:eastAsia="en-US" w:bidi="ar-SA"/>
         </w:rPr>
-        <w:t>Ágrìïcýùltýùrêê têêchnóôlóôgy (ÁgTêêch) ýùsêês ìïnnóôväâtìïóôn lìïkêê ÁÌ, dróônêês, sêênsóôrs, GPS, äând róôbóôtìïcs tóô bóôóôst fäârmìïng êêffìïcìïêêncy, yìïêêld, äând sýùstäâìïnäâbìïlìïty, äâddrêêssìïng läâbóôr shóôrtäâgêês äând rêêsóôýùrcêê mäânäâgêêmêênt thróôýùgh prêêcìïsìïóôn fäârmìïng, däâtäâ äânäâlytìïcs, äâýùtóômäâtìïóôn fóôr täâsks lìïkêê sêêêêdìïng/häârvêêstìïng, äând bìïóôtêêchnóôlóôgy fóôr ìïmpróôvêêd cróôps, träânsfóôrmìïng träâdìïtìïóônäâl fäârmìïng ìïntóô smäârt, däâtäâ-drìïvêên óôpêêräâtìïóôns</w:t>
+        <w:t>Ægrïïcüûltüûrëé tëéchnõôlõôgy (ÆgTëéch) üûsëés ïïnnõôväätïïõôn lïïkëé ÆÎ, drõônëés, sëénsõôrs, GPS, äänd rõôbõôtïïcs tõô bõôõôst fäärmïïng ëéffïïcïïëéncy, yïïëéld, äänd süûstääïïnääbïïlïïty, ääddrëéssïïng lääbõôr shõôrtäägëés äänd rëésõôüûrcëé määnäägëémëént thrõôüûgh prëécïïsïïõôn fäärmïïng, däätää äänäälytïïcs, ääüûtõômäätïïõôn fõôr tääsks lïïkëé sëéëédïïng/häärvëéstïïng, äänd bïïõôtëéchnõôlõôgy fõôr ïïmprõôvëéd crõôps, träänsfõôrmïïng träädïïtïïõônääl fäärmïïng ïïntõô smäärt, däätää-drïïvëén õôpëéräätïïõôns</w:t>
       </w:r>
     </w:p>
     <w:sectPr>

--- a/Test/Check automation_de.docx
+++ b/Test/Check automation_de.docx
@@ -47,7 +47,7 @@
           <w:cs w:val="0"/>
           <w:lang w:val="de-DE" w:eastAsia="en-US" w:bidi="ar-SA"/>
         </w:rPr>
-        <w:t>Ægrïïcüûltüûrëé tëéchnõôlõôgy (ÆgTëéch) üûsëés ïïnnõôväätïïõôn lïïkëé ÆÎ, drõônëés, sëénsõôrs, GPS, äänd rõôbõôtïïcs tõô bõôõôst fäärmïïng ëéffïïcïïëéncy, yïïëéld, äänd süûstääïïnääbïïlïïty, ääddrëéssïïng lääbõôr shõôrtäägëés äänd rëésõôüûrcëé määnäägëémëént thrõôüûgh prëécïïsïïõôn fäärmïïng, däätää äänäälytïïcs, ääüûtõômäätïïõôn fõôr tääsks lïïkëé sëéëédïïng/häärvëéstïïng, äänd bïïõôtëéchnõôlõôgy fõôr ïïmprõôvëéd crõôps, träänsfõôrmïïng träädïïtïïõônääl fäärmïïng ïïntõô smäärt, däätää-drïïvëén õôpëéräätïïõôns</w:t>
+        <w:t>Ågrïìcúýltúýréè téèchnöôlöôgy (ÅgTéèch) úýséès ïìnnöôväãtïìöôn lïìkéè ÅÎ, dröônéès, séènsöôrs, GPS, äãnd röôböôtïìcs töô böôöôst fäãrmïìng éèffïìcïìéèncy, yïìéèld, äãnd súýstäãïìnäãbïìlïìty, äãddréèssïìng läãböôr shöôrtäãgéès äãnd réèsöôúýrcéè mäãnäãgéèméènt thröôúýgh préècïìsïìöôn fäãrmïìng, däãtäã äãnäãlytïìcs, äãúýtöômäãtïìöôn föôr täãsks lïìkéè séèéèdïìng/häãrvéèstïìng, äãnd bïìöôtéèchnöôlöôgy föôr ïìmpröôvéèd cröôps, träãnsföôrmïìng träãdïìtïìöônäãl fäãrmïìng ïìntöô smäãrt, däãtäã-drïìvéèn öôpéèräãtïìöôns</w:t>
       </w:r>
     </w:p>
     <w:sectPr>

--- a/Test/Check automation_de.docx
+++ b/Test/Check automation_de.docx
@@ -47,7 +47,7 @@
           <w:cs w:val="0"/>
           <w:lang w:val="de-DE" w:eastAsia="en-US" w:bidi="ar-SA"/>
         </w:rPr>
-        <w:t>Ågrïìcúýltúýréè téèchnöôlöôgy (ÅgTéèch) úýséès ïìnnöôväãtïìöôn lïìkéè ÅÎ, dröônéès, séènsöôrs, GPS, äãnd röôböôtïìcs töô böôöôst fäãrmïìng éèffïìcïìéèncy, yïìéèld, äãnd súýstäãïìnäãbïìlïìty, äãddréèssïìng läãböôr shöôrtäãgéès äãnd réèsöôúýrcéè mäãnäãgéèméènt thröôúýgh préècïìsïìöôn fäãrmïìng, däãtäã äãnäãlytïìcs, äãúýtöômäãtïìöôn föôr täãsks lïìkéè séèéèdïìng/häãrvéèstïìng, äãnd bïìöôtéèchnöôlöôgy föôr ïìmpröôvéèd cröôps, träãnsföôrmïìng träãdïìtïìöônäãl fäãrmïìng ïìntöô smäãrt, däãtäã-drïìvéèn öôpéèräãtïìöôns</w:t>
+        <w:t>Âgríìcýúltýúrèê tèêchnõõlõõgy (ÂgTèêch) ýúsèês íìnnõõvâátíìõõn líìkèê ÂÌ, drõõnèês, sèênsõõrs, GPS, âánd rõõbõõtíìcs tõõ bõõõõst fâármíìng èêffíìcíìèêncy, yíìèêld, âánd sýústâáíìnâábíìlíìty, âáddrèêssíìng lâábõõr shõõrtâágèês âánd rèêsõõýúrcèê mâánâágèêmèênt thrõõýúgh prèêcíìsíìõõn fâármíìng, dâátâá âánâálytíìcs, âáýútõõmâátíìõõn fõõr tâásks líìkèê sèêèêdíìng/hâárvèêstíìng, âánd bíìõõtèêchnõõlõõgy fõõr íìmprõõvèêd crõõps, trâánsfõõrmíìng trâádíìtíìõõnâál fâármíìng íìntõõ smâárt, dâátâá-dríìvèên õõpèêrâátíìõõns</w:t>
       </w:r>
     </w:p>
     <w:sectPr>

--- a/Test/Check automation_de.docx
+++ b/Test/Check automation_de.docx
@@ -47,7 +47,7 @@
           <w:cs w:val="0"/>
           <w:lang w:val="de-DE" w:eastAsia="en-US" w:bidi="ar-SA"/>
         </w:rPr>
-        <w:t>Âgríìcýúltýúrèê tèêchnõõlõõgy (ÂgTèêch) ýúsèês íìnnõõvâátíìõõn líìkèê ÂÌ, drõõnèês, sèênsõõrs, GPS, âánd rõõbõõtíìcs tõõ bõõõõst fâármíìng èêffíìcíìèêncy, yíìèêld, âánd sýústâáíìnâábíìlíìty, âáddrèêssíìng lâábõõr shõõrtâágèês âánd rèêsõõýúrcèê mâánâágèêmèênt thrõõýúgh prèêcíìsíìõõn fâármíìng, dâátâá âánâálytíìcs, âáýútõõmâátíìõõn fõõr tâásks líìkèê sèêèêdíìng/hâárvèêstíìng, âánd bíìõõtèêchnõõlõõgy fõõr íìmprõõvèêd crõõps, trâánsfõõrmíìng trâádíìtíìõõnâál fâármíìng íìntõõ smâárt, dâátâá-dríìvèên õõpèêrâátíìõõns</w:t>
+        <w:t>Ægrìîcüúltüúrëë tëëchnõólõógy (ÆgTëëch) üúsëës ìînnõóváätìîõón lìîkëë ÆÎ, drõónëës, sëënsõórs, GPS, áänd rõóbõótìîcs tõó bõóõóst fáärmìîng ëëffìîcìîëëncy, yìîëëld, áänd süústáäìînáäbìîlìîty, áäddrëëssìîng láäbõór shõórtáägëës áänd rëësõóüúrcëë máänáägëëmëënt thrõóüúgh prëëcìîsìîõón fáärmìîng, dáätáä áänáälytìîcs, áäüútõómáätìîõón fõór táäsks lìîkëë sëëëëdìîng/háärvëëstìîng, áänd bìîõótëëchnõólõógy fõór ìîmprõóvëëd crõóps, tráänsfõórmìîng tráädìîtìîõónáäl fáärmìîng ìîntõó smáärt, dáätáä-drìîvëën õópëëráätìîõóns</w:t>
       </w:r>
     </w:p>
     <w:sectPr>

--- a/Test/Check automation_de.docx
+++ b/Test/Check automation_de.docx
@@ -47,7 +47,7 @@
           <w:cs w:val="0"/>
           <w:lang w:val="de-DE" w:eastAsia="en-US" w:bidi="ar-SA"/>
         </w:rPr>
-        <w:t>Ægrìîcüúltüúrëë tëëchnõólõógy (ÆgTëëch) üúsëës ìînnõóváätìîõón lìîkëë ÆÎ, drõónëës, sëënsõórs, GPS, áänd rõóbõótìîcs tõó bõóõóst fáärmìîng ëëffìîcìîëëncy, yìîëëld, áänd süústáäìînáäbìîlìîty, áäddrëëssìîng láäbõór shõórtáägëës áänd rëësõóüúrcëë máänáägëëmëënt thrõóüúgh prëëcìîsìîõón fáärmìîng, dáätáä áänáälytìîcs, áäüútõómáätìîõón fõór táäsks lìîkëë sëëëëdìîng/háärvëëstìîng, áänd bìîõótëëchnõólõógy fõór ìîmprõóvëëd crõóps, tráänsfõórmìîng tráädìîtìîõónáäl fáärmìîng ìîntõó smáärt, dáätáä-drìîvëën õópëëráätìîõóns</w:t>
+        <w:t>Âgrïïcúúltúúréê téêchnôõlôõgy (ÂgTéêch) úúséês ïïnnôõvæátïïôõn lïïkéê ÂÍ, drôõnéês, séênsôõrs, GPS, æánd rôõbôõtïïcs tôõ bôõôõst fæármïïng éêffïïcïïéêncy, yïïéêld, æánd súústæáïïnæábïïlïïty, æáddréêssïïng læábôõr shôõrtæágéês æánd réêsôõúúrcéê mæánæágéêméênt thrôõúúgh préêcïïsïïôõn fæármïïng, dæátæá æánæálytïïcs, æáúútôõmæátïïôõn fôõr tæásks lïïkéê séêéêdïïng/hæárvéêstïïng, æánd bïïôõtéêchnôõlôõgy fôõr ïïmprôõvéêd crôõps, træánsfôõrmïïng træádïïtïïôõnæál fæármïïng ïïntôõ smæárt, dæátæá-drïïvéên ôõpéêræátïïôõns</w:t>
       </w:r>
     </w:p>
     <w:sectPr>

--- a/Test/Check automation_de.docx
+++ b/Test/Check automation_de.docx
@@ -47,7 +47,7 @@
           <w:cs w:val="0"/>
           <w:lang w:val="de-DE" w:eastAsia="en-US" w:bidi="ar-SA"/>
         </w:rPr>
-        <w:t>Âgrïïcúúltúúréê téêchnôõlôõgy (ÂgTéêch) úúséês ïïnnôõvæátïïôõn lïïkéê ÂÍ, drôõnéês, séênsôõrs, GPS, æánd rôõbôõtïïcs tôõ bôõôõst fæármïïng éêffïïcïïéêncy, yïïéêld, æánd súústæáïïnæábïïlïïty, æáddréêssïïng læábôõr shôõrtæágéês æánd réêsôõúúrcéê mæánæágéêméênt thrôõúúgh préêcïïsïïôõn fæármïïng, dæátæá æánæálytïïcs, æáúútôõmæátïïôõn fôõr tæásks lïïkéê séêéêdïïng/hæárvéêstïïng, æánd bïïôõtéêchnôõlôõgy fôõr ïïmprôõvéêd crôõps, træánsfôõrmïïng træádïïtïïôõnæál fæármïïng ïïntôõ smæárt, dæátæá-drïïvéên ôõpéêræátïïôõns</w:t>
+        <w:t>Ãgrìícýúltýúrèê tèêchnòölòögy (ÃgTèêch) ýúsèês ìínnòövåâtìíòön lìíkèê ÃÏ, dròönèês, sèênsòörs, GPS, åând ròöbòötìícs tòö bòöòöst fåârmìíng èêffìícìíèêncy, yìíèêld, åând sýúståâìínåâbìílìíty, åâddrèêssìíng låâbòör shòörtåâgèês åând rèêsòöýúrcèê måânåâgèêmèênt thròöýúgh prèêcìísìíòön fåârmìíng, dåâtåâ åânåâlytìícs, åâýútòömåâtìíòön fòör tåâsks lìíkèê sèêèêdìíng/håârvèêstìíng, åând bìíòötèêchnòölòögy fòör ìímpròövèêd cròöps, tråânsfòörmìíng tråâdìítìíòönåâl fåârmìíng ìíntòö småârt, dåâtåâ-drìívèên òöpèêråâtìíòöns</w:t>
       </w:r>
     </w:p>
     <w:sectPr>

--- a/Test/Check automation_de.docx
+++ b/Test/Check automation_de.docx
@@ -47,7 +47,7 @@
           <w:cs w:val="0"/>
           <w:lang w:val="de-DE" w:eastAsia="en-US" w:bidi="ar-SA"/>
         </w:rPr>
-        <w:t>Ãgrìícýúltýúrèê tèêchnòölòögy (ÃgTèêch) ýúsèês ìínnòövåâtìíòön lìíkèê ÃÏ, dròönèês, sèênsòörs, GPS, åând ròöbòötìícs tòö bòöòöst fåârmìíng èêffìícìíèêncy, yìíèêld, åând sýúståâìínåâbìílìíty, åâddrèêssìíng låâbòör shòörtåâgèês åând rèêsòöýúrcèê måânåâgèêmèênt thròöýúgh prèêcìísìíòön fåârmìíng, dåâtåâ åânåâlytìícs, åâýútòömåâtìíòön fòör tåâsks lìíkèê sèêèêdìíng/håârvèêstìíng, åând bìíòötèêchnòölòögy fòör ìímpròövèêd cròöps, tråânsfòörmìíng tråâdìítìíòönåâl fåârmìíng ìíntòö småârt, dåâtåâ-drìívèên òöpèêråâtìíòöns</w:t>
+        <w:t>Ægrìîcüùltüùrèë tèëchnöõlöõgy (ÆgTèëch) üùsèës ìînnöõvæætìîöõn lìîkèë ÆÌ, dröõnèës, sèënsöõrs, GPS, æænd röõböõtìîcs töõ böõöõst fæærmìîng èëffìîcìîèëncy, yìîèëld, æænd süùstææìînææbìîlìîty, ææddrèëssìîng lææböõr shöõrtæægèës æænd rèësöõüùrcèë mæænæægèëmèënt thröõüùgh prèëcìîsìîöõn fæærmìîng, dæætææ æænæælytìîcs, ææüùtöõmæætìîöõn föõr tææsks lìîkèë sèëèëdìîng/hæærvèëstìîng, æænd bìîöõtèëchnöõlöõgy föõr ìîmpröõvèëd cröõps, træænsföõrmìîng træædìîtìîöõnææl fæærmìîng ìîntöõ smæært, dæætææ-drìîvèën öõpèëræætìîöõns</w:t>
       </w:r>
     </w:p>
     <w:sectPr>

--- a/Test/Check automation_de.docx
+++ b/Test/Check automation_de.docx
@@ -47,7 +47,7 @@
           <w:cs w:val="0"/>
           <w:lang w:val="de-DE" w:eastAsia="en-US" w:bidi="ar-SA"/>
         </w:rPr>
-        <w:t>Ægrìîcüùltüùrèë tèëchnöõlöõgy (ÆgTèëch) üùsèës ìînnöõvæætìîöõn lìîkèë ÆÌ, dröõnèës, sèënsöõrs, GPS, æænd röõböõtìîcs töõ böõöõst fæærmìîng èëffìîcìîèëncy, yìîèëld, æænd süùstææìînææbìîlìîty, ææddrèëssìîng lææböõr shöõrtæægèës æænd rèësöõüùrcèë mæænæægèëmèënt thröõüùgh prèëcìîsìîöõn fæærmìîng, dæætææ æænæælytìîcs, ææüùtöõmæætìîöõn föõr tææsks lìîkèë sèëèëdìîng/hæærvèëstìîng, æænd bìîöõtèëchnöõlöõgy föõr ìîmpröõvèëd cröõps, træænsföõrmìîng træædìîtìîöõnææl fæærmìîng ìîntöõ smæært, dæætææ-drìîvèën öõpèëræætìîöõns</w:t>
+        <w:t>Ågrîîcúûltúûrëè tëèchnôòlôògy (ÅgTëèch) úûsëès îînnôòvâátîîôòn lîîkëè ÅÏ, drôònëès, sëènsôòrs, GPS, âánd rôòbôòtîîcs tôò bôòôòst fâármîîng ëèffîîcîîëèncy, yîîëèld, âánd súûstâáîînâábîîlîîty, âáddrëèssîîng lâábôòr shôòrtâágëès âánd rëèsôòúûrcëè mâánâágëèmëènt thrôòúûgh prëècîîsîîôòn fâármîîng, dâátâá âánâálytîîcs, âáúûtôòmâátîîôòn fôòr tâásks lîîkëè sëèëèdîîng/hâárvëèstîîng, âánd bîîôòtëèchnôòlôògy fôòr îîmprôòvëèd crôòps, trâánsfôòrmîîng trâádîîtîîôònâál fâármîîng îîntôò smâárt, dâátâá-drîîvëèn ôòpëèrâátîîôòns</w:t>
       </w:r>
     </w:p>
     <w:sectPr>

--- a/Test/Check automation_de.docx
+++ b/Test/Check automation_de.docx
@@ -47,7 +47,7 @@
           <w:cs w:val="0"/>
           <w:lang w:val="de-DE" w:eastAsia="en-US" w:bidi="ar-SA"/>
         </w:rPr>
-        <w:t>Ågrîîcúûltúûrëè tëèchnôòlôògy (ÅgTëèch) úûsëès îînnôòvâátîîôòn lîîkëè ÅÏ, drôònëès, sëènsôòrs, GPS, âánd rôòbôòtîîcs tôò bôòôòst fâármîîng ëèffîîcîîëèncy, yîîëèld, âánd súûstâáîînâábîîlîîty, âáddrëèssîîng lâábôòr shôòrtâágëès âánd rëèsôòúûrcëè mâánâágëèmëènt thrôòúûgh prëècîîsîîôòn fâármîîng, dâátâá âánâálytîîcs, âáúûtôòmâátîîôòn fôòr tâásks lîîkëè sëèëèdîîng/hâárvëèstîîng, âánd bîîôòtëèchnôòlôògy fôòr îîmprôòvëèd crôòps, trâánsfôòrmîîng trâádîîtîîôònâál fâármîîng îîntôò smâárt, dâátâá-drîîvëèn ôòpëèrâátîîôòns</w:t>
+        <w:t>Ägrìîcûûltûûrêë têëchnôólôógy (ÄgTêëch) ûûsêës ìînnôóvãâtìîôón lìîkêë ÄÍ, drôónêës, sêënsôórs, GPS, ãând rôóbôótìîcs tôó bôóôóst fãârmìîng êëffìîcìîêëncy, yìîêëld, ãând sûûstãâìînãâbìîlìîty, ãâddrêëssìîng lãâbôór shôórtãâgêës ãând rêësôóûûrcêë mãânãâgêëmêënt thrôóûûgh prêëcìîsìîôón fãârmìîng, dãâtãâ ãânãâlytìîcs, ãâûûtôómãâtìîôón fôór tãâsks lìîkêë sêëêëdìîng/hãârvêëstìîng, ãând bìîôótêëchnôólôógy fôór ìîmprôóvêëd crôóps, trãânsfôórmìîng trãâdìîtìîôónãâl fãârmìîng ìîntôó smãârt, dãâtãâ-drìîvêën ôópêërãâtìîôóns</w:t>
       </w:r>
     </w:p>
     <w:sectPr>

--- a/Test/Check automation_de.docx
+++ b/Test/Check automation_de.docx
@@ -47,7 +47,7 @@
           <w:cs w:val="0"/>
           <w:lang w:val="de-DE" w:eastAsia="en-US" w:bidi="ar-SA"/>
         </w:rPr>
-        <w:t>Ägrìîcûûltûûrêë têëchnôólôógy (ÄgTêëch) ûûsêës ìînnôóvãâtìîôón lìîkêë ÄÍ, drôónêës, sêënsôórs, GPS, ãând rôóbôótìîcs tôó bôóôóst fãârmìîng êëffìîcìîêëncy, yìîêëld, ãând sûûstãâìînãâbìîlìîty, ãâddrêëssìîng lãâbôór shôórtãâgêës ãând rêësôóûûrcêë mãânãâgêëmêënt thrôóûûgh prêëcìîsìîôón fãârmìîng, dãâtãâ ãânãâlytìîcs, ãâûûtôómãâtìîôón fôór tãâsks lìîkêë sêëêëdìîng/hãârvêëstìîng, ãând bìîôótêëchnôólôógy fôór ìîmprôóvêëd crôóps, trãânsfôórmìîng trãâdìîtìîôónãâl fãârmìîng ìîntôó smãârt, dãâtãâ-drìîvêën ôópêërãâtìîôóns</w:t>
+        <w:t>Ágrìïcýültýürêé têéchnõòlõògy (ÁgTêéch) ýüsêés ìïnnõòvââtìïõòn lìïkêé ÁÌ, drõònêés, sêénsõòrs, GPS, âând rõòbõòtìïcs tõò bõòõòst fâârmìïng êéffìïcìïêéncy, yìïêéld, âând sýüstââìïnââbìïlìïty, ââddrêéssìïng lââbõòr shõòrtââgêés âând rêésõòýürcêé mâânââgêémêént thrõòýügh prêécìïsìïõòn fâârmìïng, dââtââ âânââlytìïcs, ââýütõòmââtìïõòn fõòr tââsks lìïkêé sêéêédìïng/hâârvêéstìïng, âând bìïõòtêéchnõòlõògy fõòr ìïmprõòvêéd crõòps, trâânsfõòrmìïng trââdìïtìïõònââl fâârmìïng ìïntõò smâârt, dââtââ-drìïvêén õòpêérââtìïõòns</w:t>
       </w:r>
     </w:p>
     <w:sectPr>

--- a/Test/Check automation_de.docx
+++ b/Test/Check automation_de.docx
@@ -47,7 +47,7 @@
           <w:cs w:val="0"/>
           <w:lang w:val="de-DE" w:eastAsia="en-US" w:bidi="ar-SA"/>
         </w:rPr>
-        <w:t>Ágrìïcýültýürêé têéchnõòlõògy (ÁgTêéch) ýüsêés ìïnnõòvââtìïõòn lìïkêé ÁÌ, drõònêés, sêénsõòrs, GPS, âând rõòbõòtìïcs tõò bõòõòst fâârmìïng êéffìïcìïêéncy, yìïêéld, âând sýüstââìïnââbìïlìïty, ââddrêéssìïng lââbõòr shõòrtââgêés âând rêésõòýürcêé mâânââgêémêént thrõòýügh prêécìïsìïõòn fâârmìïng, dââtââ âânââlytìïcs, ââýütõòmââtìïõòn fõòr tââsks lìïkêé sêéêédìïng/hâârvêéstìïng, âând bìïõòtêéchnõòlõògy fõòr ìïmprõòvêéd crõòps, trâânsfõòrmìïng trââdìïtìïõònââl fâârmìïng ìïntõò smâârt, dââtââ-drìïvêén õòpêérââtìïõòns</w:t>
+        <w:t>Ågrîícüúltüúrëë tëëchnõólõógy (ÅgTëëch) üúsëës îínnõóvàätîíõón lîíkëë ÅÎ, drõónëës, sëënsõórs, GPS, àänd rõóbõótîícs tõó bõóõóst fàärmîíng ëëffîícîíëëncy, yîíëëld, àänd süústàäîínàäbîílîíty, àäddrëëssîíng làäbõór shõórtàägëës àänd rëësõóüúrcëë màänàägëëmëënt thrõóüúgh prëëcîísîíõón fàärmîíng, dàätàä àänàälytîícs, àäüútõómàätîíõón fõór tàäsks lîíkëë sëëëëdîíng/hàärvëëstîíng, àänd bîíõótëëchnõólõógy fõór îímprõóvëëd crõóps, tràänsfõórmîíng tràädîítîíõónàäl fàärmîíng îíntõó smàärt, dàätàä-drîívëën õópëëràätîíõóns</w:t>
       </w:r>
     </w:p>
     <w:sectPr>

--- a/Test/Check automation_de.docx
+++ b/Test/Check automation_de.docx
@@ -47,7 +47,7 @@
           <w:cs w:val="0"/>
           <w:lang w:val="de-DE" w:eastAsia="en-US" w:bidi="ar-SA"/>
         </w:rPr>
-        <w:t>Ågrîícüúltüúrëë tëëchnõólõógy (ÅgTëëch) üúsëës îínnõóvàätîíõón lîíkëë ÅÎ, drõónëës, sëënsõórs, GPS, àänd rõóbõótîícs tõó bõóõóst fàärmîíng ëëffîícîíëëncy, yîíëëld, àänd süústàäîínàäbîílîíty, àäddrëëssîíng làäbõór shõórtàägëës àänd rëësõóüúrcëë màänàägëëmëënt thrõóüúgh prëëcîísîíõón fàärmîíng, dàätàä àänàälytîícs, àäüútõómàätîíõón fõór tàäsks lîíkëë sëëëëdîíng/hàärvëëstîíng, àänd bîíõótëëchnõólõógy fõór îímprõóvëëd crõóps, tràänsfõórmîíng tràädîítîíõónàäl fàärmîíng îíntõó smàärt, dàätàä-drîívëën õópëëràätîíõóns</w:t>
+        <w:t>Ågrîîcúúltúúréë téëchnöõlöõgy (ÅgTéëch) úúséës îînnöõvàátîîöõn lîîkéë ÅÎ, dröõnéës, séënsöõrs, GPS, àánd röõböõtîîcs töõ böõöõst fàármîîng éëffîîcîîéëncy, yîîéëld, àánd súústàáîînàábîîlîîty, àáddréëssîîng làáböõr shöõrtàágéës àánd réësöõúúrcéë màánàágéëméënt thröõúúgh préëcîîsîîöõn fàármîîng, dàátàá àánàálytîîcs, àáúútöõmàátîîöõn föõr tàásks lîîkéë séëéëdîîng/hàárvéëstîîng, àánd bîîöõtéëchnöõlöõgy föõr îîmpröõvéëd cröõps, tràánsföõrmîîng tràádîîtîîöõnàál fàármîîng îîntöõ smàárt, dàátàá-drîîvéën öõpéëràátîîöõns</w:t>
       </w:r>
     </w:p>
     <w:sectPr>

--- a/Test/Check automation_de.docx
+++ b/Test/Check automation_de.docx
@@ -47,7 +47,7 @@
           <w:cs w:val="0"/>
           <w:lang w:val="de-DE" w:eastAsia="en-US" w:bidi="ar-SA"/>
         </w:rPr>
-        <w:t>Ågrîîcúúltúúréë téëchnöõlöõgy (ÅgTéëch) úúséës îînnöõvàátîîöõn lîîkéë ÅÎ, dröõnéës, séënsöõrs, GPS, àánd röõböõtîîcs töõ böõöõst fàármîîng éëffîîcîîéëncy, yîîéëld, àánd súústàáîînàábîîlîîty, àáddréëssîîng làáböõr shöõrtàágéës àánd réësöõúúrcéë màánàágéëméënt thröõúúgh préëcîîsîîöõn fàármîîng, dàátàá àánàálytîîcs, àáúútöõmàátîîöõn föõr tàásks lîîkéë séëéëdîîng/hàárvéëstîîng, àánd bîîöõtéëchnöõlöõgy föõr îîmpröõvéëd cröõps, tràánsföõrmîîng tràádîîtîîöõnàál fàármîîng îîntöõ smàárt, dàátàá-drîîvéën öõpéëràátîîöõns</w:t>
+        <w:t>Ægrïìcúültúürèê tèêchnòõlòõgy (ÆgTèêch) úüsèês ïìnnòõvãàtïìòõn lïìkèê ÆÏ, dròõnèês, sèênsòõrs, GPS, ãànd ròõbòõtïìcs tòõ bòõòõst fãàrmïìng èêffïìcïìèêncy, yïìèêld, ãànd súüstãàïìnãàbïìlïìty, ãàddrèêssïìng lãàbòõr shòõrtãàgèês ãànd rèêsòõúürcèê mãànãàgèêmèênt thròõúügh prèêcïìsïìòõn fãàrmïìng, dãàtãà ãànãàlytïìcs, ãàúütòõmãàtïìòõn fòõr tãàsks lïìkèê sèêèêdïìng/hãàrvèêstïìng, ãànd bïìòõtèêchnòõlòõgy fòõr ïìmpròõvèêd cròõps, trãànsfòõrmïìng trãàdïìtïìòõnãàl fãàrmïìng ïìntòõ smãàrt, dãàtãà-drïìvèên òõpèêrãàtïìòõns</w:t>
       </w:r>
     </w:p>
     <w:sectPr>

--- a/Test/Check automation_de.docx
+++ b/Test/Check automation_de.docx
@@ -47,7 +47,7 @@
           <w:cs w:val="0"/>
           <w:lang w:val="de-DE" w:eastAsia="en-US" w:bidi="ar-SA"/>
         </w:rPr>
-        <w:t>Ægrïìcúültúürèê tèêchnòõlòõgy (ÆgTèêch) úüsèês ïìnnòõvãàtïìòõn lïìkèê ÆÏ, dròõnèês, sèênsòõrs, GPS, ãànd ròõbòõtïìcs tòõ bòõòõst fãàrmïìng èêffïìcïìèêncy, yïìèêld, ãànd súüstãàïìnãàbïìlïìty, ãàddrèêssïìng lãàbòõr shòõrtãàgèês ãànd rèêsòõúürcèê mãànãàgèêmèênt thròõúügh prèêcïìsïìòõn fãàrmïìng, dãàtãà ãànãàlytïìcs, ãàúütòõmãàtïìòõn fòõr tãàsks lïìkèê sèêèêdïìng/hãàrvèêstïìng, ãànd bïìòõtèêchnòõlòõgy fòõr ïìmpròõvèêd cròõps, trãànsfòõrmïìng trãàdïìtïìòõnãàl fãàrmïìng ïìntòõ smãàrt, dãàtãà-drïìvèên òõpèêrãàtïìòõns</w:t>
+        <w:t>Âgríìcùûltùûréê téêchnóólóógy (ÂgTéêch) ùûséês íìnnóóvæàtíìóón líìkéê ÂÌ, dróónéês, séênsóórs, GPS, æànd róóbóótíìcs tóó bóóóóst fæàrmíìng éêffíìcíìéêncy, yíìéêld, æànd sùûstæàíìnæàbíìlíìty, æàddréêssíìng læàbóór shóórtæàgéês æànd réêsóóùûrcéê mæànæàgéêméênt thróóùûgh préêcíìsíìóón fæàrmíìng, dæàtæà æànæàlytíìcs, æàùûtóómæàtíìóón fóór tæàsks líìkéê séêéêdíìng/hæàrvéêstíìng, æànd bíìóótéêchnóólóógy fóór íìmpróóvéêd cróóps, træànsfóórmíìng træàdíìtíìóónæàl fæàrmíìng íìntóó smæàrt, dæàtæà-dríìvéên óópéêræàtíìóóns</w:t>
       </w:r>
     </w:p>
     <w:sectPr>

--- a/Test/Check automation_de.docx
+++ b/Test/Check automation_de.docx
@@ -47,7 +47,7 @@
           <w:cs w:val="0"/>
           <w:lang w:val="de-DE" w:eastAsia="en-US" w:bidi="ar-SA"/>
         </w:rPr>
-        <w:t>Âgríìcùûltùûréê téêchnóólóógy (ÂgTéêch) ùûséês íìnnóóvæàtíìóón líìkéê ÂÌ, dróónéês, séênsóórs, GPS, æànd róóbóótíìcs tóó bóóóóst fæàrmíìng éêffíìcíìéêncy, yíìéêld, æànd sùûstæàíìnæàbíìlíìty, æàddréêssíìng læàbóór shóórtæàgéês æànd réêsóóùûrcéê mæànæàgéêméênt thróóùûgh préêcíìsíìóón fæàrmíìng, dæàtæà æànæàlytíìcs, æàùûtóómæàtíìóón fóór tæàsks líìkéê séêéêdíìng/hæàrvéêstíìng, æànd bíìóótéêchnóólóógy fóór íìmpróóvéêd cróóps, træànsfóórmíìng træàdíìtíìóónæàl fæàrmíìng íìntóó smæàrt, dæàtæà-dríìvéên óópéêræàtíìóóns</w:t>
+        <w:t>Âgríîcùýltùýrèè tèèchnòôlòôgy (ÂgTèèch) ùýsèès íînnòôvåãtíîòôn líîkèè ÂÎ, dròônèès, sèènsòôrs, GPS, åãnd ròôbòôtíîcs tòô bòôòôst fåãrmíîng èèffíîcíîèèncy, yíîèèld, åãnd sùýståãíînåãbíîlíîty, åãddrèèssíîng låãbòôr shòôrtåãgèès åãnd rèèsòôùýrcèè måãnåãgèèmèènt thròôùýgh prèècíîsíîòôn fåãrmíîng, dåãtåã åãnåãlytíîcs, åãùýtòômåãtíîòôn fòôr tåãsks líîkèè sèèèèdíîng/håãrvèèstíîng, åãnd bíîòôtèèchnòôlòôgy fòôr íîmpròôvèèd cròôps, tråãnsfòôrmíîng tråãdíîtíîòônåãl fåãrmíîng íîntòô småãrt, dåãtåã-dríîvèèn òôpèèråãtíîòôns</w:t>
       </w:r>
     </w:p>
     <w:sectPr>

--- a/Test/Check automation_de.docx
+++ b/Test/Check automation_de.docx
@@ -47,7 +47,7 @@
           <w:cs w:val="0"/>
           <w:lang w:val="de-DE" w:eastAsia="en-US" w:bidi="ar-SA"/>
         </w:rPr>
-        <w:t>Âgríîcùýltùýrèè tèèchnòôlòôgy (ÂgTèèch) ùýsèès íînnòôvåãtíîòôn líîkèè ÂÎ, dròônèès, sèènsòôrs, GPS, åãnd ròôbòôtíîcs tòô bòôòôst fåãrmíîng èèffíîcíîèèncy, yíîèèld, åãnd sùýståãíînåãbíîlíîty, åãddrèèssíîng låãbòôr shòôrtåãgèès åãnd rèèsòôùýrcèè måãnåãgèèmèènt thròôùýgh prèècíîsíîòôn fåãrmíîng, dåãtåã åãnåãlytíîcs, åãùýtòômåãtíîòôn fòôr tåãsks líîkèè sèèèèdíîng/håãrvèèstíîng, åãnd bíîòôtèèchnòôlòôgy fòôr íîmpròôvèèd cròôps, tråãnsfòôrmíîng tråãdíîtíîòônåãl fåãrmíîng íîntòô småãrt, dåãtåã-dríîvèèn òôpèèråãtíîòôns</w:t>
+        <w:t>Ägrîïcùùltùùrêê têêchnöòlöògy (ÄgTêêch) ùùsêês îïnnöòvåãtîïöòn lîïkêê ÄÌ, dröònêês, sêênsöòrs, GPS, åãnd röòböòtîïcs töò böòöòst fåãrmîïng êêffîïcîïêêncy, yîïêêld, åãnd sùùståãîïnåãbîïlîïty, åãddrêêssîïng låãböòr shöòrtåãgêês åãnd rêêsöòùùrcêê måãnåãgêêmêênt thröòùùgh prêêcîïsîïöòn fåãrmîïng, dåãtåã åãnåãlytîïcs, åãùùtöòmåãtîïöòn föòr tåãsks lîïkêê sêêêêdîïng/håãrvêêstîïng, åãnd bîïöòtêêchnöòlöògy föòr îïmpröòvêêd cröòps, tråãnsföòrmîïng tråãdîïtîïöònåãl fåãrmîïng îïntöò småãrt, dåãtåã-drîïvêên öòpêêråãtîïöòns</w:t>
       </w:r>
     </w:p>
     <w:sectPr>

--- a/Test/Check automation_de.docx
+++ b/Test/Check automation_de.docx
@@ -47,7 +47,7 @@
           <w:cs w:val="0"/>
           <w:lang w:val="de-DE" w:eastAsia="en-US" w:bidi="ar-SA"/>
         </w:rPr>
-        <w:t>Ägrîïcùùltùùrêê têêchnöòlöògy (ÄgTêêch) ùùsêês îïnnöòvåãtîïöòn lîïkêê ÄÌ, dröònêês, sêênsöòrs, GPS, åãnd röòböòtîïcs töò böòöòst fåãrmîïng êêffîïcîïêêncy, yîïêêld, åãnd sùùståãîïnåãbîïlîïty, åãddrêêssîïng låãböòr shöòrtåãgêês åãnd rêêsöòùùrcêê måãnåãgêêmêênt thröòùùgh prêêcîïsîïöòn fåãrmîïng, dåãtåã åãnåãlytîïcs, åãùùtöòmåãtîïöòn föòr tåãsks lîïkêê sêêêêdîïng/håãrvêêstîïng, åãnd bîïöòtêêchnöòlöògy föòr îïmpröòvêêd cröòps, tråãnsföòrmîïng tråãdîïtîïöònåãl fåãrmîïng îïntöò småãrt, dåãtåã-drîïvêên öòpêêråãtîïöòns</w:t>
+        <w:t>Àgrîïcüýltüýrëè tëèchnòölòögy (ÀgTëèch) üýsëès îïnnòöváâtîïòön lîïkëè ÀÌ, dròönëès, sëènsòörs, GPS, áând ròöbòötîïcs tòö bòöòöst fáârmîïng ëèffîïcîïëèncy, yîïëèld, áând süýstáâîïnáâbîïlîïty, áâddrëèssîïng láâbòör shòörtáâgëès áând rëèsòöüýrcëè máânáâgëèmëènt thròöüýgh prëècîïsîïòön fáârmîïng, dáâtáâ áânáâlytîïcs, áâüýtòömáâtîïòön fòör táâsks lîïkëè sëèëèdîïng/háârvëèstîïng, áând bîïòötëèchnòölòögy fòör îïmpròövëèd cròöps, tráânsfòörmîïng tráâdîïtîïòönáâl fáârmîïng îïntòö smáârt, dáâtáâ-drîïvëèn òöpëèráâtîïòöns</w:t>
       </w:r>
     </w:p>
     <w:sectPr>

--- a/Test/Check automation_de.docx
+++ b/Test/Check automation_de.docx
@@ -47,7 +47,7 @@
           <w:cs w:val="0"/>
           <w:lang w:val="de-DE" w:eastAsia="en-US" w:bidi="ar-SA"/>
         </w:rPr>
-        <w:t>Àgrîïcüýltüýrëè tëèchnòölòögy (ÀgTëèch) üýsëès îïnnòöváâtîïòön lîïkëè ÀÌ, dròönëès, sëènsòörs, GPS, áând ròöbòötîïcs tòö bòöòöst fáârmîïng ëèffîïcîïëèncy, yîïëèld, áând süýstáâîïnáâbîïlîïty, áâddrëèssîïng láâbòör shòörtáâgëès áând rëèsòöüýrcëè máânáâgëèmëènt thròöüýgh prëècîïsîïòön fáârmîïng, dáâtáâ áânáâlytîïcs, áâüýtòömáâtîïòön fòör táâsks lîïkëè sëèëèdîïng/háârvëèstîïng, áând bîïòötëèchnòölòögy fòör îïmpròövëèd cròöps, tráânsfòörmîïng tráâdîïtîïòönáâl fáârmîïng îïntòö smáârt, dáâtáâ-drîïvëèn òöpëèráâtîïòöns</w:t>
+        <w:t>Âgrìícüùltüùrëë tëëchnõölõögy (ÂgTëëch) üùsëës ìínnõövæãtìíõön lìíkëë ÂÎ, drõönëës, sëënsõörs, GPS, æãnd rõöbõötìícs tõö bõöõöst fæãrmìíng ëëffìícìíëëncy, yìíëëld, æãnd süùstæãìínæãbìílìíty, æãddrëëssìíng læãbõör shõörtæãgëës æãnd rëësõöüùrcëë mæãnæãgëëmëënt thrõöüùgh prëëcìísìíõön fæãrmìíng, dæãtæã æãnæãlytìícs, æãüùtõömæãtìíõön fõör tæãsks lìíkëë sëëëëdìíng/hæãrvëëstìíng, æãnd bìíõötëëchnõölõögy fõör ìímprõövëëd crõöps, træãnsfõörmìíng træãdìítìíõönæãl fæãrmìíng ìíntõö smæãrt, dæãtæã-drìívëën õöpëëræãtìíõöns</w:t>
       </w:r>
     </w:p>
     <w:sectPr>

--- a/Test/Check automation_de.docx
+++ b/Test/Check automation_de.docx
@@ -47,7 +47,7 @@
           <w:cs w:val="0"/>
           <w:lang w:val="de-DE" w:eastAsia="en-US" w:bidi="ar-SA"/>
         </w:rPr>
-        <w:t>Âgrìícüùltüùrëë tëëchnõölõögy (ÂgTëëch) üùsëës ìínnõövæãtìíõön lìíkëë ÂÎ, drõönëës, sëënsõörs, GPS, æãnd rõöbõötìícs tõö bõöõöst fæãrmìíng ëëffìícìíëëncy, yìíëëld, æãnd süùstæãìínæãbìílìíty, æãddrëëssìíng læãbõör shõörtæãgëës æãnd rëësõöüùrcëë mæãnæãgëëmëënt thrõöüùgh prëëcìísìíõön fæãrmìíng, dæãtæã æãnæãlytìícs, æãüùtõömæãtìíõön fõör tæãsks lìíkëë sëëëëdìíng/hæãrvëëstìíng, æãnd bìíõötëëchnõölõögy fõör ìímprõövëëd crõöps, træãnsfõörmìíng træãdìítìíõönæãl fæãrmìíng ìíntõö smæãrt, dæãtæã-drìívëën õöpëëræãtìíõöns</w:t>
+        <w:t>Ägrîïcúúltúúréë téëchnõólõógy (ÄgTéëch) úúséës îïnnõóväætîïõón lîïkéë ÄÍ, drõónéës, séënsõórs, GPS, äænd rõóbõótîïcs tõó bõóõóst fäærmîïng éëffîïcîïéëncy, yîïéëld, äænd súústäæîïnäæbîïlîïty, äæddréëssîïng läæbõór shõórtäægéës äænd réësõóúúrcéë mäænäægéëméënt thrõóúúgh préëcîïsîïõón fäærmîïng, däætäæ äænäælytîïcs, äæúútõómäætîïõón fõór täæsks lîïkéë séëéëdîïng/häærvéëstîïng, äænd bîïõótéëchnõólõógy fõór îïmprõóvéëd crõóps, träænsfõórmîïng träædîïtîïõónäæl fäærmîïng îïntõó smäært, däætäæ-drîïvéën õópéëräætîïõóns</w:t>
       </w:r>
     </w:p>
     <w:sectPr>

--- a/Test/Check automation_de.docx
+++ b/Test/Check automation_de.docx
@@ -47,7 +47,7 @@
           <w:cs w:val="0"/>
           <w:lang w:val="de-DE" w:eastAsia="en-US" w:bidi="ar-SA"/>
         </w:rPr>
-        <w:t>Ägrîïcúúltúúréë téëchnõólõógy (ÄgTéëch) úúséës îïnnõóväætîïõón lîïkéë ÄÍ, drõónéës, séënsõórs, GPS, äænd rõóbõótîïcs tõó bõóõóst fäærmîïng éëffîïcîïéëncy, yîïéëld, äænd súústäæîïnäæbîïlîïty, äæddréëssîïng läæbõór shõórtäægéës äænd réësõóúúrcéë mäænäægéëméënt thrõóúúgh préëcîïsîïõón fäærmîïng, däætäæ äænäælytîïcs, äæúútõómäætîïõón fõór täæsks lîïkéë séëéëdîïng/häærvéëstîïng, äænd bîïõótéëchnõólõógy fõór îïmprõóvéëd crõóps, träænsfõórmîïng träædîïtîïõónäæl fäærmîïng îïntõó smäært, däætäæ-drîïvéën õópéëräætîïõóns</w:t>
+        <w:t>Ågrìïcûûltûûrëê tëêchnòòlòògy (ÅgTëêch) ûûsëês ìïnnòòvåætìïòòn lìïkëê ÅÍ, dròònëês, sëênsòòrs, GPS, åænd ròòbòòtìïcs tòò bòòòòst fåærmìïng ëêffìïcìïëêncy, yìïëêld, åænd sûûståæìïnåæbìïlìïty, åæddrëêssìïng låæbòòr shòòrtåægëês åænd rëêsòòûûrcëê måænåægëêmëênt thròòûûgh prëêcìïsìïòòn fåærmìïng, dåætåæ åænåælytìïcs, åæûûtòòmåætìïòòn fòòr tåæsks lìïkëê sëêëêdìïng/håærvëêstìïng, åænd bìïòòtëêchnòòlòògy fòòr ìïmpròòvëêd cròòps, tråænsfòòrmìïng tråædìïtìïòònåæl fåærmìïng ìïntòò småært, dåætåæ-drìïvëên òòpëêråætìïòòns</w:t>
       </w:r>
     </w:p>
     <w:sectPr>

--- a/Test/Check automation_de.docx
+++ b/Test/Check automation_de.docx
@@ -47,7 +47,7 @@
           <w:cs w:val="0"/>
           <w:lang w:val="de-DE" w:eastAsia="en-US" w:bidi="ar-SA"/>
         </w:rPr>
-        <w:t>Ågrìïcûûltûûrëê tëêchnòòlòògy (ÅgTëêch) ûûsëês ìïnnòòvåætìïòòn lìïkëê ÅÍ, dròònëês, sëênsòòrs, GPS, åænd ròòbòòtìïcs tòò bòòòòst fåærmìïng ëêffìïcìïëêncy, yìïëêld, åænd sûûståæìïnåæbìïlìïty, åæddrëêssìïng låæbòòr shòòrtåægëês åænd rëêsòòûûrcëê måænåægëêmëênt thròòûûgh prëêcìïsìïòòn fåærmìïng, dåætåæ åænåælytìïcs, åæûûtòòmåætìïòòn fòòr tåæsks lìïkëê sëêëêdìïng/håærvëêstìïng, åænd bìïòòtëêchnòòlòògy fòòr ìïmpròòvëêd cròòps, tråænsfòòrmìïng tråædìïtìïòònåæl fåærmìïng ìïntòò småært, dåætåæ-drìïvëên òòpëêråætìïòòns</w:t>
+        <w:t>Ågrìîcýýltýýrèè tèèchnöõlöõgy (ÅgTèèch) ýýsèès ìînnöõvâátìîöõn lìîkèè ÅÍ, dröõnèès, sèènsöõrs, GPS, âánd röõböõtìîcs töõ böõöõst fâármìîng èèffìîcìîèèncy, yìîèèld, âánd sýýstâáìînâábìîlìîty, âáddrèèssìîng lâáböõr shöõrtâágèès âánd rèèsöõýýrcèè mâánâágèèmèènt thröõýýgh prèècìîsìîöõn fâármìîng, dâátâá âánâálytìîcs, âáýýtöõmâátìîöõn föõr tâásks lìîkèè sèèèèdìîng/hâárvèèstìîng, âánd bìîöõtèèchnöõlöõgy föõr ìîmpröõvèèd cröõps, trâánsföõrmìîng trâádìîtìîöõnâál fâármìîng ìîntöõ smâárt, dâátâá-drìîvèèn öõpèèrâátìîöõns</w:t>
       </w:r>
     </w:p>
     <w:sectPr>

--- a/Test/Check automation_de.docx
+++ b/Test/Check automation_de.docx
@@ -47,7 +47,7 @@
           <w:cs w:val="0"/>
           <w:lang w:val="de-DE" w:eastAsia="en-US" w:bidi="ar-SA"/>
         </w:rPr>
-        <w:t>Ågrìîcýýltýýrèè tèèchnöõlöõgy (ÅgTèèch) ýýsèès ìînnöõvâátìîöõn lìîkèè ÅÍ, dröõnèès, sèènsöõrs, GPS, âánd röõböõtìîcs töõ böõöõst fâármìîng èèffìîcìîèèncy, yìîèèld, âánd sýýstâáìînâábìîlìîty, âáddrèèssìîng lâáböõr shöõrtâágèès âánd rèèsöõýýrcèè mâánâágèèmèènt thröõýýgh prèècìîsìîöõn fâármìîng, dâátâá âánâálytìîcs, âáýýtöõmâátìîöõn föõr tâásks lìîkèè sèèèèdìîng/hâárvèèstìîng, âánd bìîöõtèèchnöõlöõgy föõr ìîmpröõvèèd cröõps, trâánsföõrmìîng trâádìîtìîöõnâál fâármìîng ìîntöõ smâárt, dâátâá-drìîvèèn öõpèèrâátìîöõns</w:t>
+        <w:t>Ægrïícüûltüûréë téëchnòólòógy (ÆgTéëch) üûséës ïínnòóvåätïíòón lïíkéë ÆÍ, dròónéës, séënsòórs, GPS, åänd ròóbòótïícs tòó bòóòóst fåärmïíng éëffïícïíéëncy, yïíéëld, åänd süûståäïínåäbïílïíty, åäddréëssïíng låäbòór shòórtåägéës åänd réësòóüûrcéë måänåägéëméënt thròóüûgh préëcïísïíòón fåärmïíng, dåätåä åänåälytïícs, åäüûtòómåätïíòón fòór tåäsks lïíkéë séëéëdïíng/håärvéëstïíng, åänd bïíòótéëchnòólòógy fòór ïímpròóvéëd cròóps, tråänsfòórmïíng tråädïítïíòónåäl fåärmïíng ïíntòó småärt, dåätåä-drïívéën òópéëråätïíòóns</w:t>
       </w:r>
     </w:p>
     <w:sectPr>

--- a/Test/Check automation_de.docx
+++ b/Test/Check automation_de.docx
@@ -47,7 +47,7 @@
           <w:cs w:val="0"/>
           <w:lang w:val="de-DE" w:eastAsia="en-US" w:bidi="ar-SA"/>
         </w:rPr>
-        <w:t>Ægrïícüûltüûréë téëchnòólòógy (ÆgTéëch) üûséës ïínnòóvåätïíòón lïíkéë ÆÍ, dròónéës, séënsòórs, GPS, åänd ròóbòótïícs tòó bòóòóst fåärmïíng éëffïícïíéëncy, yïíéëld, åänd süûståäïínåäbïílïíty, åäddréëssïíng låäbòór shòórtåägéës åänd réësòóüûrcéë måänåägéëméënt thròóüûgh préëcïísïíòón fåärmïíng, dåätåä åänåälytïícs, åäüûtòómåätïíòón fòór tåäsks lïíkéë séëéëdïíng/håärvéëstïíng, åänd bïíòótéëchnòólòógy fòór ïímpròóvéëd cròóps, tråänsfòórmïíng tråädïítïíòónåäl fåärmïíng ïíntòó småärt, dåätåä-drïívéën òópéëråätïíòóns</w:t>
+        <w:t>Ågríïcúýltúýrèê tèêchnôôlôôgy (ÅgTèêch) úýsèês íïnnôôväàtíïôôn líïkèê ÅÍ, drôônèês, sèênsôôrs, GPS, äànd rôôbôôtíïcs tôô bôôôôst fäàrmíïng èêffíïcíïèêncy, yíïèêld, äànd súýstäàíïnäàbíïlíïty, äàddrèêssíïng läàbôôr shôôrtäàgèês äànd rèêsôôúýrcèê mäànäàgèêmèênt thrôôúýgh prèêcíïsíïôôn fäàrmíïng, däàtäà äànäàlytíïcs, äàúýtôômäàtíïôôn fôôr täàsks líïkèê sèêèêdíïng/häàrvèêstíïng, äànd bíïôôtèêchnôôlôôgy fôôr íïmprôôvèêd crôôps, träànsfôôrmíïng träàdíïtíïôônäàl fäàrmíïng íïntôô smäàrt, däàtäà-dríïvèên ôôpèêräàtíïôôns</w:t>
       </w:r>
     </w:p>
     <w:sectPr>

--- a/Test/Check automation_de.docx
+++ b/Test/Check automation_de.docx
@@ -1,7 +1,7 @@
 
 <file path=word/document.xml><?xml version="1.0" encoding="utf-8"?>
 <w:document xmlns:ve="http://schemas.openxmlformats.org/markup-compatibility/2006" xmlns:o="urn:schemas-microsoft-com:office:office" xmlns:r="http://schemas.openxmlformats.org/officeDocument/2006/relationships" xmlns:m="http://schemas.openxmlformats.org/officeDocument/2006/math" xmlns:v="urn:schemas-microsoft-com:vml" xmlns:wp="http://schemas.openxmlformats.org/drawingml/2006/wordprocessingDrawing" xmlns:w10="urn:schemas-microsoft-com:office:word" xmlns:w="http://schemas.openxmlformats.org/wordprocessingml/2006/main" xmlns:wne="http://schemas.microsoft.com/office/word/2006/wordml">
-  <!-- Generated by Aspose.Words for Java 24.3.0 -->
+  <!-- Generated by Aspose.Words for Java 25.11.0 -->
   <w:body>
     <w:p>
       <w:pPr>
@@ -47,7 +47,7 @@
           <w:cs w:val="0"/>
           <w:lang w:val="de-DE" w:eastAsia="en-US" w:bidi="ar-SA"/>
         </w:rPr>
-        <w:t>Ågríïcúýltúýrèê tèêchnôôlôôgy (ÅgTèêch) úýsèês íïnnôôväàtíïôôn líïkèê ÅÍ, drôônèês, sèênsôôrs, GPS, äànd rôôbôôtíïcs tôô bôôôôst fäàrmíïng èêffíïcíïèêncy, yíïèêld, äànd súýstäàíïnäàbíïlíïty, äàddrèêssíïng läàbôôr shôôrtäàgèês äànd rèêsôôúýrcèê mäànäàgèêmèênt thrôôúýgh prèêcíïsíïôôn fäàrmíïng, däàtäà äànäàlytíïcs, äàúýtôômäàtíïôôn fôôr täàsks líïkèê sèêèêdíïng/häàrvèêstíïng, äànd bíïôôtèêchnôôlôôgy fôôr íïmprôôvèêd crôôps, träànsfôôrmíïng träàdíïtíïôônäàl fäàrmíïng íïntôô smäàrt, däàtäà-dríïvèên ôôpèêräàtíïôôns</w:t>
+        <w:t>Âgrîîcûúltûúréè téèchnõõlõõgy (ÂgTéèch) ûúséès îînnõõväátîîõõn lîîkéè ÂÏ, drõõnéès, séènsõõrs, GPS, äánd rõõbõõtîîcs tõõ bõõõõst fäármîîng éèffîîcîîéèncy, yîîéèld, äánd sûústäáîînäábîîlîîty, äáddréèssîîng läábõõr shõõrtäágéès äánd réèsõõûúrcéè mäánäágéèméènt thrõõûúgh préècîîsîîõõn fäármîîng, däátäá äánäálytîîcs, äáûútõõmäátîîõõn fõõr täásks lîîkéè séèéèdîîng/häárvéèstîîng, äánd bîîõõtéèchnõõlõõgy fõõr îîmprõõvéèd crõõps, träánsfõõrmîîng träádîîtîîõõnäál fäármîîng îîntõõ smäárt, däátäá-drîîvéèn õõpéèräátîîõõns</w:t>
       </w:r>
     </w:p>
     <w:sectPr>

--- a/Test/Check automation_de.docx
+++ b/Test/Check automation_de.docx
@@ -47,7 +47,7 @@
           <w:cs w:val="0"/>
           <w:lang w:val="de-DE" w:eastAsia="en-US" w:bidi="ar-SA"/>
         </w:rPr>
-        <w:t>Âgrîîcûúltûúréè téèchnõõlõõgy (ÂgTéèch) ûúséès îînnõõväátîîõõn lîîkéè ÂÏ, drõõnéès, séènsõõrs, GPS, äánd rõõbõõtîîcs tõõ bõõõõst fäármîîng éèffîîcîîéèncy, yîîéèld, äánd sûústäáîînäábîîlîîty, äáddréèssîîng läábõõr shõõrtäágéès äánd réèsõõûúrcéè mäánäágéèméènt thrõõûúgh préècîîsîîõõn fäármîîng, däátäá äánäálytîîcs, äáûútõõmäátîîõõn fõõr täásks lîîkéè séèéèdîîng/häárvéèstîîng, äánd bîîõõtéèchnõõlõõgy fõõr îîmprõõvéèd crõõps, träánsfõõrmîîng träádîîtîîõõnäál fäármîîng îîntõõ smäárt, däátäá-drîîvéèn õõpéèräátîîõõns</w:t>
+        <w:t>Ægríícúýltúýrèé tèéchnóölóögy (ÆgTèéch) úýsèés íínnóövååtííóön lííkèé ÆÍ, dróönèés, sèénsóörs, GPS, åånd róöbóötíícs tóö bóöóöst fåårmííng èéffíícííèéncy, yííèéld, åånd súýstååíínååbíílííty, ååddrèéssííng lååbóör shóörtåågèés åånd rèésóöúýrcèé måånåågèémèént thróöúýgh prèécíísííóön fåårmííng, dååtåå åånåålytíícs, ååúýtóömååtííóön fóör tååsks lííkèé sèéèédííng/håårvèéstííng, åånd bííóötèéchnóölóögy fóör íímpróövèéd cróöps, tråånsfóörmííng tråådíítííóönåål fåårmííng ííntóö småårt, dååtåå-dríívèén óöpèérååtííóöns</w:t>
       </w:r>
     </w:p>
     <w:sectPr>

--- a/Test/Check automation_de.docx
+++ b/Test/Check automation_de.docx
@@ -47,7 +47,7 @@
           <w:cs w:val="0"/>
           <w:lang w:val="de-DE" w:eastAsia="en-US" w:bidi="ar-SA"/>
         </w:rPr>
-        <w:t>Ægríícúýltúýrèé tèéchnóölóögy (ÆgTèéch) úýsèés íínnóövååtííóön lííkèé ÆÍ, dróönèés, sèénsóörs, GPS, åånd róöbóötíícs tóö bóöóöst fåårmííng èéffíícííèéncy, yííèéld, åånd súýstååíínååbíílííty, ååddrèéssííng lååbóör shóörtåågèés åånd rèésóöúýrcèé måånåågèémèént thróöúýgh prèécíísííóön fåårmííng, dååtåå åånåålytíícs, ååúýtóömååtííóön fóör tååsks lííkèé sèéèédííng/håårvèéstííng, åånd bííóötèéchnóölóögy fóör íímpróövèéd cróöps, tråånsfóörmííng tråådíítííóönåål fåårmííng ííntóö småårt, dååtåå-dríívèén óöpèérååtííóöns</w:t>
+        <w:t>Âgrìícùùltùùrèé tèéchnõõlõõgy (ÂgTèéch) ùùsèés ìínnõõvãâtìíõõn lìíkèé ÂÍ, drõõnèés, sèénsõõrs, GPS, ãând rõõbõõtìícs tõõ bõõõõst fãârmìíng èéffìícìíèéncy, yìíèéld, ãând sùùstãâìínãâbìílìíty, ãâddrèéssìíng lãâbõõr shõõrtãâgèés ãând rèésõõùùrcèé mãânãâgèémèént thrõõùùgh prèécìísìíõõn fãârmìíng, dãâtãâ ãânãâlytìícs, ãâùùtõõmãâtìíõõn fõõr tãâsks lìíkèé sèéèédìíng/hãârvèéstìíng, ãând bìíõõtèéchnõõlõõgy fõõr ìímprõõvèéd crõõps, trãânsfõõrmìíng trãâdìítìíõõnãâl fãârmìíng ìíntõõ smãârt, dãâtãâ-drìívèén õõpèérãâtìíõõns</w:t>
       </w:r>
     </w:p>
     <w:sectPr>

--- a/Test/Check automation_de.docx
+++ b/Test/Check automation_de.docx
@@ -47,7 +47,7 @@
           <w:cs w:val="0"/>
           <w:lang w:val="de-DE" w:eastAsia="en-US" w:bidi="ar-SA"/>
         </w:rPr>
-        <w:t>Âgrìícùùltùùrèé tèéchnõõlõõgy (ÂgTèéch) ùùsèés ìínnõõvãâtìíõõn lìíkèé ÂÍ, drõõnèés, sèénsõõrs, GPS, ãând rõõbõõtìícs tõõ bõõõõst fãârmìíng èéffìícìíèéncy, yìíèéld, ãând sùùstãâìínãâbìílìíty, ãâddrèéssìíng lãâbõõr shõõrtãâgèés ãând rèésõõùùrcèé mãânãâgèémèént thrõõùùgh prèécìísìíõõn fãârmìíng, dãâtãâ ãânãâlytìícs, ãâùùtõõmãâtìíõõn fõõr tãâsks lìíkèé sèéèédìíng/hãârvèéstìíng, ãând bìíõõtèéchnõõlõõgy fõõr ìímprõõvèéd crõõps, trãânsfõõrmìíng trãâdìítìíõõnãâl fãârmìíng ìíntõõ smãârt, dãâtãâ-drìívèén õõpèérãâtìíõõns</w:t>
+        <w:t>Âgrîïcúültúüréë téëchnõólõógy (ÂgTéëch) úüséës îïnnõóvãætîïõón lîïkéë ÂÍ, drõónéës, séënsõórs, GPS, ãænd rõóbõótîïcs tõó bõóõóst fãærmîïng éëffîïcîïéëncy, yîïéëld, ãænd súüstãæîïnãæbîïlîïty, ãæddréëssîïng lãæbõór shõórtãægéës ãænd réësõóúürcéë mãænãægéëméënt thrõóúügh préëcîïsîïõón fãærmîïng, dãætãæ ãænãælytîïcs, ãæúütõómãætîïõón fõór tãæsks lîïkéë séëéëdîïng/hãærvéëstîïng, ãænd bîïõótéëchnõólõógy fõór îïmprõóvéëd crõóps, trãænsfõórmîïng trãædîïtîïõónãæl fãærmîïng îïntõó smãært, dãætãæ-drîïvéën õópéërãætîïõóns</w:t>
       </w:r>
     </w:p>
     <w:sectPr>

--- a/Test/Check automation_de.docx
+++ b/Test/Check automation_de.docx
@@ -47,7 +47,7 @@
           <w:cs w:val="0"/>
           <w:lang w:val="de-DE" w:eastAsia="en-US" w:bidi="ar-SA"/>
         </w:rPr>
-        <w:t>Âgrîïcúültúüréë téëchnõólõógy (ÂgTéëch) úüséës îïnnõóvãætîïõón lîïkéë ÂÍ, drõónéës, séënsõórs, GPS, ãænd rõóbõótîïcs tõó bõóõóst fãærmîïng éëffîïcîïéëncy, yîïéëld, ãænd súüstãæîïnãæbîïlîïty, ãæddréëssîïng lãæbõór shõórtãægéës ãænd réësõóúürcéë mãænãægéëméënt thrõóúügh préëcîïsîïõón fãærmîïng, dãætãæ ãænãælytîïcs, ãæúütõómãætîïõón fõór tãæsks lîïkéë séëéëdîïng/hãærvéëstîïng, ãænd bîïõótéëchnõólõógy fõór îïmprõóvéëd crõóps, trãænsfõórmîïng trãædîïtîïõónãæl fãærmîïng îïntõó smãært, dãætãæ-drîïvéën õópéërãætîïõóns</w:t>
+        <w:t>Ågrïïcüùltüùrëê tëêchnõòlõògy (ÅgTëêch) üùsëês ïïnnõòvåâtïïõòn lïïkëê ÅÍ, drõònëês, sëênsõòrs, GPS, åând rõòbõòtïïcs tõò bõòõòst fåârmïïng ëêffïïcïïëêncy, yïïëêld, åând süùståâïïnåâbïïlïïty, åâddrëêssïïng låâbõòr shõòrtåâgëês åând rëêsõòüùrcëê måânåâgëêmëênt thrõòüùgh prëêcïïsïïõòn fåârmïïng, dåâtåâ åânåâlytïïcs, åâüùtõòmåâtïïõòn fõòr tåâsks lïïkëê sëêëêdïïng/håârvëêstïïng, åând bïïõòtëêchnõòlõògy fõòr ïïmprõòvëêd crõòps, tråânsfõòrmïïng tråâdïïtïïõònåâl fåârmïïng ïïntõò småârt, dåâtåâ-drïïvëên õòpëêråâtïïõòns</w:t>
       </w:r>
     </w:p>
     <w:sectPr>

--- a/Test/Check automation_de.docx
+++ b/Test/Check automation_de.docx
@@ -47,7 +47,7 @@
           <w:cs w:val="0"/>
           <w:lang w:val="de-DE" w:eastAsia="en-US" w:bidi="ar-SA"/>
         </w:rPr>
-        <w:t>Ågrïïcüùltüùrëê tëêchnõòlõògy (ÅgTëêch) üùsëês ïïnnõòvåâtïïõòn lïïkëê ÅÍ, drõònëês, sëênsõòrs, GPS, åând rõòbõòtïïcs tõò bõòõòst fåârmïïng ëêffïïcïïëêncy, yïïëêld, åând süùståâïïnåâbïïlïïty, åâddrëêssïïng låâbõòr shõòrtåâgëês åând rëêsõòüùrcëê måânåâgëêmëênt thrõòüùgh prëêcïïsïïõòn fåârmïïng, dåâtåâ åânåâlytïïcs, åâüùtõòmåâtïïõòn fõòr tåâsks lïïkëê sëêëêdïïng/håârvëêstïïng, åând bïïõòtëêchnõòlõògy fõòr ïïmprõòvëêd crõòps, tråânsfõòrmïïng tråâdïïtïïõònåâl fåârmïïng ïïntõò småârt, dåâtåâ-drïïvëên õòpëêråâtïïõòns</w:t>
+        <w:t>Ágrìïcúùltúùrêé têéchnôòlôògy (ÁgTêéch) úùsêés ìïnnôòvâátìïôòn lìïkêé ÁÎ, drôònêés, sêénsôòrs, GPS, âánd rôòbôòtìïcs tôò bôòôòst fâármìïng êéffìïcìïêéncy, yìïêéld, âánd súùstâáìïnâábìïlìïty, âáddrêéssìïng lâábôòr shôòrtâágêés âánd rêésôòúùrcêé mâánâágêémêént thrôòúùgh prêécìïsìïôòn fâármìïng, dâátâá âánâálytìïcs, âáúùtôòmâátìïôòn fôòr tâásks lìïkêé sêéêédìïng/hâárvêéstìïng, âánd bìïôòtêéchnôòlôògy fôòr ìïmprôòvêéd crôòps, trâánsfôòrmìïng trâádìïtìïôònâál fâármìïng ìïntôò smâárt, dâátâá-drìïvêén ôòpêérâátìïôòns</w:t>
       </w:r>
     </w:p>
     <w:sectPr>

--- a/Test/Check automation_de.docx
+++ b/Test/Check automation_de.docx
@@ -47,7 +47,7 @@
           <w:cs w:val="0"/>
           <w:lang w:val="de-DE" w:eastAsia="en-US" w:bidi="ar-SA"/>
         </w:rPr>
-        <w:t>Ágrìïcúùltúùrêé têéchnôòlôògy (ÁgTêéch) úùsêés ìïnnôòvâátìïôòn lìïkêé ÁÎ, drôònêés, sêénsôòrs, GPS, âánd rôòbôòtìïcs tôò bôòôòst fâármìïng êéffìïcìïêéncy, yìïêéld, âánd súùstâáìïnâábìïlìïty, âáddrêéssìïng lâábôòr shôòrtâágêés âánd rêésôòúùrcêé mâánâágêémêént thrôòúùgh prêécìïsìïôòn fâármìïng, dâátâá âánâálytìïcs, âáúùtôòmâátìïôòn fôòr tâásks lìïkêé sêéêédìïng/hâárvêéstìïng, âánd bìïôòtêéchnôòlôògy fôòr ìïmprôòvêéd crôòps, trâánsfôòrmìïng trâádìïtìïôònâál fâármìïng ìïntôò smâárt, dâátâá-drìïvêén ôòpêérâátìïôòns</w:t>
+        <w:t>Ægrïïcüúltüúrèê tèêchnöôlöôgy (ÆgTèêch) üúsèês ïïnnöôvåàtïïöôn lïïkèê ÆÍ, dröônèês, sèênsöôrs, GPS, åànd röôböôtïïcs töô böôöôst fåàrmïïng èêffïïcïïèêncy, yïïèêld, åànd süúståàïïnåàbïïlïïty, åàddrèêssïïng låàböôr shöôrtåàgèês åànd rèêsöôüúrcèê måànåàgèêmèênt thröôüúgh prèêcïïsïïöôn fåàrmïïng, dåàtåà åànåàlytïïcs, åàüútöômåàtïïöôn föôr tåàsks lïïkèê sèêèêdïïng/håàrvèêstïïng, åànd bïïöôtèêchnöôlöôgy föôr ïïmpröôvèêd cröôps, tråànsföôrmïïng tråàdïïtïïöônåàl fåàrmïïng ïïntöô småàrt, dåàtåà-drïïvèên öôpèêråàtïïöôns</w:t>
       </w:r>
     </w:p>
     <w:sectPr>

--- a/Test/Check automation_de.docx
+++ b/Test/Check automation_de.docx
@@ -47,7 +47,7 @@
           <w:cs w:val="0"/>
           <w:lang w:val="de-DE" w:eastAsia="en-US" w:bidi="ar-SA"/>
         </w:rPr>
-        <w:t>Ægrïïcüúltüúrèê tèêchnöôlöôgy (ÆgTèêch) üúsèês ïïnnöôvåàtïïöôn lïïkèê ÆÍ, dröônèês, sèênsöôrs, GPS, åànd röôböôtïïcs töô böôöôst fåàrmïïng èêffïïcïïèêncy, yïïèêld, åànd süúståàïïnåàbïïlïïty, åàddrèêssïïng låàböôr shöôrtåàgèês åànd rèêsöôüúrcèê måànåàgèêmèênt thröôüúgh prèêcïïsïïöôn fåàrmïïng, dåàtåà åànåàlytïïcs, åàüútöômåàtïïöôn föôr tåàsks lïïkèê sèêèêdïïng/håàrvèêstïïng, åànd bïïöôtèêchnöôlöôgy föôr ïïmpröôvèêd cröôps, tråànsföôrmïïng tråàdïïtïïöônåàl fåàrmïïng ïïntöô småàrt, dåàtåà-drïïvèên öôpèêråàtïïöôns</w:t>
+        <w:t>Ágrîícúûltúûréë téëchnöölöögy (ÁgTéëch) úûséës îínnöövæåtîíöön lîíkéë ÁÍ, dröönéës, séënsöörs, GPS, æånd rööböötîícs töö bööööst fæårmîíng éëffîícîíéëncy, yîíéëld, æånd súûstæåîínæåbîílîíty, æåddréëssîíng læåböör shöörtæågéës æånd réësööúûrcéë mæånæågéëméënt thrööúûgh préëcîísîíöön fæårmîíng, dæåtæå æånæålytîícs, æåúûtöömæåtîíöön föör tæåsks lîíkéë séëéëdîíng/hæårvéëstîíng, æånd bîíöötéëchnöölöögy föör îímpröövéëd crööps, træånsföörmîíng træådîítîíöönæål fæårmîíng îíntöö smæårt, dæåtæå-drîívéën ööpéëræåtîíööns</w:t>
       </w:r>
     </w:p>
     <w:sectPr>

--- a/Test/Check automation_de.docx
+++ b/Test/Check automation_de.docx
@@ -47,7 +47,7 @@
           <w:cs w:val="0"/>
           <w:lang w:val="de-DE" w:eastAsia="en-US" w:bidi="ar-SA"/>
         </w:rPr>
-        <w:t>Ágrîícúûltúûréë téëchnöölöögy (ÁgTéëch) úûséës îínnöövæåtîíöön lîíkéë ÁÍ, dröönéës, séënsöörs, GPS, æånd rööböötîícs töö bööööst fæårmîíng éëffîícîíéëncy, yîíéëld, æånd súûstæåîínæåbîílîíty, æåddréëssîíng læåböör shöörtæågéës æånd réësööúûrcéë mæånæågéëméënt thrööúûgh préëcîísîíöön fæårmîíng, dæåtæå æånæålytîícs, æåúûtöömæåtîíöön föör tæåsks lîíkéë séëéëdîíng/hæårvéëstîíng, æånd bîíöötéëchnöölöögy föör îímpröövéëd crööps, træånsföörmîíng træådîítîíöönæål fæårmîíng îíntöö smæårt, dæåtæå-drîívéën ööpéëræåtîíööns</w:t>
+        <w:t>Ãgrìícûültûürëê tëêchnöölöögy (ÃgTëêch) ûüsëês ìínnöövàãtìíöön lìíkëê ÃÏ, dröönëês, sëênsöörs, GPS, àãnd rööböötìícs töö bööööst fàãrmìíng ëêffìícìíëêncy, yìíëêld, àãnd sûüstàãìínàãbìílìíty, àãddrëêssìíng làãböör shöörtàãgëês àãnd rëêsööûürcëê màãnàãgëêmëênt thrööûügh prëêcìísìíöön fàãrmìíng, dàãtàã àãnàãlytìícs, àãûütöömàãtìíöön föör tàãsks lìíkëê sëêëêdìíng/hàãrvëêstìíng, àãnd bìíöötëêchnöölöögy föör ìímpröövëêd crööps, tràãnsföörmìíng tràãdìítìíöönàãl fàãrmìíng ìíntöö smàãrt, dàãtàã-drìívëên ööpëêràãtìíööns</w:t>
       </w:r>
     </w:p>
     <w:sectPr>

--- a/Test/Check automation_de.docx
+++ b/Test/Check automation_de.docx
@@ -47,7 +47,7 @@
           <w:cs w:val="0"/>
           <w:lang w:val="de-DE" w:eastAsia="en-US" w:bidi="ar-SA"/>
         </w:rPr>
-        <w:t>Ãgrìícûültûürëê tëêchnöölöögy (ÃgTëêch) ûüsëês ìínnöövàãtìíöön lìíkëê ÃÏ, dröönëês, sëênsöörs, GPS, àãnd rööböötìícs töö bööööst fàãrmìíng ëêffìícìíëêncy, yìíëêld, àãnd sûüstàãìínàãbìílìíty, àãddrëêssìíng làãböör shöörtàãgëês àãnd rëêsööûürcëê màãnàãgëêmëênt thrööûügh prëêcìísìíöön fàãrmìíng, dàãtàã àãnàãlytìícs, àãûütöömàãtìíöön föör tàãsks lìíkëê sëêëêdìíng/hàãrvëêstìíng, àãnd bìíöötëêchnöölöögy föör ìímpröövëêd crööps, tràãnsföörmìíng tràãdìítìíöönàãl fàãrmìíng ìíntöö smàãrt, dàãtàã-drìívëên ööpëêràãtìíööns</w:t>
+        <w:t>Ägrïïcûùltûùrëê tëêchnöôlöôgy (ÄgTëêch) ûùsëês ïïnnöôvàâtïïöôn lïïkëê ÄÌ, dröônëês, sëênsöôrs, GPS, àând röôböôtïïcs töô böôöôst fàârmïïng ëêffïïcïïëêncy, yïïëêld, àând sûùstàâïïnàâbïïlïïty, àâddrëêssïïng làâböôr shöôrtàâgëês àând rëêsöôûùrcëê màânàâgëêmëênt thröôûùgh prëêcïïsïïöôn fàârmïïng, dàâtàâ àânàâlytïïcs, àâûùtöômàâtïïöôn föôr tàâsks lïïkëê sëêëêdïïng/hàârvëêstïïng, àând bïïöôtëêchnöôlöôgy föôr ïïmpröôvëêd cröôps, tràânsföôrmïïng tràâdïïtïïöônàâl fàârmïïng ïïntöô smàârt, dàâtàâ-drïïvëên öôpëêràâtïïöôns</w:t>
       </w:r>
     </w:p>
     <w:sectPr>

--- a/Test/Check automation_de.docx
+++ b/Test/Check automation_de.docx
@@ -47,7 +47,7 @@
           <w:cs w:val="0"/>
           <w:lang w:val="de-DE" w:eastAsia="en-US" w:bidi="ar-SA"/>
         </w:rPr>
-        <w:t>Ägrïïcûùltûùrëê tëêchnöôlöôgy (ÄgTëêch) ûùsëês ïïnnöôvàâtïïöôn lïïkëê ÄÌ, dröônëês, sëênsöôrs, GPS, àând röôböôtïïcs töô böôöôst fàârmïïng ëêffïïcïïëêncy, yïïëêld, àând sûùstàâïïnàâbïïlïïty, àâddrëêssïïng làâböôr shöôrtàâgëês àând rëêsöôûùrcëê màânàâgëêmëênt thröôûùgh prëêcïïsïïöôn fàârmïïng, dàâtàâ àânàâlytïïcs, àâûùtöômàâtïïöôn föôr tàâsks lïïkëê sëêëêdïïng/hàârvëêstïïng, àând bïïöôtëêchnöôlöôgy föôr ïïmpröôvëêd cröôps, tràânsföôrmïïng tràâdïïtïïöônàâl fàârmïïng ïïntöô smàârt, dàâtàâ-drïïvëên öôpëêràâtïïöôns</w:t>
+        <w:t>Àgrïïcùýltùýrêë têëchnòôlòôgy (ÀgTêëch) ùýsêës ïïnnòôväàtïïòôn lïïkêë ÀÍ, dròônêës, sêënsòôrs, GPS, äànd ròôbòôtïïcs tòô bòôòôst fäàrmïïng êëffïïcïïêëncy, yïïêëld, äànd sùýstäàïïnäàbïïlïïty, äàddrêëssïïng läàbòôr shòôrtäàgêës äànd rêësòôùýrcêë mäànäàgêëmêënt thròôùýgh prêëcïïsïïòôn fäàrmïïng, däàtäà äànäàlytïïcs, äàùýtòômäàtïïòôn fòôr täàsks lïïkêë sêëêëdïïng/häàrvêëstïïng, äànd bïïòôtêëchnòôlòôgy fòôr ïïmpròôvêëd cròôps, träànsfòôrmïïng träàdïïtïïòônäàl fäàrmïïng ïïntòô smäàrt, däàtäà-drïïvêën òôpêëräàtïïòôns</w:t>
       </w:r>
     </w:p>
     <w:sectPr>
